--- a/TBDshop.docx
+++ b/TBDshop.docx
@@ -1,6 +1,6 @@
 
 <file path=word/document.xml><?xml version="1.0" encoding="utf-8"?>
-<w:document xmlns:wpc="http://schemas.microsoft.com/office/word/2010/wordprocessingCanvas" xmlns:cx="http://schemas.microsoft.com/office/drawing/2014/chartex" xmlns:cx1="http://schemas.microsoft.com/office/drawing/2015/9/8/chartex" xmlns:cx2="http://schemas.microsoft.com/office/drawing/2015/10/21/chartex" xmlns:cx3="http://schemas.microsoft.com/office/drawing/2016/5/9/chartex" xmlns:cx4="http://schemas.microsoft.com/office/drawing/2016/5/10/chartex" xmlns:cx5="http://schemas.microsoft.com/office/drawing/2016/5/11/chartex" xmlns:cx6="http://schemas.microsoft.com/office/drawing/2016/5/12/chartex" xmlns:cx7="http://schemas.microsoft.com/office/drawing/2016/5/13/chartex" xmlns:cx8="http://schemas.microsoft.com/office/drawing/2016/5/14/chartex" xmlns:mc="http://schemas.openxmlformats.org/markup-compatibility/2006" xmlns:aink="http://schemas.microsoft.com/office/drawing/2016/ink" xmlns:am3d="http://schemas.microsoft.com/office/drawing/2017/model3d" xmlns:o="urn:schemas-microsoft-com:office:office" xmlns:r="http://schemas.openxmlformats.org/officeDocument/2006/relationships" xmlns:m="http://schemas.openxmlformats.org/officeDocument/2006/math" xmlns:v="urn:schemas-microsoft-com:vml" xmlns:wp14="http://schemas.microsoft.com/office/word/2010/wordprocessingDrawing" xmlns:wp="http://schemas.openxmlformats.org/drawingml/2006/wordprocessingDrawing" xmlns:w10="urn:schemas-microsoft-com:office:word" xmlns:w="http://schemas.openxmlformats.org/wordprocessingml/2006/main" xmlns:w14="http://schemas.microsoft.com/office/word/2010/wordml" xmlns:w15="http://schemas.microsoft.com/office/word/2012/wordml" xmlns:w16cex="http://schemas.microsoft.com/office/word/2018/wordml/cex" xmlns:w16cid="http://schemas.microsoft.com/office/word/2016/wordml/cid" xmlns:w16="http://schemas.microsoft.com/office/word/2018/wordml" xmlns:w16sdtdh="http://schemas.microsoft.com/office/word/2020/wordml/sdtdatahash" xmlns:w16se="http://schemas.microsoft.com/office/word/2015/wordml/symex" xmlns:wpg="http://schemas.microsoft.com/office/word/2010/wordprocessingGroup" xmlns:wpi="http://schemas.microsoft.com/office/word/2010/wordprocessingInk" xmlns:wne="http://schemas.microsoft.com/office/word/2006/wordml" xmlns:wps="http://schemas.microsoft.com/office/word/2010/wordprocessingShape" mc:Ignorable="w14 w15 w16se w16cid w16 w16cex w16sdtdh wp14">
+<w:document xmlns:wpc="http://schemas.microsoft.com/office/word/2010/wordprocessingCanvas" xmlns:cx="http://schemas.microsoft.com/office/drawing/2014/chartex" xmlns:cx1="http://schemas.microsoft.com/office/drawing/2015/9/8/chartex" xmlns:cx2="http://schemas.microsoft.com/office/drawing/2015/10/21/chartex" xmlns:cx3="http://schemas.microsoft.com/office/drawing/2016/5/9/chartex" xmlns:cx4="http://schemas.microsoft.com/office/drawing/2016/5/10/chartex" xmlns:cx5="http://schemas.microsoft.com/office/drawing/2016/5/11/chartex" xmlns:cx6="http://schemas.microsoft.com/office/drawing/2016/5/12/chartex" xmlns:cx7="http://schemas.microsoft.com/office/drawing/2016/5/13/chartex" xmlns:cx8="http://schemas.microsoft.com/office/drawing/2016/5/14/chartex" xmlns:mc="http://schemas.openxmlformats.org/markup-compatibility/2006" xmlns:aink="http://schemas.microsoft.com/office/drawing/2016/ink" xmlns:am3d="http://schemas.microsoft.com/office/drawing/2017/model3d" xmlns:o="urn:schemas-microsoft-com:office:office" xmlns:oel="http://schemas.microsoft.com/office/2019/extlst" xmlns:r="http://schemas.openxmlformats.org/officeDocument/2006/relationships" xmlns:m="http://schemas.openxmlformats.org/officeDocument/2006/math" xmlns:v="urn:schemas-microsoft-com:vml" xmlns:wp14="http://schemas.microsoft.com/office/word/2010/wordprocessingDrawing" xmlns:wp="http://schemas.openxmlformats.org/drawingml/2006/wordprocessingDrawing" xmlns:w10="urn:schemas-microsoft-com:office:word" xmlns:w="http://schemas.openxmlformats.org/wordprocessingml/2006/main" xmlns:w14="http://schemas.microsoft.com/office/word/2010/wordml" xmlns:w15="http://schemas.microsoft.com/office/word/2012/wordml" xmlns:w16cex="http://schemas.microsoft.com/office/word/2018/wordml/cex" xmlns:w16cid="http://schemas.microsoft.com/office/word/2016/wordml/cid" xmlns:w16="http://schemas.microsoft.com/office/word/2018/wordml" xmlns:w16du="http://schemas.microsoft.com/office/word/2023/wordml/word16du" xmlns:w16sdtdh="http://schemas.microsoft.com/office/word/2020/wordml/sdtdatahash" xmlns:w16sdtfl="http://schemas.microsoft.com/office/word/2024/wordml/sdtformatlock" xmlns:w16se="http://schemas.microsoft.com/office/word/2015/wordml/symex" xmlns:wpg="http://schemas.microsoft.com/office/word/2010/wordprocessingGroup" xmlns:wpi="http://schemas.microsoft.com/office/word/2010/wordprocessingInk" xmlns:wne="http://schemas.microsoft.com/office/word/2006/wordml" xmlns:wps="http://schemas.microsoft.com/office/word/2010/wordprocessingShape" mc:Ignorable="w14 w15 w16se w16cid w16 w16cex w16sdtdh w16sdtfl w16du wp14">
   <w:body>
     <w:p>
       <w:pPr>
@@ -255,23 +255,13 @@
           <w:szCs w:val="48"/>
         </w:rPr>
       </w:pPr>
-      <w:proofErr w:type="spellStart"/>
-      <w:r>
-        <w:rPr>
-          <w:rFonts w:ascii="Bahnschrift" w:hAnsi="Bahnschrift"/>
-          <w:sz w:val="48"/>
-          <w:szCs w:val="48"/>
-        </w:rPr>
-        <w:t>Chlebik</w:t>
-      </w:r>
-      <w:proofErr w:type="spellEnd"/>
-      <w:r>
-        <w:rPr>
-          <w:rFonts w:ascii="Bahnschrift" w:hAnsi="Bahnschrift"/>
-          <w:sz w:val="48"/>
-          <w:szCs w:val="48"/>
-        </w:rPr>
-        <w:t xml:space="preserve"> Krisztofer Benjámin</w:t>
+      <w:r>
+        <w:rPr>
+          <w:rFonts w:ascii="Bahnschrift" w:hAnsi="Bahnschrift"/>
+          <w:sz w:val="48"/>
+          <w:szCs w:val="48"/>
+        </w:rPr>
+        <w:t>Chlebik Krisztofer Benjámin</w:t>
       </w:r>
     </w:p>
     <w:p>
@@ -283,23 +273,13 @@
           <w:szCs w:val="48"/>
         </w:rPr>
       </w:pPr>
-      <w:proofErr w:type="spellStart"/>
-      <w:r>
-        <w:rPr>
-          <w:rFonts w:ascii="Bahnschrift" w:hAnsi="Bahnschrift"/>
-          <w:sz w:val="48"/>
-          <w:szCs w:val="48"/>
-        </w:rPr>
-        <w:t>Garaba</w:t>
-      </w:r>
-      <w:proofErr w:type="spellEnd"/>
-      <w:r>
-        <w:rPr>
-          <w:rFonts w:ascii="Bahnschrift" w:hAnsi="Bahnschrift"/>
-          <w:sz w:val="48"/>
-          <w:szCs w:val="48"/>
-        </w:rPr>
-        <w:t xml:space="preserve"> Kornél</w:t>
+      <w:r>
+        <w:rPr>
+          <w:rFonts w:ascii="Bahnschrift" w:hAnsi="Bahnschrift"/>
+          <w:sz w:val="48"/>
+          <w:szCs w:val="48"/>
+        </w:rPr>
+        <w:t>Garaba Kornél</w:t>
       </w:r>
     </w:p>
     <w:p>
@@ -347,7 +327,6 @@
                 <w:szCs w:val="28"/>
               </w:rPr>
             </w:pPr>
-            <w:proofErr w:type="spellStart"/>
             <w:r>
               <w:rPr>
                 <w:rFonts w:ascii="Bahnschrift" w:hAnsi="Bahnschrift"/>
@@ -357,18 +336,7 @@
                 <w:szCs w:val="28"/>
               </w:rPr>
               <w:lastRenderedPageBreak/>
-              <w:t>Chlebik</w:t>
-            </w:r>
-            <w:proofErr w:type="spellEnd"/>
-            <w:r>
-              <w:rPr>
-                <w:rFonts w:ascii="Bahnschrift" w:hAnsi="Bahnschrift"/>
-                <w:b/>
-                <w:bCs/>
-                <w:sz w:val="28"/>
-                <w:szCs w:val="28"/>
-              </w:rPr>
-              <w:t xml:space="preserve"> Krisztofer Benjámin</w:t>
+              <w:t>Chlebik Krisztofer Benjámin</w:t>
             </w:r>
           </w:p>
         </w:tc>
@@ -418,7 +386,6 @@
                 <w:szCs w:val="28"/>
               </w:rPr>
             </w:pPr>
-            <w:proofErr w:type="spellStart"/>
             <w:r>
               <w:rPr>
                 <w:rFonts w:ascii="Bahnschrift" w:hAnsi="Bahnschrift"/>
@@ -427,18 +394,7 @@
                 <w:sz w:val="28"/>
                 <w:szCs w:val="28"/>
               </w:rPr>
-              <w:t>Garaba</w:t>
-            </w:r>
-            <w:proofErr w:type="spellEnd"/>
-            <w:r>
-              <w:rPr>
-                <w:rFonts w:ascii="Bahnschrift" w:hAnsi="Bahnschrift"/>
-                <w:b/>
-                <w:bCs/>
-                <w:sz w:val="28"/>
-                <w:szCs w:val="28"/>
-              </w:rPr>
-              <w:t xml:space="preserve"> Kornél</w:t>
+              <w:t>Garaba Kornél</w:t>
             </w:r>
           </w:p>
         </w:tc>
@@ -575,7 +531,7 @@
         </w:rPr>
         <w:t xml:space="preserve">A projekt </w:t>
       </w:r>
-      <w:hyperlink r:id="rId5" w:history="1">
+      <w:hyperlink r:id="rId6" w:history="1">
         <w:r>
           <w:rPr>
             <w:rStyle w:val="Hiperhivatkozs"/>
@@ -699,43 +655,7 @@
           <w:sz w:val="40"/>
           <w:szCs w:val="40"/>
         </w:rPr>
-        <w:t xml:space="preserve">A projekt készítői random lettek generálva. Így a régebbi </w:t>
-      </w:r>
-      <w:proofErr w:type="spellStart"/>
-      <w:r>
-        <w:rPr>
-          <w:rFonts w:ascii="Bahnschrift" w:hAnsi="Bahnschrift"/>
-          <w:sz w:val="40"/>
-          <w:szCs w:val="40"/>
-        </w:rPr>
-        <w:t>NovelNest</w:t>
-      </w:r>
-      <w:proofErr w:type="spellEnd"/>
-      <w:r>
-        <w:rPr>
-          <w:rFonts w:ascii="Bahnschrift" w:hAnsi="Bahnschrift"/>
-          <w:sz w:val="40"/>
-          <w:szCs w:val="40"/>
-        </w:rPr>
-        <w:t xml:space="preserve"> című projektünk után </w:t>
-      </w:r>
-      <w:proofErr w:type="spellStart"/>
-      <w:r>
-        <w:rPr>
-          <w:rFonts w:ascii="Bahnschrift" w:hAnsi="Bahnschrift"/>
-          <w:sz w:val="40"/>
-          <w:szCs w:val="40"/>
-        </w:rPr>
-        <w:t>Rátkai</w:t>
-      </w:r>
-      <w:proofErr w:type="spellEnd"/>
-      <w:r>
-        <w:rPr>
-          <w:rFonts w:ascii="Bahnschrift" w:hAnsi="Bahnschrift"/>
-          <w:sz w:val="40"/>
-          <w:szCs w:val="40"/>
-        </w:rPr>
-        <w:t xml:space="preserve"> Krisztián korábbi projekttagunk másik csoportba került.</w:t>
+        <w:t>A projekt készítői random lettek generálva. Így a régebbi NovelNest című projektünk után Rátkai Krisztián korábbi projekttagunk másik csoportba került.</w:t>
       </w:r>
     </w:p>
     <w:p>
@@ -762,45 +682,23 @@
         </w:rPr>
         <w:t xml:space="preserve">iányzott </w:t>
       </w:r>
-      <w:proofErr w:type="spellStart"/>
-      <w:proofErr w:type="gramStart"/>
-      <w:r>
-        <w:rPr>
-          <w:rFonts w:ascii="Bahnschrift" w:hAnsi="Bahnschrift"/>
-          <w:b/>
-          <w:bCs/>
-          <w:sz w:val="40"/>
-          <w:szCs w:val="40"/>
-        </w:rPr>
-        <w:t>Garaba</w:t>
-      </w:r>
-      <w:proofErr w:type="spellEnd"/>
-      <w:r>
-        <w:rPr>
-          <w:rFonts w:ascii="Bahnschrift" w:hAnsi="Bahnschrift"/>
-          <w:b/>
-          <w:bCs/>
-          <w:sz w:val="40"/>
-          <w:szCs w:val="40"/>
-        </w:rPr>
-        <w:t xml:space="preserve"> Kornél</w:t>
-      </w:r>
-      <w:r>
-        <w:rPr>
-          <w:rFonts w:ascii="Bahnschrift" w:hAnsi="Bahnschrift"/>
-          <w:sz w:val="40"/>
-          <w:szCs w:val="40"/>
-        </w:rPr>
-        <w:t>,</w:t>
-      </w:r>
-      <w:proofErr w:type="gramEnd"/>
-      <w:r>
-        <w:rPr>
-          <w:rFonts w:ascii="Bahnschrift" w:hAnsi="Bahnschrift"/>
-          <w:sz w:val="40"/>
-          <w:szCs w:val="40"/>
-        </w:rPr>
-        <w:t xml:space="preserve"> és </w:t>
+      <w:r>
+        <w:rPr>
+          <w:rFonts w:ascii="Bahnschrift" w:hAnsi="Bahnschrift"/>
+          <w:b/>
+          <w:bCs/>
+          <w:sz w:val="40"/>
+          <w:szCs w:val="40"/>
+        </w:rPr>
+        <w:t>Garaba Kornél</w:t>
+      </w:r>
+      <w:r>
+        <w:rPr>
+          <w:rFonts w:ascii="Bahnschrift" w:hAnsi="Bahnschrift"/>
+          <w:sz w:val="40"/>
+          <w:szCs w:val="40"/>
+        </w:rPr>
+        <w:t xml:space="preserve">, és </w:t>
       </w:r>
       <w:r>
         <w:rPr>
@@ -873,25 +771,7 @@
           <w:sz w:val="40"/>
           <w:szCs w:val="40"/>
         </w:rPr>
-        <w:t xml:space="preserve">Nagy Álmos Botond elkezdte a webshop megtervezését, illetve a frontend fejlesztést, melyben segített </w:t>
-      </w:r>
-      <w:proofErr w:type="spellStart"/>
-      <w:r>
-        <w:rPr>
-          <w:rFonts w:ascii="Bahnschrift" w:hAnsi="Bahnschrift"/>
-          <w:sz w:val="40"/>
-          <w:szCs w:val="40"/>
-        </w:rPr>
-        <w:t>Garaba</w:t>
-      </w:r>
-      <w:proofErr w:type="spellEnd"/>
-      <w:r>
-        <w:rPr>
-          <w:rFonts w:ascii="Bahnschrift" w:hAnsi="Bahnschrift"/>
-          <w:sz w:val="40"/>
-          <w:szCs w:val="40"/>
-        </w:rPr>
-        <w:t xml:space="preserve"> Kornél.</w:t>
+        <w:t>Nagy Álmos Botond elkezdte a webshop megtervezését, illetve a frontend fejlesztést, melyben segített Garaba Kornél.</w:t>
       </w:r>
     </w:p>
     <w:p>
@@ -909,25 +789,7 @@
           <w:szCs w:val="40"/>
         </w:rPr>
         <w:lastRenderedPageBreak/>
-        <w:t xml:space="preserve">A harmadik órában Nagy Álmos Botond dokumentációt írt, </w:t>
-      </w:r>
-      <w:proofErr w:type="spellStart"/>
-      <w:r>
-        <w:rPr>
-          <w:rFonts w:ascii="Bahnschrift" w:hAnsi="Bahnschrift"/>
-          <w:sz w:val="40"/>
-          <w:szCs w:val="40"/>
-        </w:rPr>
-        <w:t>Garaba</w:t>
-      </w:r>
-      <w:proofErr w:type="spellEnd"/>
-      <w:r>
-        <w:rPr>
-          <w:rFonts w:ascii="Bahnschrift" w:hAnsi="Bahnschrift"/>
-          <w:sz w:val="40"/>
-          <w:szCs w:val="40"/>
-        </w:rPr>
-        <w:t xml:space="preserve"> Kornél pedig folytatta a frontend fejlesztését.</w:t>
+        <w:t>A harmadik órában Nagy Álmos Botond dokumentációt írt, Garaba Kornél pedig folytatta a frontend fejlesztését.</w:t>
       </w:r>
     </w:p>
     <w:p>
@@ -954,27 +816,15 @@
         </w:rPr>
         <w:t xml:space="preserve">iányzott </w:t>
       </w:r>
-      <w:proofErr w:type="spellStart"/>
-      <w:r>
-        <w:rPr>
-          <w:rFonts w:ascii="Bahnschrift" w:hAnsi="Bahnschrift"/>
-          <w:b/>
-          <w:bCs/>
-          <w:sz w:val="40"/>
-          <w:szCs w:val="40"/>
-        </w:rPr>
-        <w:t>Chlebik</w:t>
-      </w:r>
-      <w:proofErr w:type="spellEnd"/>
-      <w:r>
-        <w:rPr>
-          <w:rFonts w:ascii="Bahnschrift" w:hAnsi="Bahnschrift"/>
-          <w:b/>
-          <w:bCs/>
-          <w:sz w:val="40"/>
-          <w:szCs w:val="40"/>
-        </w:rPr>
-        <w:t xml:space="preserve"> Krisztofer</w:t>
+      <w:r>
+        <w:rPr>
+          <w:rFonts w:ascii="Bahnschrift" w:hAnsi="Bahnschrift"/>
+          <w:b/>
+          <w:bCs/>
+          <w:sz w:val="40"/>
+          <w:szCs w:val="40"/>
+        </w:rPr>
+        <w:t>Chlebik Krisztofer</w:t>
       </w:r>
       <w:r>
         <w:rPr>
@@ -1029,25 +879,7 @@
           <w:sz w:val="40"/>
           <w:szCs w:val="40"/>
         </w:rPr>
-        <w:t xml:space="preserve">Az első órában átbeszéltük a projektet és ennek a tovább haladását. </w:t>
-      </w:r>
-      <w:proofErr w:type="spellStart"/>
-      <w:r>
-        <w:rPr>
-          <w:rFonts w:ascii="Bahnschrift" w:hAnsi="Bahnschrift"/>
-          <w:sz w:val="40"/>
-          <w:szCs w:val="40"/>
-        </w:rPr>
-        <w:t>Chlebik</w:t>
-      </w:r>
-      <w:proofErr w:type="spellEnd"/>
-      <w:r>
-        <w:rPr>
-          <w:rFonts w:ascii="Bahnschrift" w:hAnsi="Bahnschrift"/>
-          <w:sz w:val="40"/>
-          <w:szCs w:val="40"/>
-        </w:rPr>
-        <w:t xml:space="preserve"> Krisztofer elkezdte </w:t>
+        <w:t xml:space="preserve">Az első órában átbeszéltük a projektet és ennek a tovább haladását. Chlebik Krisztofer elkezdte </w:t>
       </w:r>
       <w:r>
         <w:rPr>
@@ -1063,51 +895,15 @@
           <w:sz w:val="40"/>
           <w:szCs w:val="40"/>
         </w:rPr>
-        <w:t>írni a frontend-</w:t>
-      </w:r>
-      <w:proofErr w:type="spellStart"/>
-      <w:r>
-        <w:rPr>
-          <w:rFonts w:ascii="Bahnschrift" w:hAnsi="Bahnschrift"/>
-          <w:sz w:val="40"/>
-          <w:szCs w:val="40"/>
-        </w:rPr>
-        <w:t>et</w:t>
-      </w:r>
-      <w:proofErr w:type="spellEnd"/>
-      <w:r>
-        <w:rPr>
-          <w:rFonts w:ascii="Bahnschrift" w:hAnsi="Bahnschrift"/>
-          <w:sz w:val="40"/>
-          <w:szCs w:val="40"/>
-        </w:rPr>
-        <w:t xml:space="preserve"> PHP-ban, </w:t>
-      </w:r>
-      <w:r>
-        <w:rPr>
-          <w:rFonts w:ascii="Bahnschrift" w:hAnsi="Bahnschrift"/>
-          <w:sz w:val="40"/>
-          <w:szCs w:val="40"/>
-        </w:rPr>
-        <w:t xml:space="preserve">Nagy Álmos Botond folytatta a dokumentáció írását, míg </w:t>
-      </w:r>
-      <w:proofErr w:type="spellStart"/>
-      <w:r>
-        <w:rPr>
-          <w:rFonts w:ascii="Bahnschrift" w:hAnsi="Bahnschrift"/>
-          <w:sz w:val="40"/>
-          <w:szCs w:val="40"/>
-        </w:rPr>
-        <w:t>Garaba</w:t>
-      </w:r>
-      <w:proofErr w:type="spellEnd"/>
-      <w:r>
-        <w:rPr>
-          <w:rFonts w:ascii="Bahnschrift" w:hAnsi="Bahnschrift"/>
-          <w:sz w:val="40"/>
-          <w:szCs w:val="40"/>
-        </w:rPr>
-        <w:t xml:space="preserve"> Kornél további ötletekkel támogatta a projektet.</w:t>
+        <w:t xml:space="preserve">írni a frontend-et PHP-ban, </w:t>
+      </w:r>
+      <w:r>
+        <w:rPr>
+          <w:rFonts w:ascii="Bahnschrift" w:hAnsi="Bahnschrift"/>
+          <w:sz w:val="40"/>
+          <w:szCs w:val="40"/>
+        </w:rPr>
+        <w:t>Nagy Álmos Botond folytatta a dokumentáció írását, míg Garaba Kornél további ötletekkel támogatta a projektet.</w:t>
       </w:r>
     </w:p>
     <w:p>
@@ -1155,7 +951,7 @@
             <wp:effectExtent l="0" t="0" r="0" b="0"/>
             <wp:wrapNone/>
             <wp:docPr id="7" name="Kép 7">
-              <a:hlinkClick xmlns:a="http://schemas.openxmlformats.org/drawingml/2006/main" r:id="rId6"/>
+              <a:hlinkClick xmlns:a="http://schemas.openxmlformats.org/drawingml/2006/main" r:id="rId7"/>
             </wp:docPr>
             <wp:cNvGraphicFramePr>
               <a:graphicFrameLocks xmlns:a="http://schemas.openxmlformats.org/drawingml/2006/main" noChangeAspect="1"/>
@@ -1165,14 +961,14 @@
                 <pic:pic xmlns:pic="http://schemas.openxmlformats.org/drawingml/2006/picture">
                   <pic:nvPicPr>
                     <pic:cNvPr id="7" name="Kép 7">
-                      <a:hlinkClick r:id="rId6"/>
+                      <a:hlinkClick r:id="rId7"/>
                     </pic:cNvPr>
                     <pic:cNvPicPr>
                       <a:picLocks noChangeAspect="1" noChangeArrowheads="1"/>
                     </pic:cNvPicPr>
                   </pic:nvPicPr>
                   <pic:blipFill>
-                    <a:blip r:embed="rId7" cstate="print">
+                    <a:blip r:embed="rId8" cstate="print">
                       <a:extLst>
                         <a:ext uri="{28A0092B-C50C-407E-A947-70E740481C1C}">
                           <a14:useLocalDpi xmlns:a14="http://schemas.microsoft.com/office/drawing/2010/main" val="0"/>
@@ -1214,10 +1010,974 @@
       <w:pPr>
         <w:rPr>
           <w:rFonts w:ascii="Bahnschrift" w:hAnsi="Bahnschrift"/>
-          <w:sz w:val="40"/>
-          <w:szCs w:val="40"/>
-        </w:rPr>
-      </w:pPr>
+          <w:b/>
+          <w:bCs/>
+          <w:sz w:val="48"/>
+          <w:szCs w:val="48"/>
+        </w:rPr>
+      </w:pPr>
+      <w:r>
+        <w:rPr>
+          <w:rFonts w:ascii="Bahnschrift" w:hAnsi="Bahnschrift"/>
+          <w:b/>
+          <w:bCs/>
+          <w:sz w:val="48"/>
+          <w:szCs w:val="48"/>
+        </w:rPr>
+        <w:t>2026. 02. 20.</w:t>
+      </w:r>
+    </w:p>
+    <w:p>
+      <w:pPr>
+        <w:rPr>
+          <w:rFonts w:ascii="Bahnschrift" w:hAnsi="Bahnschrift"/>
+          <w:sz w:val="40"/>
+          <w:szCs w:val="40"/>
+        </w:rPr>
+      </w:pPr>
+      <w:r>
+        <w:rPr>
+          <w:rFonts w:ascii="Bahnschrift" w:hAnsi="Bahnschrift"/>
+          <w:sz w:val="40"/>
+          <w:szCs w:val="40"/>
+        </w:rPr>
+        <w:t>Az első órában áttekintettük a projektünk haladását, illetve elkészítettük az ikonját az oldalnak</w:t>
+      </w:r>
+      <w:r>
+        <w:rPr>
+          <w:rFonts w:ascii="Bahnschrift" w:hAnsi="Bahnschrift"/>
+          <w:sz w:val="40"/>
+          <w:szCs w:val="40"/>
+        </w:rPr>
+        <w:t>. Chlebik Krisztofer fejlesztette tovább a frontend-et és a backend-et,</w:t>
+      </w:r>
+      <w:r>
+        <w:rPr>
+          <w:rFonts w:ascii="Bahnschrift" w:hAnsi="Bahnschrift"/>
+          <w:sz w:val="40"/>
+          <w:szCs w:val="40"/>
+        </w:rPr>
+        <w:t xml:space="preserve"> ebben </w:t>
+      </w:r>
+      <w:r>
+        <w:rPr>
+          <w:rFonts w:ascii="Bahnschrift" w:hAnsi="Bahnschrift"/>
+          <w:sz w:val="40"/>
+          <w:szCs w:val="40"/>
+        </w:rPr>
+        <w:t xml:space="preserve">részben </w:t>
+      </w:r>
+      <w:r>
+        <w:rPr>
+          <w:rFonts w:ascii="Bahnschrift" w:hAnsi="Bahnschrift"/>
+          <w:sz w:val="40"/>
+          <w:szCs w:val="40"/>
+        </w:rPr>
+        <w:t>segített</w:t>
+      </w:r>
+      <w:r>
+        <w:rPr>
+          <w:rFonts w:ascii="Bahnschrift" w:hAnsi="Bahnschrift"/>
+          <w:sz w:val="40"/>
+          <w:szCs w:val="40"/>
+        </w:rPr>
+        <w:t xml:space="preserve"> Nagy Álmos Botond. </w:t>
+      </w:r>
+      <w:r>
+        <w:rPr>
+          <w:rFonts w:ascii="Bahnschrift" w:hAnsi="Bahnschrift"/>
+          <w:sz w:val="40"/>
+          <w:szCs w:val="40"/>
+        </w:rPr>
+        <w:t>Az egyik új feature, hogy a webshop üdvözlő oldalán 3 hirdetés hero-képet autoplay-ben jelenít meg, az autoplay megáll, ha a felhasználó az egeret az autoplay-t jelző pontok egyike felé húzza.</w:t>
+      </w:r>
+    </w:p>
+    <w:p>
+      <w:pPr>
+        <w:rPr>
+          <w:rFonts w:ascii="Bahnschrift" w:hAnsi="Bahnschrift"/>
+          <w:sz w:val="40"/>
+          <w:szCs w:val="40"/>
+        </w:rPr>
+      </w:pPr>
+      <w:r>
+        <w:rPr>
+          <w:rFonts w:ascii="Bahnschrift" w:hAnsi="Bahnschrift"/>
+          <w:sz w:val="40"/>
+          <w:szCs w:val="40"/>
+        </w:rPr>
+        <w:lastRenderedPageBreak/>
+        <w:t xml:space="preserve">Emellett Nagy Álmos Botond dokumentációt írt. Garaba Kornél dizájnt készített. </w:t>
+      </w:r>
+    </w:p>
+    <w:p>
+      <w:pPr>
+        <w:rPr>
+          <w:rFonts w:ascii="Bahnschrift" w:hAnsi="Bahnschrift"/>
+          <w:sz w:val="40"/>
+          <w:szCs w:val="40"/>
+        </w:rPr>
+      </w:pPr>
+      <w:r>
+        <w:rPr>
+          <w:rFonts w:ascii="Bahnschrift" w:hAnsi="Bahnschrift"/>
+          <w:sz w:val="40"/>
+          <w:szCs w:val="40"/>
+        </w:rPr>
+        <w:t>Az óráról ismét senki se hiányzott.</w:t>
+      </w:r>
+    </w:p>
+    <w:p>
+      <w:pPr>
+        <w:rPr>
+          <w:rFonts w:ascii="Bahnschrift" w:hAnsi="Bahnschrift"/>
+          <w:sz w:val="40"/>
+          <w:szCs w:val="40"/>
+        </w:rPr>
+      </w:pPr>
+    </w:p>
+    <w:tbl>
+      <w:tblPr>
+        <w:tblStyle w:val="Rcsostblzat"/>
+        <w:tblW w:w="10556" w:type="dxa"/>
+        <w:tblInd w:w="-668" w:type="dxa"/>
+        <w:tblLook w:val="04A0" w:firstRow="1" w:lastRow="0" w:firstColumn="1" w:lastColumn="0" w:noHBand="0" w:noVBand="1"/>
+      </w:tblPr>
+      <w:tblGrid>
+        <w:gridCol w:w="2000"/>
+        <w:gridCol w:w="2892"/>
+        <w:gridCol w:w="2772"/>
+        <w:gridCol w:w="2892"/>
+      </w:tblGrid>
+      <w:tr>
+        <w:tc>
+          <w:tcPr>
+            <w:tcW w:w="2000" w:type="dxa"/>
+          </w:tcPr>
+          <w:p>
+            <w:pPr>
+              <w:jc w:val="center"/>
+              <w:rPr>
+                <w:rFonts w:ascii="Bahnschrift" w:hAnsi="Bahnschrift"/>
+                <w:sz w:val="40"/>
+                <w:szCs w:val="40"/>
+              </w:rPr>
+            </w:pPr>
+          </w:p>
+        </w:tc>
+        <w:tc>
+          <w:tcPr>
+            <w:tcW w:w="2892" w:type="dxa"/>
+          </w:tcPr>
+          <w:p>
+            <w:pPr>
+              <w:jc w:val="center"/>
+              <w:rPr>
+                <w:rFonts w:ascii="Bahnschrift" w:hAnsi="Bahnschrift"/>
+                <w:sz w:val="40"/>
+                <w:szCs w:val="40"/>
+              </w:rPr>
+            </w:pPr>
+            <w:r>
+              <w:rPr>
+                <w:rFonts w:ascii="Bahnschrift" w:hAnsi="Bahnschrift"/>
+                <w:sz w:val="40"/>
+                <w:szCs w:val="40"/>
+              </w:rPr>
+              <w:t>1. óra</w:t>
+            </w:r>
+          </w:p>
+        </w:tc>
+        <w:tc>
+          <w:tcPr>
+            <w:tcW w:w="2772" w:type="dxa"/>
+          </w:tcPr>
+          <w:p>
+            <w:pPr>
+              <w:jc w:val="center"/>
+              <w:rPr>
+                <w:rFonts w:ascii="Bahnschrift" w:hAnsi="Bahnschrift"/>
+                <w:sz w:val="40"/>
+                <w:szCs w:val="40"/>
+              </w:rPr>
+            </w:pPr>
+            <w:r>
+              <w:rPr>
+                <w:rFonts w:ascii="Bahnschrift" w:hAnsi="Bahnschrift"/>
+                <w:sz w:val="40"/>
+                <w:szCs w:val="40"/>
+              </w:rPr>
+              <w:t>2. óra</w:t>
+            </w:r>
+          </w:p>
+        </w:tc>
+        <w:tc>
+          <w:tcPr>
+            <w:tcW w:w="2892" w:type="dxa"/>
+          </w:tcPr>
+          <w:p>
+            <w:pPr>
+              <w:jc w:val="center"/>
+              <w:rPr>
+                <w:rFonts w:ascii="Bahnschrift" w:hAnsi="Bahnschrift"/>
+                <w:sz w:val="40"/>
+                <w:szCs w:val="40"/>
+              </w:rPr>
+            </w:pPr>
+            <w:r>
+              <w:rPr>
+                <w:rFonts w:ascii="Bahnschrift" w:hAnsi="Bahnschrift"/>
+                <w:sz w:val="40"/>
+                <w:szCs w:val="40"/>
+              </w:rPr>
+              <w:t>3. óra</w:t>
+            </w:r>
+          </w:p>
+        </w:tc>
+      </w:tr>
+      <w:tr>
+        <w:tc>
+          <w:tcPr>
+            <w:tcW w:w="2000" w:type="dxa"/>
+          </w:tcPr>
+          <w:p>
+            <w:pPr>
+              <w:jc w:val="center"/>
+              <w:rPr>
+                <w:rFonts w:ascii="Bahnschrift" w:hAnsi="Bahnschrift"/>
+                <w:sz w:val="40"/>
+                <w:szCs w:val="40"/>
+              </w:rPr>
+            </w:pPr>
+            <w:r>
+              <w:rPr>
+                <w:rFonts w:ascii="Bahnschrift" w:hAnsi="Bahnschrift"/>
+                <w:sz w:val="40"/>
+                <w:szCs w:val="40"/>
+              </w:rPr>
+              <w:t>Chlebik Krisztofer Benjámin</w:t>
+            </w:r>
+          </w:p>
+        </w:tc>
+        <w:tc>
+          <w:tcPr>
+            <w:tcW w:w="5664" w:type="dxa"/>
+            <w:gridSpan w:val="2"/>
+          </w:tcPr>
+          <w:p>
+            <w:pPr>
+              <w:jc w:val="center"/>
+              <w:rPr>
+                <w:rFonts w:ascii="Bahnschrift" w:hAnsi="Bahnschrift"/>
+                <w:sz w:val="40"/>
+                <w:szCs w:val="40"/>
+              </w:rPr>
+            </w:pPr>
+            <w:r>
+              <w:rPr>
+                <w:rFonts w:ascii="Bahnschrift" w:hAnsi="Bahnschrift"/>
+                <w:sz w:val="40"/>
+                <w:szCs w:val="40"/>
+              </w:rPr>
+              <w:t>Autoplay funkció megvalósítása, hero képek, favicon készítés,</w:t>
+            </w:r>
+          </w:p>
+        </w:tc>
+        <w:tc>
+          <w:tcPr>
+            <w:tcW w:w="2892" w:type="dxa"/>
+          </w:tcPr>
+          <w:p>
+            <w:pPr>
+              <w:jc w:val="center"/>
+              <w:rPr>
+                <w:rFonts w:ascii="Bahnschrift" w:hAnsi="Bahnschrift"/>
+                <w:sz w:val="40"/>
+                <w:szCs w:val="40"/>
+              </w:rPr>
+            </w:pPr>
+            <w:r>
+              <w:rPr>
+                <w:rFonts w:ascii="Bahnschrift" w:hAnsi="Bahnschrift"/>
+                <w:sz w:val="40"/>
+                <w:szCs w:val="40"/>
+              </w:rPr>
+              <w:t>SQL adatbázis, keresés funkció megvalósítása,</w:t>
+            </w:r>
+          </w:p>
+        </w:tc>
+      </w:tr>
+      <w:tr>
+        <w:tc>
+          <w:tcPr>
+            <w:tcW w:w="2000" w:type="dxa"/>
+          </w:tcPr>
+          <w:p>
+            <w:pPr>
+              <w:jc w:val="center"/>
+              <w:rPr>
+                <w:rFonts w:ascii="Bahnschrift" w:hAnsi="Bahnschrift"/>
+                <w:sz w:val="40"/>
+                <w:szCs w:val="40"/>
+              </w:rPr>
+            </w:pPr>
+            <w:r>
+              <w:rPr>
+                <w:rFonts w:ascii="Bahnschrift" w:hAnsi="Bahnschrift"/>
+                <w:sz w:val="40"/>
+                <w:szCs w:val="40"/>
+              </w:rPr>
+              <w:t>Garaba Kornél</w:t>
+            </w:r>
+          </w:p>
+        </w:tc>
+        <w:tc>
+          <w:tcPr>
+            <w:tcW w:w="8556" w:type="dxa"/>
+            <w:gridSpan w:val="3"/>
+          </w:tcPr>
+          <w:p>
+            <w:pPr>
+              <w:jc w:val="center"/>
+              <w:rPr>
+                <w:rFonts w:ascii="Bahnschrift" w:hAnsi="Bahnschrift"/>
+                <w:sz w:val="40"/>
+                <w:szCs w:val="40"/>
+              </w:rPr>
+            </w:pPr>
+          </w:p>
+        </w:tc>
+      </w:tr>
+      <w:tr>
+        <w:tc>
+          <w:tcPr>
+            <w:tcW w:w="2000" w:type="dxa"/>
+          </w:tcPr>
+          <w:p>
+            <w:pPr>
+              <w:jc w:val="center"/>
+              <w:rPr>
+                <w:rFonts w:ascii="Bahnschrift" w:hAnsi="Bahnschrift"/>
+                <w:sz w:val="40"/>
+                <w:szCs w:val="40"/>
+              </w:rPr>
+            </w:pPr>
+            <w:r>
+              <w:rPr>
+                <w:rFonts w:ascii="Bahnschrift" w:hAnsi="Bahnschrift"/>
+                <w:sz w:val="40"/>
+                <w:szCs w:val="40"/>
+              </w:rPr>
+              <w:t>Nagy Álmos Botond</w:t>
+            </w:r>
+          </w:p>
+        </w:tc>
+        <w:tc>
+          <w:tcPr>
+            <w:tcW w:w="5664" w:type="dxa"/>
+            <w:gridSpan w:val="2"/>
+          </w:tcPr>
+          <w:p>
+            <w:pPr>
+              <w:jc w:val="center"/>
+              <w:rPr>
+                <w:rFonts w:ascii="Bahnschrift" w:hAnsi="Bahnschrift"/>
+                <w:sz w:val="40"/>
+                <w:szCs w:val="40"/>
+              </w:rPr>
+            </w:pPr>
+            <w:r>
+              <w:rPr>
+                <w:rFonts w:ascii="Bahnschrift" w:hAnsi="Bahnschrift"/>
+                <w:sz w:val="40"/>
+                <w:szCs w:val="40"/>
+              </w:rPr>
+              <w:t>Dokumentáció írása, favicon készítés, layout tervezés, design készítés</w:t>
+            </w:r>
+          </w:p>
+          <w:p>
+            <w:pPr>
+              <w:jc w:val="center"/>
+              <w:rPr>
+                <w:rFonts w:ascii="Bahnschrift" w:hAnsi="Bahnschrift"/>
+                <w:sz w:val="40"/>
+                <w:szCs w:val="40"/>
+              </w:rPr>
+            </w:pPr>
+            <w:r>
+              <w:rPr>
+                <w:rFonts w:ascii="Bahnschrift" w:hAnsi="Bahnschrift"/>
+                <w:sz w:val="40"/>
+                <w:szCs w:val="40"/>
+              </w:rPr>
+              <w:t>Dokumentáció írása</w:t>
+            </w:r>
+          </w:p>
+        </w:tc>
+        <w:tc>
+          <w:tcPr>
+            <w:tcW w:w="2892" w:type="dxa"/>
+          </w:tcPr>
+          <w:p>
+            <w:pPr>
+              <w:jc w:val="center"/>
+              <w:rPr>
+                <w:rFonts w:ascii="Bahnschrift" w:hAnsi="Bahnschrift"/>
+                <w:sz w:val="40"/>
+                <w:szCs w:val="40"/>
+              </w:rPr>
+            </w:pPr>
+            <w:r>
+              <w:rPr>
+                <w:rFonts w:ascii="Bahnschrift" w:hAnsi="Bahnschrift"/>
+                <w:sz w:val="40"/>
+                <w:szCs w:val="40"/>
+              </w:rPr>
+              <w:t>Dokumentáció formázása, újraírása</w:t>
+            </w:r>
+          </w:p>
+        </w:tc>
+      </w:tr>
+    </w:tbl>
+    <w:p>
+      <w:pPr>
+        <w:rPr>
+          <w:rFonts w:ascii="Bahnschrift" w:hAnsi="Bahnschrift"/>
+          <w:sz w:val="40"/>
+          <w:szCs w:val="40"/>
+        </w:rPr>
+      </w:pPr>
+    </w:p>
+    <w:p>
+      <w:pPr>
+        <w:rPr>
+          <w:rFonts w:ascii="Bahnschrift" w:hAnsi="Bahnschrift"/>
+          <w:sz w:val="40"/>
+          <w:szCs w:val="40"/>
+        </w:rPr>
+      </w:pPr>
+    </w:p>
+    <w:p>
+      <w:pPr>
+        <w:rPr>
+          <w:rFonts w:ascii="Bahnschrift" w:hAnsi="Bahnschrift"/>
+          <w:b/>
+          <w:bCs/>
+          <w:sz w:val="48"/>
+          <w:szCs w:val="48"/>
+        </w:rPr>
+      </w:pPr>
+    </w:p>
+    <w:p>
+      <w:pPr>
+        <w:rPr>
+          <w:rFonts w:ascii="Bahnschrift" w:hAnsi="Bahnschrift"/>
+          <w:b/>
+          <w:bCs/>
+          <w:sz w:val="48"/>
+          <w:szCs w:val="48"/>
+        </w:rPr>
+      </w:pPr>
+    </w:p>
+    <w:p>
+      <w:pPr>
+        <w:rPr>
+          <w:rFonts w:ascii="Bahnschrift" w:hAnsi="Bahnschrift"/>
+          <w:b/>
+          <w:bCs/>
+          <w:sz w:val="48"/>
+          <w:szCs w:val="48"/>
+        </w:rPr>
+      </w:pPr>
+    </w:p>
+    <w:p>
+      <w:pPr>
+        <w:rPr>
+          <w:rFonts w:ascii="Bahnschrift" w:hAnsi="Bahnschrift"/>
+          <w:b/>
+          <w:bCs/>
+          <w:sz w:val="48"/>
+          <w:szCs w:val="48"/>
+        </w:rPr>
+      </w:pPr>
+    </w:p>
+    <w:p>
+      <w:pPr>
+        <w:rPr>
+          <w:rFonts w:ascii="Bahnschrift" w:hAnsi="Bahnschrift"/>
+          <w:b/>
+          <w:bCs/>
+          <w:sz w:val="48"/>
+          <w:szCs w:val="48"/>
+        </w:rPr>
+      </w:pPr>
+    </w:p>
+    <w:p>
+      <w:pPr>
+        <w:rPr>
+          <w:rFonts w:ascii="Bahnschrift" w:hAnsi="Bahnschrift"/>
+          <w:b/>
+          <w:bCs/>
+          <w:sz w:val="48"/>
+          <w:szCs w:val="48"/>
+        </w:rPr>
+      </w:pPr>
+    </w:p>
+    <w:p>
+      <w:pPr>
+        <w:rPr>
+          <w:rFonts w:ascii="Bahnschrift" w:hAnsi="Bahnschrift"/>
+          <w:b/>
+          <w:bCs/>
+          <w:sz w:val="48"/>
+          <w:szCs w:val="48"/>
+        </w:rPr>
+      </w:pPr>
+      <w:r>
+        <w:rPr>
+          <w:rFonts w:ascii="Bahnschrift" w:hAnsi="Bahnschrift"/>
+          <w:b/>
+          <w:bCs/>
+          <w:sz w:val="48"/>
+          <w:szCs w:val="48"/>
+        </w:rPr>
+        <w:lastRenderedPageBreak/>
+        <w:t>2026. 0</w:t>
+      </w:r>
+      <w:r>
+        <w:rPr>
+          <w:rFonts w:ascii="Bahnschrift" w:hAnsi="Bahnschrift"/>
+          <w:b/>
+          <w:bCs/>
+          <w:sz w:val="48"/>
+          <w:szCs w:val="48"/>
+        </w:rPr>
+        <w:t>3</w:t>
+      </w:r>
+      <w:r>
+        <w:rPr>
+          <w:rFonts w:ascii="Bahnschrift" w:hAnsi="Bahnschrift"/>
+          <w:b/>
+          <w:bCs/>
+          <w:sz w:val="48"/>
+          <w:szCs w:val="48"/>
+        </w:rPr>
+        <w:t>. 06.</w:t>
+      </w:r>
+    </w:p>
+    <w:p>
+      <w:pPr>
+        <w:rPr>
+          <w:rFonts w:ascii="Bahnschrift" w:hAnsi="Bahnschrift"/>
+          <w:sz w:val="40"/>
+          <w:szCs w:val="40"/>
+        </w:rPr>
+      </w:pPr>
+      <w:r>
+        <w:rPr>
+          <w:rFonts w:ascii="Bahnschrift" w:hAnsi="Bahnschrift"/>
+          <w:sz w:val="40"/>
+          <w:szCs w:val="40"/>
+        </w:rPr>
+        <w:t xml:space="preserve">Az </w:t>
+      </w:r>
+      <w:r>
+        <w:rPr>
+          <w:rFonts w:ascii="Bahnschrift" w:hAnsi="Bahnschrift"/>
+          <w:sz w:val="40"/>
+          <w:szCs w:val="40"/>
+        </w:rPr>
+        <w:t xml:space="preserve">pénteki tripla óráról Chlebik Krisztofer Benjámin </w:t>
+      </w:r>
+      <w:r>
+        <w:rPr>
+          <w:rFonts w:ascii="Bahnschrift" w:hAnsi="Bahnschrift"/>
+          <w:sz w:val="40"/>
+          <w:szCs w:val="40"/>
+        </w:rPr>
+        <w:t>hiányzott.</w:t>
+      </w:r>
+    </w:p>
+    <w:tbl>
+      <w:tblPr>
+        <w:tblStyle w:val="Rcsostblzat"/>
+        <w:tblpPr w:leftFromText="180" w:rightFromText="180" w:vertAnchor="text" w:horzAnchor="margin" w:tblpXSpec="center" w:tblpY="478"/>
+        <w:tblW w:w="9566" w:type="dxa"/>
+        <w:tblLook w:val="04A0" w:firstRow="1" w:lastRow="0" w:firstColumn="1" w:lastColumn="0" w:noHBand="0" w:noVBand="1"/>
+      </w:tblPr>
+      <w:tblGrid>
+        <w:gridCol w:w="1822"/>
+        <w:gridCol w:w="3126"/>
+        <w:gridCol w:w="93"/>
+        <w:gridCol w:w="3174"/>
+        <w:gridCol w:w="2622"/>
+      </w:tblGrid>
+      <w:tr>
+        <w:trPr>
+          <w:trHeight w:val="283"/>
+        </w:trPr>
+        <w:tc>
+          <w:tcPr>
+            <w:tcW w:w="1612" w:type="dxa"/>
+            <w:vAlign w:val="center"/>
+          </w:tcPr>
+          <w:p>
+            <w:pPr>
+              <w:jc w:val="center"/>
+              <w:rPr>
+                <w:rFonts w:ascii="Bahnschrift" w:hAnsi="Bahnschrift"/>
+                <w:sz w:val="36"/>
+                <w:szCs w:val="36"/>
+              </w:rPr>
+            </w:pPr>
+          </w:p>
+        </w:tc>
+        <w:tc>
+          <w:tcPr>
+            <w:tcW w:w="2835" w:type="dxa"/>
+            <w:gridSpan w:val="2"/>
+            <w:vAlign w:val="center"/>
+          </w:tcPr>
+          <w:p>
+            <w:pPr>
+              <w:jc w:val="center"/>
+              <w:rPr>
+                <w:rFonts w:ascii="Bahnschrift" w:hAnsi="Bahnschrift"/>
+                <w:sz w:val="36"/>
+                <w:szCs w:val="36"/>
+              </w:rPr>
+            </w:pPr>
+            <w:r>
+              <w:rPr>
+                <w:rFonts w:ascii="Bahnschrift" w:hAnsi="Bahnschrift"/>
+                <w:sz w:val="36"/>
+                <w:szCs w:val="36"/>
+              </w:rPr>
+              <w:t>1. óra</w:t>
+            </w:r>
+          </w:p>
+        </w:tc>
+        <w:tc>
+          <w:tcPr>
+            <w:tcW w:w="2817" w:type="dxa"/>
+            <w:vAlign w:val="center"/>
+          </w:tcPr>
+          <w:p>
+            <w:pPr>
+              <w:jc w:val="center"/>
+              <w:rPr>
+                <w:rFonts w:ascii="Bahnschrift" w:hAnsi="Bahnschrift"/>
+                <w:sz w:val="36"/>
+                <w:szCs w:val="36"/>
+              </w:rPr>
+            </w:pPr>
+            <w:r>
+              <w:rPr>
+                <w:rFonts w:ascii="Bahnschrift" w:hAnsi="Bahnschrift"/>
+                <w:sz w:val="36"/>
+                <w:szCs w:val="36"/>
+              </w:rPr>
+              <w:t>2. óra</w:t>
+            </w:r>
+          </w:p>
+        </w:tc>
+        <w:tc>
+          <w:tcPr>
+            <w:tcW w:w="2301" w:type="dxa"/>
+            <w:vAlign w:val="center"/>
+          </w:tcPr>
+          <w:p>
+            <w:pPr>
+              <w:jc w:val="center"/>
+              <w:rPr>
+                <w:rFonts w:ascii="Bahnschrift" w:hAnsi="Bahnschrift"/>
+                <w:sz w:val="36"/>
+                <w:szCs w:val="36"/>
+              </w:rPr>
+            </w:pPr>
+            <w:r>
+              <w:rPr>
+                <w:rFonts w:ascii="Bahnschrift" w:hAnsi="Bahnschrift"/>
+                <w:sz w:val="36"/>
+                <w:szCs w:val="36"/>
+              </w:rPr>
+              <w:t>3. óra</w:t>
+            </w:r>
+          </w:p>
+        </w:tc>
+      </w:tr>
+      <w:tr>
+        <w:trPr>
+          <w:trHeight w:val="874"/>
+        </w:trPr>
+        <w:tc>
+          <w:tcPr>
+            <w:tcW w:w="1612" w:type="dxa"/>
+            <w:vAlign w:val="center"/>
+          </w:tcPr>
+          <w:p>
+            <w:pPr>
+              <w:jc w:val="center"/>
+              <w:rPr>
+                <w:rFonts w:ascii="Bahnschrift" w:hAnsi="Bahnschrift"/>
+                <w:sz w:val="36"/>
+                <w:szCs w:val="36"/>
+              </w:rPr>
+            </w:pPr>
+            <w:r>
+              <w:rPr>
+                <w:rFonts w:ascii="Bahnschrift" w:hAnsi="Bahnschrift"/>
+                <w:sz w:val="36"/>
+                <w:szCs w:val="36"/>
+              </w:rPr>
+              <w:t>Chlebik Krisztofer Benjámin</w:t>
+            </w:r>
+          </w:p>
+        </w:tc>
+        <w:tc>
+          <w:tcPr>
+            <w:tcW w:w="7954" w:type="dxa"/>
+            <w:gridSpan w:val="4"/>
+            <w:vAlign w:val="center"/>
+          </w:tcPr>
+          <w:p>
+            <w:pPr>
+              <w:jc w:val="center"/>
+              <w:rPr>
+                <w:rFonts w:ascii="Bahnschrift" w:hAnsi="Bahnschrift"/>
+                <w:sz w:val="36"/>
+                <w:szCs w:val="36"/>
+              </w:rPr>
+            </w:pPr>
+            <w:r>
+              <w:rPr>
+                <w:rFonts w:ascii="Bahnschrift" w:hAnsi="Bahnschrift"/>
+                <w:sz w:val="36"/>
+                <w:szCs w:val="36"/>
+              </w:rPr>
+              <w:t>(hiányos munka, hiányzás miatt)</w:t>
+            </w:r>
+          </w:p>
+        </w:tc>
+      </w:tr>
+      <w:tr>
+        <w:trPr>
+          <w:trHeight w:val="579"/>
+        </w:trPr>
+        <w:tc>
+          <w:tcPr>
+            <w:tcW w:w="1612" w:type="dxa"/>
+            <w:vAlign w:val="center"/>
+          </w:tcPr>
+          <w:p>
+            <w:pPr>
+              <w:jc w:val="center"/>
+              <w:rPr>
+                <w:rFonts w:ascii="Bahnschrift" w:hAnsi="Bahnschrift"/>
+                <w:sz w:val="36"/>
+                <w:szCs w:val="36"/>
+              </w:rPr>
+            </w:pPr>
+            <w:r>
+              <w:rPr>
+                <w:rFonts w:ascii="Bahnschrift" w:hAnsi="Bahnschrift"/>
+                <w:sz w:val="36"/>
+                <w:szCs w:val="36"/>
+              </w:rPr>
+              <w:t>Garaba Kornél</w:t>
+            </w:r>
+          </w:p>
+        </w:tc>
+        <w:tc>
+          <w:tcPr>
+            <w:tcW w:w="7954" w:type="dxa"/>
+            <w:gridSpan w:val="4"/>
+            <w:vAlign w:val="center"/>
+          </w:tcPr>
+          <w:p>
+            <w:pPr>
+              <w:jc w:val="center"/>
+              <w:rPr>
+                <w:rFonts w:ascii="Bahnschrift" w:hAnsi="Bahnschrift"/>
+                <w:sz w:val="36"/>
+                <w:szCs w:val="36"/>
+              </w:rPr>
+            </w:pPr>
+            <w:r>
+              <w:rPr>
+                <w:rFonts w:ascii="Bahnschrift" w:hAnsi="Bahnschrift"/>
+                <w:sz w:val="36"/>
+                <w:szCs w:val="36"/>
+              </w:rPr>
+              <w:t>(hiányos munka)</w:t>
+            </w:r>
+          </w:p>
+        </w:tc>
+      </w:tr>
+      <w:tr>
+        <w:trPr>
+          <w:trHeight w:val="1444"/>
+        </w:trPr>
+        <w:tc>
+          <w:tcPr>
+            <w:tcW w:w="1612" w:type="dxa"/>
+            <w:vAlign w:val="center"/>
+          </w:tcPr>
+          <w:p>
+            <w:pPr>
+              <w:jc w:val="center"/>
+              <w:rPr>
+                <w:rFonts w:ascii="Bahnschrift" w:hAnsi="Bahnschrift"/>
+                <w:sz w:val="36"/>
+                <w:szCs w:val="36"/>
+              </w:rPr>
+            </w:pPr>
+            <w:r>
+              <w:rPr>
+                <w:rFonts w:ascii="Bahnschrift" w:hAnsi="Bahnschrift"/>
+                <w:sz w:val="36"/>
+                <w:szCs w:val="36"/>
+              </w:rPr>
+              <w:t>Nagy Álmos Botond</w:t>
+            </w:r>
+          </w:p>
+        </w:tc>
+        <w:tc>
+          <w:tcPr>
+            <w:tcW w:w="2735" w:type="dxa"/>
+            <w:vAlign w:val="center"/>
+          </w:tcPr>
+          <w:p>
+            <w:pPr>
+              <w:jc w:val="center"/>
+              <w:rPr>
+                <w:rFonts w:ascii="Bahnschrift" w:hAnsi="Bahnschrift"/>
+                <w:sz w:val="36"/>
+                <w:szCs w:val="36"/>
+              </w:rPr>
+            </w:pPr>
+            <w:r>
+              <w:rPr>
+                <w:rFonts w:ascii="Bahnschrift" w:hAnsi="Bahnschrift"/>
+                <w:sz w:val="36"/>
+                <w:szCs w:val="36"/>
+              </w:rPr>
+              <w:t>Stripe fizetési rendszer</w:t>
+            </w:r>
+          </w:p>
+          <w:p>
+            <w:pPr>
+              <w:jc w:val="center"/>
+              <w:rPr>
+                <w:rFonts w:ascii="Bahnschrift" w:hAnsi="Bahnschrift"/>
+                <w:sz w:val="36"/>
+                <w:szCs w:val="36"/>
+              </w:rPr>
+            </w:pPr>
+            <w:r>
+              <w:rPr>
+                <w:rFonts w:ascii="Bahnschrift" w:hAnsi="Bahnschrift"/>
+                <w:sz w:val="36"/>
+                <w:szCs w:val="36"/>
+              </w:rPr>
+              <w:t>PHP-ban való megvalósításának</w:t>
+            </w:r>
+          </w:p>
+          <w:p>
+            <w:pPr>
+              <w:jc w:val="center"/>
+              <w:rPr>
+                <w:rFonts w:ascii="Bahnschrift" w:hAnsi="Bahnschrift"/>
+                <w:sz w:val="36"/>
+                <w:szCs w:val="36"/>
+              </w:rPr>
+            </w:pPr>
+            <w:r>
+              <w:rPr>
+                <w:rFonts w:ascii="Bahnschrift" w:hAnsi="Bahnschrift"/>
+                <w:sz w:val="36"/>
+                <w:szCs w:val="36"/>
+              </w:rPr>
+              <w:t>átgondolása</w:t>
+            </w:r>
+          </w:p>
+        </w:tc>
+        <w:tc>
+          <w:tcPr>
+            <w:tcW w:w="2917" w:type="dxa"/>
+            <w:gridSpan w:val="2"/>
+            <w:vAlign w:val="center"/>
+          </w:tcPr>
+          <w:p>
+            <w:pPr>
+              <w:jc w:val="center"/>
+              <w:rPr>
+                <w:rFonts w:ascii="Bahnschrift" w:hAnsi="Bahnschrift"/>
+                <w:sz w:val="36"/>
+                <w:szCs w:val="36"/>
+              </w:rPr>
+            </w:pPr>
+            <w:r>
+              <w:rPr>
+                <w:rFonts w:ascii="Bahnschrift" w:hAnsi="Bahnschrift"/>
+                <w:sz w:val="36"/>
+                <w:szCs w:val="36"/>
+              </w:rPr>
+              <w:t>(hiányos munka, diákönkormányzati megbeszélés miatt)</w:t>
+            </w:r>
+          </w:p>
+        </w:tc>
+        <w:tc>
+          <w:tcPr>
+            <w:tcW w:w="2301" w:type="dxa"/>
+            <w:vAlign w:val="center"/>
+          </w:tcPr>
+          <w:p>
+            <w:pPr>
+              <w:jc w:val="center"/>
+              <w:rPr>
+                <w:rFonts w:ascii="Bahnschrift" w:hAnsi="Bahnschrift"/>
+                <w:sz w:val="36"/>
+                <w:szCs w:val="36"/>
+              </w:rPr>
+            </w:pPr>
+            <w:r>
+              <w:rPr>
+                <w:rFonts w:ascii="Bahnschrift" w:hAnsi="Bahnschrift"/>
+                <w:sz w:val="36"/>
+                <w:szCs w:val="36"/>
+              </w:rPr>
+              <w:t>Kosárrendszer design megtervezése</w:t>
+            </w:r>
+          </w:p>
+        </w:tc>
+      </w:tr>
+    </w:tbl>
+    <w:p>
+      <w:pPr>
+        <w:rPr>
+          <w:rFonts w:ascii="Bahnschrift" w:hAnsi="Bahnschrift"/>
+          <w:sz w:val="40"/>
+          <w:szCs w:val="40"/>
+        </w:rPr>
+      </w:pPr>
+    </w:p>
+    <w:p>
+      <w:pPr>
+        <w:rPr>
+          <w:rFonts w:ascii="Bahnschrift" w:hAnsi="Bahnschrift"/>
+          <w:sz w:val="40"/>
+          <w:szCs w:val="40"/>
+        </w:rPr>
+      </w:pPr>
+      <w:r>
+        <w:rPr>
+          <w:rFonts w:ascii="Bahnschrift" w:hAnsi="Bahnschrift"/>
+          <w:sz w:val="40"/>
+          <w:szCs w:val="40"/>
+        </w:rPr>
+        <w:t>A dokumentáció megírására 2026. 03. 07., szombaton került sor iskolai komplikációk miatt.</w:t>
+      </w:r>
     </w:p>
     <w:sectPr>
       <w:pgSz w:w="11906" w:h="16838"/>
@@ -1229,8 +1989,473 @@
 </w:document>
 </file>
 
+<file path=word/numbering.xml><?xml version="1.0" encoding="utf-8"?>
+<w:numbering xmlns:wpc="http://schemas.microsoft.com/office/word/2010/wordprocessingCanvas" xmlns:cx="http://schemas.microsoft.com/office/drawing/2014/chartex" xmlns:cx1="http://schemas.microsoft.com/office/drawing/2015/9/8/chartex" xmlns:cx2="http://schemas.microsoft.com/office/drawing/2015/10/21/chartex" xmlns:cx3="http://schemas.microsoft.com/office/drawing/2016/5/9/chartex" xmlns:cx4="http://schemas.microsoft.com/office/drawing/2016/5/10/chartex" xmlns:cx5="http://schemas.microsoft.com/office/drawing/2016/5/11/chartex" xmlns:cx6="http://schemas.microsoft.com/office/drawing/2016/5/12/chartex" xmlns:cx7="http://schemas.microsoft.com/office/drawing/2016/5/13/chartex" xmlns:cx8="http://schemas.microsoft.com/office/drawing/2016/5/14/chartex" xmlns:mc="http://schemas.openxmlformats.org/markup-compatibility/2006" xmlns:aink="http://schemas.microsoft.com/office/drawing/2016/ink" xmlns:am3d="http://schemas.microsoft.com/office/drawing/2017/model3d" xmlns:o="urn:schemas-microsoft-com:office:office" xmlns:oel="http://schemas.microsoft.com/office/2019/extlst" xmlns:r="http://schemas.openxmlformats.org/officeDocument/2006/relationships" xmlns:m="http://schemas.openxmlformats.org/officeDocument/2006/math" xmlns:v="urn:schemas-microsoft-com:vml" xmlns:wp14="http://schemas.microsoft.com/office/word/2010/wordprocessingDrawing" xmlns:wp="http://schemas.openxmlformats.org/drawingml/2006/wordprocessingDrawing" xmlns:w10="urn:schemas-microsoft-com:office:word" xmlns:w="http://schemas.openxmlformats.org/wordprocessingml/2006/main" xmlns:w14="http://schemas.microsoft.com/office/word/2010/wordml" xmlns:w15="http://schemas.microsoft.com/office/word/2012/wordml" xmlns:w16cex="http://schemas.microsoft.com/office/word/2018/wordml/cex" xmlns:w16cid="http://schemas.microsoft.com/office/word/2016/wordml/cid" xmlns:w16="http://schemas.microsoft.com/office/word/2018/wordml" xmlns:w16du="http://schemas.microsoft.com/office/word/2023/wordml/word16du" xmlns:w16sdtdh="http://schemas.microsoft.com/office/word/2020/wordml/sdtdatahash" xmlns:w16sdtfl="http://schemas.microsoft.com/office/word/2024/wordml/sdtformatlock" xmlns:w16se="http://schemas.microsoft.com/office/word/2015/wordml/symex" xmlns:wpg="http://schemas.microsoft.com/office/word/2010/wordprocessingGroup" xmlns:wpi="http://schemas.microsoft.com/office/word/2010/wordprocessingInk" xmlns:wne="http://schemas.microsoft.com/office/word/2006/wordml" xmlns:wps="http://schemas.microsoft.com/office/word/2010/wordprocessingShape" mc:Ignorable="w14 w15 w16se w16cid w16 w16cex w16sdtdh w16sdtfl w16du wp14">
+  <w:abstractNum w:abstractNumId="0" w15:restartNumberingAfterBreak="0">
+    <w:nsid w:val="24A04AD3"/>
+    <w:multiLevelType w:val="hybridMultilevel"/>
+    <w:tmpl w:val="88AE06AA"/>
+    <w:lvl w:ilvl="0" w:tplc="0409000F">
+      <w:start w:val="1"/>
+      <w:numFmt w:val="decimal"/>
+      <w:lvlText w:val="%1."/>
+      <w:lvlJc w:val="left"/>
+      <w:pPr>
+        <w:ind w:left="720" w:hanging="360"/>
+      </w:pPr>
+      <w:rPr>
+        <w:rFonts w:hint="default"/>
+      </w:rPr>
+    </w:lvl>
+    <w:lvl w:ilvl="1" w:tplc="04090019" w:tentative="1">
+      <w:start w:val="1"/>
+      <w:numFmt w:val="lowerLetter"/>
+      <w:lvlText w:val="%2."/>
+      <w:lvlJc w:val="left"/>
+      <w:pPr>
+        <w:ind w:left="1440" w:hanging="360"/>
+      </w:pPr>
+    </w:lvl>
+    <w:lvl w:ilvl="2" w:tplc="0409001B" w:tentative="1">
+      <w:start w:val="1"/>
+      <w:numFmt w:val="lowerRoman"/>
+      <w:lvlText w:val="%3."/>
+      <w:lvlJc w:val="right"/>
+      <w:pPr>
+        <w:ind w:left="2160" w:hanging="180"/>
+      </w:pPr>
+    </w:lvl>
+    <w:lvl w:ilvl="3" w:tplc="0409000F" w:tentative="1">
+      <w:start w:val="1"/>
+      <w:numFmt w:val="decimal"/>
+      <w:lvlText w:val="%4."/>
+      <w:lvlJc w:val="left"/>
+      <w:pPr>
+        <w:ind w:left="2880" w:hanging="360"/>
+      </w:pPr>
+    </w:lvl>
+    <w:lvl w:ilvl="4" w:tplc="04090019" w:tentative="1">
+      <w:start w:val="1"/>
+      <w:numFmt w:val="lowerLetter"/>
+      <w:lvlText w:val="%5."/>
+      <w:lvlJc w:val="left"/>
+      <w:pPr>
+        <w:ind w:left="3600" w:hanging="360"/>
+      </w:pPr>
+    </w:lvl>
+    <w:lvl w:ilvl="5" w:tplc="0409001B" w:tentative="1">
+      <w:start w:val="1"/>
+      <w:numFmt w:val="lowerRoman"/>
+      <w:lvlText w:val="%6."/>
+      <w:lvlJc w:val="right"/>
+      <w:pPr>
+        <w:ind w:left="4320" w:hanging="180"/>
+      </w:pPr>
+    </w:lvl>
+    <w:lvl w:ilvl="6" w:tplc="0409000F" w:tentative="1">
+      <w:start w:val="1"/>
+      <w:numFmt w:val="decimal"/>
+      <w:lvlText w:val="%7."/>
+      <w:lvlJc w:val="left"/>
+      <w:pPr>
+        <w:ind w:left="5040" w:hanging="360"/>
+      </w:pPr>
+    </w:lvl>
+    <w:lvl w:ilvl="7" w:tplc="04090019" w:tentative="1">
+      <w:start w:val="1"/>
+      <w:numFmt w:val="lowerLetter"/>
+      <w:lvlText w:val="%8."/>
+      <w:lvlJc w:val="left"/>
+      <w:pPr>
+        <w:ind w:left="5760" w:hanging="360"/>
+      </w:pPr>
+    </w:lvl>
+    <w:lvl w:ilvl="8" w:tplc="0409001B" w:tentative="1">
+      <w:start w:val="1"/>
+      <w:numFmt w:val="lowerRoman"/>
+      <w:lvlText w:val="%9."/>
+      <w:lvlJc w:val="right"/>
+      <w:pPr>
+        <w:ind w:left="6480" w:hanging="180"/>
+      </w:pPr>
+    </w:lvl>
+  </w:abstractNum>
+  <w:abstractNum w:abstractNumId="1" w15:restartNumberingAfterBreak="0">
+    <w:nsid w:val="25712905"/>
+    <w:multiLevelType w:val="hybridMultilevel"/>
+    <w:tmpl w:val="62F8483C"/>
+    <w:lvl w:ilvl="0" w:tplc="0409000F">
+      <w:start w:val="1"/>
+      <w:numFmt w:val="decimal"/>
+      <w:lvlText w:val="%1."/>
+      <w:lvlJc w:val="left"/>
+      <w:pPr>
+        <w:ind w:left="720" w:hanging="360"/>
+      </w:pPr>
+      <w:rPr>
+        <w:rFonts w:hint="default"/>
+      </w:rPr>
+    </w:lvl>
+    <w:lvl w:ilvl="1" w:tplc="04090019" w:tentative="1">
+      <w:start w:val="1"/>
+      <w:numFmt w:val="lowerLetter"/>
+      <w:lvlText w:val="%2."/>
+      <w:lvlJc w:val="left"/>
+      <w:pPr>
+        <w:ind w:left="1440" w:hanging="360"/>
+      </w:pPr>
+    </w:lvl>
+    <w:lvl w:ilvl="2" w:tplc="0409001B" w:tentative="1">
+      <w:start w:val="1"/>
+      <w:numFmt w:val="lowerRoman"/>
+      <w:lvlText w:val="%3."/>
+      <w:lvlJc w:val="right"/>
+      <w:pPr>
+        <w:ind w:left="2160" w:hanging="180"/>
+      </w:pPr>
+    </w:lvl>
+    <w:lvl w:ilvl="3" w:tplc="0409000F" w:tentative="1">
+      <w:start w:val="1"/>
+      <w:numFmt w:val="decimal"/>
+      <w:lvlText w:val="%4."/>
+      <w:lvlJc w:val="left"/>
+      <w:pPr>
+        <w:ind w:left="2880" w:hanging="360"/>
+      </w:pPr>
+    </w:lvl>
+    <w:lvl w:ilvl="4" w:tplc="04090019" w:tentative="1">
+      <w:start w:val="1"/>
+      <w:numFmt w:val="lowerLetter"/>
+      <w:lvlText w:val="%5."/>
+      <w:lvlJc w:val="left"/>
+      <w:pPr>
+        <w:ind w:left="3600" w:hanging="360"/>
+      </w:pPr>
+    </w:lvl>
+    <w:lvl w:ilvl="5" w:tplc="0409001B" w:tentative="1">
+      <w:start w:val="1"/>
+      <w:numFmt w:val="lowerRoman"/>
+      <w:lvlText w:val="%6."/>
+      <w:lvlJc w:val="right"/>
+      <w:pPr>
+        <w:ind w:left="4320" w:hanging="180"/>
+      </w:pPr>
+    </w:lvl>
+    <w:lvl w:ilvl="6" w:tplc="0409000F" w:tentative="1">
+      <w:start w:val="1"/>
+      <w:numFmt w:val="decimal"/>
+      <w:lvlText w:val="%7."/>
+      <w:lvlJc w:val="left"/>
+      <w:pPr>
+        <w:ind w:left="5040" w:hanging="360"/>
+      </w:pPr>
+    </w:lvl>
+    <w:lvl w:ilvl="7" w:tplc="04090019" w:tentative="1">
+      <w:start w:val="1"/>
+      <w:numFmt w:val="lowerLetter"/>
+      <w:lvlText w:val="%8."/>
+      <w:lvlJc w:val="left"/>
+      <w:pPr>
+        <w:ind w:left="5760" w:hanging="360"/>
+      </w:pPr>
+    </w:lvl>
+    <w:lvl w:ilvl="8" w:tplc="0409001B" w:tentative="1">
+      <w:start w:val="1"/>
+      <w:numFmt w:val="lowerRoman"/>
+      <w:lvlText w:val="%9."/>
+      <w:lvlJc w:val="right"/>
+      <w:pPr>
+        <w:ind w:left="6480" w:hanging="180"/>
+      </w:pPr>
+    </w:lvl>
+  </w:abstractNum>
+  <w:abstractNum w:abstractNumId="2" w15:restartNumberingAfterBreak="0">
+    <w:nsid w:val="42E467E3"/>
+    <w:multiLevelType w:val="hybridMultilevel"/>
+    <w:tmpl w:val="3D740AFE"/>
+    <w:lvl w:ilvl="0" w:tplc="040E000F">
+      <w:start w:val="1"/>
+      <w:numFmt w:val="decimal"/>
+      <w:lvlText w:val="%1."/>
+      <w:lvlJc w:val="left"/>
+      <w:pPr>
+        <w:ind w:left="720" w:hanging="360"/>
+      </w:pPr>
+      <w:rPr>
+        <w:rFonts w:hint="default"/>
+      </w:rPr>
+    </w:lvl>
+    <w:lvl w:ilvl="1" w:tplc="040E0019" w:tentative="1">
+      <w:start w:val="1"/>
+      <w:numFmt w:val="lowerLetter"/>
+      <w:lvlText w:val="%2."/>
+      <w:lvlJc w:val="left"/>
+      <w:pPr>
+        <w:ind w:left="1440" w:hanging="360"/>
+      </w:pPr>
+    </w:lvl>
+    <w:lvl w:ilvl="2" w:tplc="040E001B" w:tentative="1">
+      <w:start w:val="1"/>
+      <w:numFmt w:val="lowerRoman"/>
+      <w:lvlText w:val="%3."/>
+      <w:lvlJc w:val="right"/>
+      <w:pPr>
+        <w:ind w:left="2160" w:hanging="180"/>
+      </w:pPr>
+    </w:lvl>
+    <w:lvl w:ilvl="3" w:tplc="040E000F" w:tentative="1">
+      <w:start w:val="1"/>
+      <w:numFmt w:val="decimal"/>
+      <w:lvlText w:val="%4."/>
+      <w:lvlJc w:val="left"/>
+      <w:pPr>
+        <w:ind w:left="2880" w:hanging="360"/>
+      </w:pPr>
+    </w:lvl>
+    <w:lvl w:ilvl="4" w:tplc="040E0019" w:tentative="1">
+      <w:start w:val="1"/>
+      <w:numFmt w:val="lowerLetter"/>
+      <w:lvlText w:val="%5."/>
+      <w:lvlJc w:val="left"/>
+      <w:pPr>
+        <w:ind w:left="3600" w:hanging="360"/>
+      </w:pPr>
+    </w:lvl>
+    <w:lvl w:ilvl="5" w:tplc="040E001B" w:tentative="1">
+      <w:start w:val="1"/>
+      <w:numFmt w:val="lowerRoman"/>
+      <w:lvlText w:val="%6."/>
+      <w:lvlJc w:val="right"/>
+      <w:pPr>
+        <w:ind w:left="4320" w:hanging="180"/>
+      </w:pPr>
+    </w:lvl>
+    <w:lvl w:ilvl="6" w:tplc="040E000F" w:tentative="1">
+      <w:start w:val="1"/>
+      <w:numFmt w:val="decimal"/>
+      <w:lvlText w:val="%7."/>
+      <w:lvlJc w:val="left"/>
+      <w:pPr>
+        <w:ind w:left="5040" w:hanging="360"/>
+      </w:pPr>
+    </w:lvl>
+    <w:lvl w:ilvl="7" w:tplc="040E0019" w:tentative="1">
+      <w:start w:val="1"/>
+      <w:numFmt w:val="lowerLetter"/>
+      <w:lvlText w:val="%8."/>
+      <w:lvlJc w:val="left"/>
+      <w:pPr>
+        <w:ind w:left="5760" w:hanging="360"/>
+      </w:pPr>
+    </w:lvl>
+    <w:lvl w:ilvl="8" w:tplc="040E001B" w:tentative="1">
+      <w:start w:val="1"/>
+      <w:numFmt w:val="lowerRoman"/>
+      <w:lvlText w:val="%9."/>
+      <w:lvlJc w:val="right"/>
+      <w:pPr>
+        <w:ind w:left="6480" w:hanging="180"/>
+      </w:pPr>
+    </w:lvl>
+  </w:abstractNum>
+  <w:abstractNum w:abstractNumId="3" w15:restartNumberingAfterBreak="0">
+    <w:nsid w:val="442D2354"/>
+    <w:multiLevelType w:val="hybridMultilevel"/>
+    <w:tmpl w:val="9536A398"/>
+    <w:lvl w:ilvl="0" w:tplc="24E85D52">
+      <w:start w:val="1"/>
+      <w:numFmt w:val="decimal"/>
+      <w:lvlText w:val="%1."/>
+      <w:lvlJc w:val="left"/>
+      <w:pPr>
+        <w:ind w:left="1080" w:hanging="360"/>
+      </w:pPr>
+      <w:rPr>
+        <w:rFonts w:hint="default"/>
+      </w:rPr>
+    </w:lvl>
+    <w:lvl w:ilvl="1" w:tplc="04090019" w:tentative="1">
+      <w:start w:val="1"/>
+      <w:numFmt w:val="lowerLetter"/>
+      <w:lvlText w:val="%2."/>
+      <w:lvlJc w:val="left"/>
+      <w:pPr>
+        <w:ind w:left="1800" w:hanging="360"/>
+      </w:pPr>
+    </w:lvl>
+    <w:lvl w:ilvl="2" w:tplc="0409001B" w:tentative="1">
+      <w:start w:val="1"/>
+      <w:numFmt w:val="lowerRoman"/>
+      <w:lvlText w:val="%3."/>
+      <w:lvlJc w:val="right"/>
+      <w:pPr>
+        <w:ind w:left="2520" w:hanging="180"/>
+      </w:pPr>
+    </w:lvl>
+    <w:lvl w:ilvl="3" w:tplc="0409000F" w:tentative="1">
+      <w:start w:val="1"/>
+      <w:numFmt w:val="decimal"/>
+      <w:lvlText w:val="%4."/>
+      <w:lvlJc w:val="left"/>
+      <w:pPr>
+        <w:ind w:left="3240" w:hanging="360"/>
+      </w:pPr>
+    </w:lvl>
+    <w:lvl w:ilvl="4" w:tplc="04090019" w:tentative="1">
+      <w:start w:val="1"/>
+      <w:numFmt w:val="lowerLetter"/>
+      <w:lvlText w:val="%5."/>
+      <w:lvlJc w:val="left"/>
+      <w:pPr>
+        <w:ind w:left="3960" w:hanging="360"/>
+      </w:pPr>
+    </w:lvl>
+    <w:lvl w:ilvl="5" w:tplc="0409001B" w:tentative="1">
+      <w:start w:val="1"/>
+      <w:numFmt w:val="lowerRoman"/>
+      <w:lvlText w:val="%6."/>
+      <w:lvlJc w:val="right"/>
+      <w:pPr>
+        <w:ind w:left="4680" w:hanging="180"/>
+      </w:pPr>
+    </w:lvl>
+    <w:lvl w:ilvl="6" w:tplc="0409000F" w:tentative="1">
+      <w:start w:val="1"/>
+      <w:numFmt w:val="decimal"/>
+      <w:lvlText w:val="%7."/>
+      <w:lvlJc w:val="left"/>
+      <w:pPr>
+        <w:ind w:left="5400" w:hanging="360"/>
+      </w:pPr>
+    </w:lvl>
+    <w:lvl w:ilvl="7" w:tplc="04090019" w:tentative="1">
+      <w:start w:val="1"/>
+      <w:numFmt w:val="lowerLetter"/>
+      <w:lvlText w:val="%8."/>
+      <w:lvlJc w:val="left"/>
+      <w:pPr>
+        <w:ind w:left="6120" w:hanging="360"/>
+      </w:pPr>
+    </w:lvl>
+    <w:lvl w:ilvl="8" w:tplc="0409001B" w:tentative="1">
+      <w:start w:val="1"/>
+      <w:numFmt w:val="lowerRoman"/>
+      <w:lvlText w:val="%9."/>
+      <w:lvlJc w:val="right"/>
+      <w:pPr>
+        <w:ind w:left="6840" w:hanging="180"/>
+      </w:pPr>
+    </w:lvl>
+  </w:abstractNum>
+  <w:abstractNum w:abstractNumId="4" w15:restartNumberingAfterBreak="0">
+    <w:nsid w:val="671132F5"/>
+    <w:multiLevelType w:val="hybridMultilevel"/>
+    <w:tmpl w:val="34CE49FE"/>
+    <w:lvl w:ilvl="0" w:tplc="E65AC6FC">
+      <w:start w:val="1"/>
+      <w:numFmt w:val="decimal"/>
+      <w:lvlText w:val="%1"/>
+      <w:lvlJc w:val="left"/>
+      <w:pPr>
+        <w:ind w:left="720" w:hanging="360"/>
+      </w:pPr>
+      <w:rPr>
+        <w:rFonts w:hint="default"/>
+      </w:rPr>
+    </w:lvl>
+    <w:lvl w:ilvl="1" w:tplc="040E0019" w:tentative="1">
+      <w:start w:val="1"/>
+      <w:numFmt w:val="lowerLetter"/>
+      <w:lvlText w:val="%2."/>
+      <w:lvlJc w:val="left"/>
+      <w:pPr>
+        <w:ind w:left="1440" w:hanging="360"/>
+      </w:pPr>
+    </w:lvl>
+    <w:lvl w:ilvl="2" w:tplc="040E001B" w:tentative="1">
+      <w:start w:val="1"/>
+      <w:numFmt w:val="lowerRoman"/>
+      <w:lvlText w:val="%3."/>
+      <w:lvlJc w:val="right"/>
+      <w:pPr>
+        <w:ind w:left="2160" w:hanging="180"/>
+      </w:pPr>
+    </w:lvl>
+    <w:lvl w:ilvl="3" w:tplc="040E000F" w:tentative="1">
+      <w:start w:val="1"/>
+      <w:numFmt w:val="decimal"/>
+      <w:lvlText w:val="%4."/>
+      <w:lvlJc w:val="left"/>
+      <w:pPr>
+        <w:ind w:left="2880" w:hanging="360"/>
+      </w:pPr>
+    </w:lvl>
+    <w:lvl w:ilvl="4" w:tplc="040E0019" w:tentative="1">
+      <w:start w:val="1"/>
+      <w:numFmt w:val="lowerLetter"/>
+      <w:lvlText w:val="%5."/>
+      <w:lvlJc w:val="left"/>
+      <w:pPr>
+        <w:ind w:left="3600" w:hanging="360"/>
+      </w:pPr>
+    </w:lvl>
+    <w:lvl w:ilvl="5" w:tplc="040E001B" w:tentative="1">
+      <w:start w:val="1"/>
+      <w:numFmt w:val="lowerRoman"/>
+      <w:lvlText w:val="%6."/>
+      <w:lvlJc w:val="right"/>
+      <w:pPr>
+        <w:ind w:left="4320" w:hanging="180"/>
+      </w:pPr>
+    </w:lvl>
+    <w:lvl w:ilvl="6" w:tplc="040E000F" w:tentative="1">
+      <w:start w:val="1"/>
+      <w:numFmt w:val="decimal"/>
+      <w:lvlText w:val="%7."/>
+      <w:lvlJc w:val="left"/>
+      <w:pPr>
+        <w:ind w:left="5040" w:hanging="360"/>
+      </w:pPr>
+    </w:lvl>
+    <w:lvl w:ilvl="7" w:tplc="040E0019" w:tentative="1">
+      <w:start w:val="1"/>
+      <w:numFmt w:val="lowerLetter"/>
+      <w:lvlText w:val="%8."/>
+      <w:lvlJc w:val="left"/>
+      <w:pPr>
+        <w:ind w:left="5760" w:hanging="360"/>
+      </w:pPr>
+    </w:lvl>
+    <w:lvl w:ilvl="8" w:tplc="040E001B" w:tentative="1">
+      <w:start w:val="1"/>
+      <w:numFmt w:val="lowerRoman"/>
+      <w:lvlText w:val="%9."/>
+      <w:lvlJc w:val="right"/>
+      <w:pPr>
+        <w:ind w:left="6480" w:hanging="180"/>
+      </w:pPr>
+    </w:lvl>
+  </w:abstractNum>
+  <w:num w:numId="1" w16cid:durableId="1570336677">
+    <w:abstractNumId w:val="2"/>
+  </w:num>
+  <w:num w:numId="2" w16cid:durableId="1225679372">
+    <w:abstractNumId w:val="4"/>
+  </w:num>
+  <w:num w:numId="3" w16cid:durableId="258416416">
+    <w:abstractNumId w:val="0"/>
+  </w:num>
+  <w:num w:numId="4" w16cid:durableId="736438574">
+    <w:abstractNumId w:val="3"/>
+  </w:num>
+  <w:num w:numId="5" w16cid:durableId="64645698">
+    <w:abstractNumId w:val="1"/>
+  </w:num>
+</w:numbering>
+</file>
+
 <file path=word/styles.xml><?xml version="1.0" encoding="utf-8"?>
-<w:styles xmlns:mc="http://schemas.openxmlformats.org/markup-compatibility/2006" xmlns:r="http://schemas.openxmlformats.org/officeDocument/2006/relationships" xmlns:w="http://schemas.openxmlformats.org/wordprocessingml/2006/main" xmlns:w14="http://schemas.microsoft.com/office/word/2010/wordml" xmlns:w15="http://schemas.microsoft.com/office/word/2012/wordml" xmlns:w16cex="http://schemas.microsoft.com/office/word/2018/wordml/cex" xmlns:w16cid="http://schemas.microsoft.com/office/word/2016/wordml/cid" xmlns:w16="http://schemas.microsoft.com/office/word/2018/wordml" xmlns:w16sdtdh="http://schemas.microsoft.com/office/word/2020/wordml/sdtdatahash" xmlns:w16se="http://schemas.microsoft.com/office/word/2015/wordml/symex" mc:Ignorable="w14 w15 w16se w16cid w16 w16cex w16sdtdh">
+<w:styles xmlns:mc="http://schemas.openxmlformats.org/markup-compatibility/2006" xmlns:r="http://schemas.openxmlformats.org/officeDocument/2006/relationships" xmlns:w="http://schemas.openxmlformats.org/wordprocessingml/2006/main" xmlns:w14="http://schemas.microsoft.com/office/word/2010/wordml" xmlns:w15="http://schemas.microsoft.com/office/word/2012/wordml" xmlns:w16cex="http://schemas.microsoft.com/office/word/2018/wordml/cex" xmlns:w16cid="http://schemas.microsoft.com/office/word/2016/wordml/cid" xmlns:w16="http://schemas.microsoft.com/office/word/2018/wordml" xmlns:w16du="http://schemas.microsoft.com/office/word/2023/wordml/word16du" xmlns:w16sdtdh="http://schemas.microsoft.com/office/word/2020/wordml/sdtdatahash" xmlns:w16sdtfl="http://schemas.microsoft.com/office/word/2024/wordml/sdtformatlock" xmlns:w16se="http://schemas.microsoft.com/office/word/2015/wordml/symex" mc:Ignorable="w14 w15 w16se w16cid w16 w16cex w16sdtdh w16sdtfl w16du">
   <w:docDefaults>
     <w:rPrDefault>
       <w:rPr>
@@ -1629,11 +2854,12 @@
   <w:style w:type="paragraph" w:default="1" w:styleId="Norml">
     <w:name w:val="Normal"/>
     <w:qFormat/>
-    <w:rsid w:val="00046CA1"/>
+    <w:rsid w:val="00594E6C"/>
   </w:style>
   <w:style w:type="character" w:default="1" w:styleId="Bekezdsalapbettpusa">
     <w:name w:val="Default Paragraph Font"/>
     <w:uiPriority w:val="1"/>
+    <w:semiHidden/>
     <w:unhideWhenUsed/>
   </w:style>
   <w:style w:type="table" w:default="1" w:styleId="Normltblzat">
@@ -1710,6 +2936,17 @@
         <w:insideV w:val="single" w:sz="4" w:space="0" w:color="auto"/>
       </w:tblBorders>
     </w:tblPr>
+  </w:style>
+  <w:style w:type="paragraph" w:styleId="Listaszerbekezds">
+    <w:name w:val="List Paragraph"/>
+    <w:basedOn w:val="Norml"/>
+    <w:uiPriority w:val="34"/>
+    <w:qFormat/>
+    <w:rsid w:val="001E4A31"/>
+    <w:pPr>
+      <w:ind w:left="720"/>
+      <w:contextualSpacing/>
+    </w:pPr>
   </w:style>
 </w:styles>
 </file>

--- a/TBDshop.docx
+++ b/TBDshop.docx
@@ -1,6 +1,6 @@
 
 <file path=word/document.xml><?xml version="1.0" encoding="utf-8"?>
-<w:document xmlns:wpc="http://schemas.microsoft.com/office/word/2010/wordprocessingCanvas" xmlns:cx="http://schemas.microsoft.com/office/drawing/2014/chartex" xmlns:cx1="http://schemas.microsoft.com/office/drawing/2015/9/8/chartex" xmlns:cx2="http://schemas.microsoft.com/office/drawing/2015/10/21/chartex" xmlns:cx3="http://schemas.microsoft.com/office/drawing/2016/5/9/chartex" xmlns:cx4="http://schemas.microsoft.com/office/drawing/2016/5/10/chartex" xmlns:cx5="http://schemas.microsoft.com/office/drawing/2016/5/11/chartex" xmlns:cx6="http://schemas.microsoft.com/office/drawing/2016/5/12/chartex" xmlns:cx7="http://schemas.microsoft.com/office/drawing/2016/5/13/chartex" xmlns:cx8="http://schemas.microsoft.com/office/drawing/2016/5/14/chartex" xmlns:mc="http://schemas.openxmlformats.org/markup-compatibility/2006" xmlns:aink="http://schemas.microsoft.com/office/drawing/2016/ink" xmlns:am3d="http://schemas.microsoft.com/office/drawing/2017/model3d" xmlns:o="urn:schemas-microsoft-com:office:office" xmlns:oel="http://schemas.microsoft.com/office/2019/extlst" xmlns:r="http://schemas.openxmlformats.org/officeDocument/2006/relationships" xmlns:m="http://schemas.openxmlformats.org/officeDocument/2006/math" xmlns:v="urn:schemas-microsoft-com:vml" xmlns:wp14="http://schemas.microsoft.com/office/word/2010/wordprocessingDrawing" xmlns:wp="http://schemas.openxmlformats.org/drawingml/2006/wordprocessingDrawing" xmlns:w10="urn:schemas-microsoft-com:office:word" xmlns:w="http://schemas.openxmlformats.org/wordprocessingml/2006/main" xmlns:w14="http://schemas.microsoft.com/office/word/2010/wordml" xmlns:w15="http://schemas.microsoft.com/office/word/2012/wordml" xmlns:w16cex="http://schemas.microsoft.com/office/word/2018/wordml/cex" xmlns:w16cid="http://schemas.microsoft.com/office/word/2016/wordml/cid" xmlns:w16="http://schemas.microsoft.com/office/word/2018/wordml" xmlns:w16du="http://schemas.microsoft.com/office/word/2023/wordml/word16du" xmlns:w16sdtdh="http://schemas.microsoft.com/office/word/2020/wordml/sdtdatahash" xmlns:w16sdtfl="http://schemas.microsoft.com/office/word/2024/wordml/sdtformatlock" xmlns:w16se="http://schemas.microsoft.com/office/word/2015/wordml/symex" xmlns:wpg="http://schemas.microsoft.com/office/word/2010/wordprocessingGroup" xmlns:wpi="http://schemas.microsoft.com/office/word/2010/wordprocessingInk" xmlns:wne="http://schemas.microsoft.com/office/word/2006/wordml" xmlns:wps="http://schemas.microsoft.com/office/word/2010/wordprocessingShape" mc:Ignorable="w14 w15 w16se w16cid w16 w16cex w16sdtdh w16sdtfl w16du wp14">
+<w:document xmlns:wpc="http://schemas.microsoft.com/office/word/2010/wordprocessingCanvas" xmlns:cx="http://schemas.microsoft.com/office/drawing/2014/chartex" xmlns:cx1="http://schemas.microsoft.com/office/drawing/2015/9/8/chartex" xmlns:cx2="http://schemas.microsoft.com/office/drawing/2015/10/21/chartex" xmlns:cx3="http://schemas.microsoft.com/office/drawing/2016/5/9/chartex" xmlns:cx4="http://schemas.microsoft.com/office/drawing/2016/5/10/chartex" xmlns:cx5="http://schemas.microsoft.com/office/drawing/2016/5/11/chartex" xmlns:cx6="http://schemas.microsoft.com/office/drawing/2016/5/12/chartex" xmlns:cx7="http://schemas.microsoft.com/office/drawing/2016/5/13/chartex" xmlns:cx8="http://schemas.microsoft.com/office/drawing/2016/5/14/chartex" xmlns:mc="http://schemas.openxmlformats.org/markup-compatibility/2006" xmlns:aink="http://schemas.microsoft.com/office/drawing/2016/ink" xmlns:am3d="http://schemas.microsoft.com/office/drawing/2017/model3d" xmlns:o="urn:schemas-microsoft-com:office:office" xmlns:r="http://schemas.openxmlformats.org/officeDocument/2006/relationships" xmlns:m="http://schemas.openxmlformats.org/officeDocument/2006/math" xmlns:v="urn:schemas-microsoft-com:vml" xmlns:wp14="http://schemas.microsoft.com/office/word/2010/wordprocessingDrawing" xmlns:wp="http://schemas.openxmlformats.org/drawingml/2006/wordprocessingDrawing" xmlns:w10="urn:schemas-microsoft-com:office:word" xmlns:w="http://schemas.openxmlformats.org/wordprocessingml/2006/main" xmlns:w14="http://schemas.microsoft.com/office/word/2010/wordml" xmlns:w15="http://schemas.microsoft.com/office/word/2012/wordml" xmlns:w16cex="http://schemas.microsoft.com/office/word/2018/wordml/cex" xmlns:w16cid="http://schemas.microsoft.com/office/word/2016/wordml/cid" xmlns:w16="http://schemas.microsoft.com/office/word/2018/wordml" xmlns:w16sdtdh="http://schemas.microsoft.com/office/word/2020/wordml/sdtdatahash" xmlns:w16se="http://schemas.microsoft.com/office/word/2015/wordml/symex" xmlns:wpg="http://schemas.microsoft.com/office/word/2010/wordprocessingGroup" xmlns:wpi="http://schemas.microsoft.com/office/word/2010/wordprocessingInk" xmlns:wne="http://schemas.microsoft.com/office/word/2006/wordml" xmlns:wps="http://schemas.microsoft.com/office/word/2010/wordprocessingShape" mc:Ignorable="w14 w15 w16se w16cid w16 w16cex w16sdtdh wp14">
   <w:body>
     <w:p>
       <w:pPr>
@@ -255,31 +255,51 @@
           <w:szCs w:val="48"/>
         </w:rPr>
       </w:pPr>
+      <w:proofErr w:type="spellStart"/>
       <w:r>
         <w:rPr>
           <w:rFonts w:ascii="Bahnschrift" w:hAnsi="Bahnschrift"/>
           <w:sz w:val="48"/>
           <w:szCs w:val="48"/>
         </w:rPr>
-        <w:t>Chlebik Krisztofer Benjámin</w:t>
-      </w:r>
-    </w:p>
-    <w:p>
-      <w:pPr>
-        <w:jc w:val="center"/>
+        <w:t>Chlebik</w:t>
+      </w:r>
+      <w:proofErr w:type="spellEnd"/>
+      <w:r>
         <w:rPr>
           <w:rFonts w:ascii="Bahnschrift" w:hAnsi="Bahnschrift"/>
           <w:sz w:val="48"/>
           <w:szCs w:val="48"/>
         </w:rPr>
-      </w:pPr>
-      <w:r>
+        <w:t xml:space="preserve"> Krisztofer Benjámin</w:t>
+      </w:r>
+    </w:p>
+    <w:p>
+      <w:pPr>
+        <w:jc w:val="center"/>
         <w:rPr>
           <w:rFonts w:ascii="Bahnschrift" w:hAnsi="Bahnschrift"/>
           <w:sz w:val="48"/>
           <w:szCs w:val="48"/>
         </w:rPr>
-        <w:t>Garaba Kornél</w:t>
+      </w:pPr>
+      <w:proofErr w:type="spellStart"/>
+      <w:r>
+        <w:rPr>
+          <w:rFonts w:ascii="Bahnschrift" w:hAnsi="Bahnschrift"/>
+          <w:sz w:val="48"/>
+          <w:szCs w:val="48"/>
+        </w:rPr>
+        <w:t>Garaba</w:t>
+      </w:r>
+      <w:proofErr w:type="spellEnd"/>
+      <w:r>
+        <w:rPr>
+          <w:rFonts w:ascii="Bahnschrift" w:hAnsi="Bahnschrift"/>
+          <w:sz w:val="48"/>
+          <w:szCs w:val="48"/>
+        </w:rPr>
+        <w:t xml:space="preserve"> Kornél</w:t>
       </w:r>
     </w:p>
     <w:p>
@@ -327,6 +347,7 @@
                 <w:szCs w:val="28"/>
               </w:rPr>
             </w:pPr>
+            <w:proofErr w:type="spellStart"/>
             <w:r>
               <w:rPr>
                 <w:rFonts w:ascii="Bahnschrift" w:hAnsi="Bahnschrift"/>
@@ -336,18 +357,10 @@
                 <w:szCs w:val="28"/>
               </w:rPr>
               <w:lastRenderedPageBreak/>
-              <w:t>Chlebik Krisztofer Benjámin</w:t>
-            </w:r>
-          </w:p>
-        </w:tc>
-        <w:tc>
-          <w:tcPr>
-            <w:tcW w:w="4531" w:type="dxa"/>
-            <w:vAlign w:val="center"/>
-          </w:tcPr>
-          <w:p>
-            <w:pPr>
-              <w:jc w:val="center"/>
+              <w:t>Chlebik</w:t>
+            </w:r>
+            <w:proofErr w:type="spellEnd"/>
+            <w:r>
               <w:rPr>
                 <w:rFonts w:ascii="Bahnschrift" w:hAnsi="Bahnschrift"/>
                 <w:b/>
@@ -355,8 +368,18 @@
                 <w:sz w:val="28"/>
                 <w:szCs w:val="28"/>
               </w:rPr>
-            </w:pPr>
-            <w:r>
+              <w:t xml:space="preserve"> Krisztofer Benjámin</w:t>
+            </w:r>
+          </w:p>
+        </w:tc>
+        <w:tc>
+          <w:tcPr>
+            <w:tcW w:w="4531" w:type="dxa"/>
+            <w:vAlign w:val="center"/>
+          </w:tcPr>
+          <w:p>
+            <w:pPr>
+              <w:jc w:val="center"/>
               <w:rPr>
                 <w:rFonts w:ascii="Bahnschrift" w:hAnsi="Bahnschrift"/>
                 <w:b/>
@@ -364,20 +387,8 @@
                 <w:sz w:val="28"/>
                 <w:szCs w:val="28"/>
               </w:rPr>
-              <w:t>a</w:t>
-            </w:r>
-          </w:p>
-        </w:tc>
-      </w:tr>
-      <w:tr>
-        <w:tc>
-          <w:tcPr>
-            <w:tcW w:w="4531" w:type="dxa"/>
-            <w:vAlign w:val="center"/>
-          </w:tcPr>
-          <w:p>
-            <w:pPr>
-              <w:jc w:val="center"/>
+            </w:pPr>
+            <w:r>
               <w:rPr>
                 <w:rFonts w:ascii="Bahnschrift" w:hAnsi="Bahnschrift"/>
                 <w:b/>
@@ -385,8 +396,20 @@
                 <w:sz w:val="28"/>
                 <w:szCs w:val="28"/>
               </w:rPr>
-            </w:pPr>
-            <w:r>
+              <w:t>a</w:t>
+            </w:r>
+          </w:p>
+        </w:tc>
+      </w:tr>
+      <w:tr>
+        <w:tc>
+          <w:tcPr>
+            <w:tcW w:w="4531" w:type="dxa"/>
+            <w:vAlign w:val="center"/>
+          </w:tcPr>
+          <w:p>
+            <w:pPr>
+              <w:jc w:val="center"/>
               <w:rPr>
                 <w:rFonts w:ascii="Bahnschrift" w:hAnsi="Bahnschrift"/>
                 <w:b/>
@@ -394,7 +417,28 @@
                 <w:sz w:val="28"/>
                 <w:szCs w:val="28"/>
               </w:rPr>
-              <w:t>Garaba Kornél</w:t>
+            </w:pPr>
+            <w:proofErr w:type="spellStart"/>
+            <w:r>
+              <w:rPr>
+                <w:rFonts w:ascii="Bahnschrift" w:hAnsi="Bahnschrift"/>
+                <w:b/>
+                <w:bCs/>
+                <w:sz w:val="28"/>
+                <w:szCs w:val="28"/>
+              </w:rPr>
+              <w:t>Garaba</w:t>
+            </w:r>
+            <w:proofErr w:type="spellEnd"/>
+            <w:r>
+              <w:rPr>
+                <w:rFonts w:ascii="Bahnschrift" w:hAnsi="Bahnschrift"/>
+                <w:b/>
+                <w:bCs/>
+                <w:sz w:val="28"/>
+                <w:szCs w:val="28"/>
+              </w:rPr>
+              <w:t xml:space="preserve"> Kornél</w:t>
             </w:r>
           </w:p>
         </w:tc>
@@ -655,7 +699,43 @@
           <w:sz w:val="40"/>
           <w:szCs w:val="40"/>
         </w:rPr>
-        <w:t>A projekt készítői random lettek generálva. Így a régebbi NovelNest című projektünk után Rátkai Krisztián korábbi projekttagunk másik csoportba került.</w:t>
+        <w:t xml:space="preserve">A projekt készítői random lettek generálva. Így a régebbi </w:t>
+      </w:r>
+      <w:proofErr w:type="spellStart"/>
+      <w:r>
+        <w:rPr>
+          <w:rFonts w:ascii="Bahnschrift" w:hAnsi="Bahnschrift"/>
+          <w:sz w:val="40"/>
+          <w:szCs w:val="40"/>
+        </w:rPr>
+        <w:t>NovelNest</w:t>
+      </w:r>
+      <w:proofErr w:type="spellEnd"/>
+      <w:r>
+        <w:rPr>
+          <w:rFonts w:ascii="Bahnschrift" w:hAnsi="Bahnschrift"/>
+          <w:sz w:val="40"/>
+          <w:szCs w:val="40"/>
+        </w:rPr>
+        <w:t xml:space="preserve"> című projektünk után </w:t>
+      </w:r>
+      <w:proofErr w:type="spellStart"/>
+      <w:r>
+        <w:rPr>
+          <w:rFonts w:ascii="Bahnschrift" w:hAnsi="Bahnschrift"/>
+          <w:sz w:val="40"/>
+          <w:szCs w:val="40"/>
+        </w:rPr>
+        <w:t>Rátkai</w:t>
+      </w:r>
+      <w:proofErr w:type="spellEnd"/>
+      <w:r>
+        <w:rPr>
+          <w:rFonts w:ascii="Bahnschrift" w:hAnsi="Bahnschrift"/>
+          <w:sz w:val="40"/>
+          <w:szCs w:val="40"/>
+        </w:rPr>
+        <w:t xml:space="preserve"> Krisztián korábbi projekttagunk másik csoportba került.</w:t>
       </w:r>
     </w:p>
     <w:p>
@@ -682,15 +762,27 @@
         </w:rPr>
         <w:t xml:space="preserve">iányzott </w:t>
       </w:r>
-      <w:r>
-        <w:rPr>
-          <w:rFonts w:ascii="Bahnschrift" w:hAnsi="Bahnschrift"/>
-          <w:b/>
-          <w:bCs/>
-          <w:sz w:val="40"/>
-          <w:szCs w:val="40"/>
-        </w:rPr>
-        <w:t>Garaba Kornél</w:t>
+      <w:proofErr w:type="spellStart"/>
+      <w:r>
+        <w:rPr>
+          <w:rFonts w:ascii="Bahnschrift" w:hAnsi="Bahnschrift"/>
+          <w:b/>
+          <w:bCs/>
+          <w:sz w:val="40"/>
+          <w:szCs w:val="40"/>
+        </w:rPr>
+        <w:t>Garaba</w:t>
+      </w:r>
+      <w:proofErr w:type="spellEnd"/>
+      <w:r>
+        <w:rPr>
+          <w:rFonts w:ascii="Bahnschrift" w:hAnsi="Bahnschrift"/>
+          <w:b/>
+          <w:bCs/>
+          <w:sz w:val="40"/>
+          <w:szCs w:val="40"/>
+        </w:rPr>
+        <w:t xml:space="preserve"> Kornél</w:t>
       </w:r>
       <w:r>
         <w:rPr>
@@ -771,7 +863,25 @@
           <w:sz w:val="40"/>
           <w:szCs w:val="40"/>
         </w:rPr>
-        <w:t>Nagy Álmos Botond elkezdte a webshop megtervezését, illetve a frontend fejlesztést, melyben segített Garaba Kornél.</w:t>
+        <w:t xml:space="preserve">Nagy Álmos Botond elkezdte a webshop megtervezését, illetve a frontend fejlesztést, melyben segített </w:t>
+      </w:r>
+      <w:proofErr w:type="spellStart"/>
+      <w:r>
+        <w:rPr>
+          <w:rFonts w:ascii="Bahnschrift" w:hAnsi="Bahnschrift"/>
+          <w:sz w:val="40"/>
+          <w:szCs w:val="40"/>
+        </w:rPr>
+        <w:t>Garaba</w:t>
+      </w:r>
+      <w:proofErr w:type="spellEnd"/>
+      <w:r>
+        <w:rPr>
+          <w:rFonts w:ascii="Bahnschrift" w:hAnsi="Bahnschrift"/>
+          <w:sz w:val="40"/>
+          <w:szCs w:val="40"/>
+        </w:rPr>
+        <w:t xml:space="preserve"> Kornél.</w:t>
       </w:r>
     </w:p>
     <w:p>
@@ -789,7 +899,25 @@
           <w:szCs w:val="40"/>
         </w:rPr>
         <w:lastRenderedPageBreak/>
-        <w:t>A harmadik órában Nagy Álmos Botond dokumentációt írt, Garaba Kornél pedig folytatta a frontend fejlesztését.</w:t>
+        <w:t xml:space="preserve">A harmadik órában Nagy Álmos Botond dokumentációt írt, </w:t>
+      </w:r>
+      <w:proofErr w:type="spellStart"/>
+      <w:r>
+        <w:rPr>
+          <w:rFonts w:ascii="Bahnschrift" w:hAnsi="Bahnschrift"/>
+          <w:sz w:val="40"/>
+          <w:szCs w:val="40"/>
+        </w:rPr>
+        <w:t>Garaba</w:t>
+      </w:r>
+      <w:proofErr w:type="spellEnd"/>
+      <w:r>
+        <w:rPr>
+          <w:rFonts w:ascii="Bahnschrift" w:hAnsi="Bahnschrift"/>
+          <w:sz w:val="40"/>
+          <w:szCs w:val="40"/>
+        </w:rPr>
+        <w:t xml:space="preserve"> Kornél pedig folytatta a frontend fejlesztését.</w:t>
       </w:r>
     </w:p>
     <w:p>
@@ -816,15 +944,27 @@
         </w:rPr>
         <w:t xml:space="preserve">iányzott </w:t>
       </w:r>
-      <w:r>
-        <w:rPr>
-          <w:rFonts w:ascii="Bahnschrift" w:hAnsi="Bahnschrift"/>
-          <w:b/>
-          <w:bCs/>
-          <w:sz w:val="40"/>
-          <w:szCs w:val="40"/>
-        </w:rPr>
-        <w:t>Chlebik Krisztofer</w:t>
+      <w:proofErr w:type="spellStart"/>
+      <w:r>
+        <w:rPr>
+          <w:rFonts w:ascii="Bahnschrift" w:hAnsi="Bahnschrift"/>
+          <w:b/>
+          <w:bCs/>
+          <w:sz w:val="40"/>
+          <w:szCs w:val="40"/>
+        </w:rPr>
+        <w:t>Chlebik</w:t>
+      </w:r>
+      <w:proofErr w:type="spellEnd"/>
+      <w:r>
+        <w:rPr>
+          <w:rFonts w:ascii="Bahnschrift" w:hAnsi="Bahnschrift"/>
+          <w:b/>
+          <w:bCs/>
+          <w:sz w:val="40"/>
+          <w:szCs w:val="40"/>
+        </w:rPr>
+        <w:t xml:space="preserve"> Krisztofer</w:t>
       </w:r>
       <w:r>
         <w:rPr>
@@ -879,7 +1019,25 @@
           <w:sz w:val="40"/>
           <w:szCs w:val="40"/>
         </w:rPr>
-        <w:t xml:space="preserve">Az első órában átbeszéltük a projektet és ennek a tovább haladását. Chlebik Krisztofer elkezdte </w:t>
+        <w:t xml:space="preserve">Az első órában átbeszéltük a projektet és ennek a tovább haladását. </w:t>
+      </w:r>
+      <w:proofErr w:type="spellStart"/>
+      <w:r>
+        <w:rPr>
+          <w:rFonts w:ascii="Bahnschrift" w:hAnsi="Bahnschrift"/>
+          <w:sz w:val="40"/>
+          <w:szCs w:val="40"/>
+        </w:rPr>
+        <w:t>Chlebik</w:t>
+      </w:r>
+      <w:proofErr w:type="spellEnd"/>
+      <w:r>
+        <w:rPr>
+          <w:rFonts w:ascii="Bahnschrift" w:hAnsi="Bahnschrift"/>
+          <w:sz w:val="40"/>
+          <w:szCs w:val="40"/>
+        </w:rPr>
+        <w:t xml:space="preserve"> Krisztofer elkezdte </w:t>
       </w:r>
       <w:r>
         <w:rPr>
@@ -895,15 +1053,51 @@
           <w:sz w:val="40"/>
           <w:szCs w:val="40"/>
         </w:rPr>
-        <w:t xml:space="preserve">írni a frontend-et PHP-ban, </w:t>
-      </w:r>
-      <w:r>
-        <w:rPr>
-          <w:rFonts w:ascii="Bahnschrift" w:hAnsi="Bahnschrift"/>
-          <w:sz w:val="40"/>
-          <w:szCs w:val="40"/>
-        </w:rPr>
-        <w:t>Nagy Álmos Botond folytatta a dokumentáció írását, míg Garaba Kornél további ötletekkel támogatta a projektet.</w:t>
+        <w:t>írni a frontend-</w:t>
+      </w:r>
+      <w:proofErr w:type="spellStart"/>
+      <w:r>
+        <w:rPr>
+          <w:rFonts w:ascii="Bahnschrift" w:hAnsi="Bahnschrift"/>
+          <w:sz w:val="40"/>
+          <w:szCs w:val="40"/>
+        </w:rPr>
+        <w:t>et</w:t>
+      </w:r>
+      <w:proofErr w:type="spellEnd"/>
+      <w:r>
+        <w:rPr>
+          <w:rFonts w:ascii="Bahnschrift" w:hAnsi="Bahnschrift"/>
+          <w:sz w:val="40"/>
+          <w:szCs w:val="40"/>
+        </w:rPr>
+        <w:t xml:space="preserve"> PHP-ban, </w:t>
+      </w:r>
+      <w:r>
+        <w:rPr>
+          <w:rFonts w:ascii="Bahnschrift" w:hAnsi="Bahnschrift"/>
+          <w:sz w:val="40"/>
+          <w:szCs w:val="40"/>
+        </w:rPr>
+        <w:t xml:space="preserve">Nagy Álmos Botond folytatta a dokumentáció írását, míg </w:t>
+      </w:r>
+      <w:proofErr w:type="spellStart"/>
+      <w:r>
+        <w:rPr>
+          <w:rFonts w:ascii="Bahnschrift" w:hAnsi="Bahnschrift"/>
+          <w:sz w:val="40"/>
+          <w:szCs w:val="40"/>
+        </w:rPr>
+        <w:t>Garaba</w:t>
+      </w:r>
+      <w:proofErr w:type="spellEnd"/>
+      <w:r>
+        <w:rPr>
+          <w:rFonts w:ascii="Bahnschrift" w:hAnsi="Bahnschrift"/>
+          <w:sz w:val="40"/>
+          <w:szCs w:val="40"/>
+        </w:rPr>
+        <w:t xml:space="preserve"> Kornél további ötletekkel támogatta a projektet.</w:t>
       </w:r>
     </w:p>
     <w:p>
@@ -1049,7 +1243,61 @@
           <w:sz w:val="40"/>
           <w:szCs w:val="40"/>
         </w:rPr>
-        <w:t>. Chlebik Krisztofer fejlesztette tovább a frontend-et és a backend-et,</w:t>
+        <w:t xml:space="preserve">. </w:t>
+      </w:r>
+      <w:proofErr w:type="spellStart"/>
+      <w:r>
+        <w:rPr>
+          <w:rFonts w:ascii="Bahnschrift" w:hAnsi="Bahnschrift"/>
+          <w:sz w:val="40"/>
+          <w:szCs w:val="40"/>
+        </w:rPr>
+        <w:t>Chlebik</w:t>
+      </w:r>
+      <w:proofErr w:type="spellEnd"/>
+      <w:r>
+        <w:rPr>
+          <w:rFonts w:ascii="Bahnschrift" w:hAnsi="Bahnschrift"/>
+          <w:sz w:val="40"/>
+          <w:szCs w:val="40"/>
+        </w:rPr>
+        <w:t xml:space="preserve"> Krisztofer fejlesztette tovább a frontend-</w:t>
+      </w:r>
+      <w:proofErr w:type="spellStart"/>
+      <w:r>
+        <w:rPr>
+          <w:rFonts w:ascii="Bahnschrift" w:hAnsi="Bahnschrift"/>
+          <w:sz w:val="40"/>
+          <w:szCs w:val="40"/>
+        </w:rPr>
+        <w:t>et</w:t>
+      </w:r>
+      <w:proofErr w:type="spellEnd"/>
+      <w:r>
+        <w:rPr>
+          <w:rFonts w:ascii="Bahnschrift" w:hAnsi="Bahnschrift"/>
+          <w:sz w:val="40"/>
+          <w:szCs w:val="40"/>
+        </w:rPr>
+        <w:t xml:space="preserve"> és a backend-</w:t>
+      </w:r>
+      <w:proofErr w:type="spellStart"/>
+      <w:r>
+        <w:rPr>
+          <w:rFonts w:ascii="Bahnschrift" w:hAnsi="Bahnschrift"/>
+          <w:sz w:val="40"/>
+          <w:szCs w:val="40"/>
+        </w:rPr>
+        <w:t>et</w:t>
+      </w:r>
+      <w:proofErr w:type="spellEnd"/>
+      <w:r>
+        <w:rPr>
+          <w:rFonts w:ascii="Bahnschrift" w:hAnsi="Bahnschrift"/>
+          <w:sz w:val="40"/>
+          <w:szCs w:val="40"/>
+        </w:rPr>
+        <w:t>,</w:t>
       </w:r>
       <w:r>
         <w:rPr>
@@ -1089,7 +1337,97 @@
           <w:sz w:val="40"/>
           <w:szCs w:val="40"/>
         </w:rPr>
-        <w:t>Az egyik új feature, hogy a webshop üdvözlő oldalán 3 hirdetés hero-képet autoplay-ben jelenít meg, az autoplay megáll, ha a felhasználó az egeret az autoplay-t jelző pontok egyike felé húzza.</w:t>
+        <w:t xml:space="preserve">Az egyik új </w:t>
+      </w:r>
+      <w:proofErr w:type="spellStart"/>
+      <w:r>
+        <w:rPr>
+          <w:rFonts w:ascii="Bahnschrift" w:hAnsi="Bahnschrift"/>
+          <w:sz w:val="40"/>
+          <w:szCs w:val="40"/>
+        </w:rPr>
+        <w:t>feature</w:t>
+      </w:r>
+      <w:proofErr w:type="spellEnd"/>
+      <w:r>
+        <w:rPr>
+          <w:rFonts w:ascii="Bahnschrift" w:hAnsi="Bahnschrift"/>
+          <w:sz w:val="40"/>
+          <w:szCs w:val="40"/>
+        </w:rPr>
+        <w:t xml:space="preserve">, hogy a webshop üdvözlő oldalán 3 hirdetés </w:t>
+      </w:r>
+      <w:proofErr w:type="spellStart"/>
+      <w:r>
+        <w:rPr>
+          <w:rFonts w:ascii="Bahnschrift" w:hAnsi="Bahnschrift"/>
+          <w:sz w:val="40"/>
+          <w:szCs w:val="40"/>
+        </w:rPr>
+        <w:t>hero</w:t>
+      </w:r>
+      <w:proofErr w:type="spellEnd"/>
+      <w:r>
+        <w:rPr>
+          <w:rFonts w:ascii="Bahnschrift" w:hAnsi="Bahnschrift"/>
+          <w:sz w:val="40"/>
+          <w:szCs w:val="40"/>
+        </w:rPr>
+        <w:t xml:space="preserve">-képet </w:t>
+      </w:r>
+      <w:proofErr w:type="spellStart"/>
+      <w:r>
+        <w:rPr>
+          <w:rFonts w:ascii="Bahnschrift" w:hAnsi="Bahnschrift"/>
+          <w:sz w:val="40"/>
+          <w:szCs w:val="40"/>
+        </w:rPr>
+        <w:t>autoplay</w:t>
+      </w:r>
+      <w:proofErr w:type="spellEnd"/>
+      <w:r>
+        <w:rPr>
+          <w:rFonts w:ascii="Bahnschrift" w:hAnsi="Bahnschrift"/>
+          <w:sz w:val="40"/>
+          <w:szCs w:val="40"/>
+        </w:rPr>
+        <w:t xml:space="preserve">-ben jelenít meg, az </w:t>
+      </w:r>
+      <w:proofErr w:type="spellStart"/>
+      <w:r>
+        <w:rPr>
+          <w:rFonts w:ascii="Bahnschrift" w:hAnsi="Bahnschrift"/>
+          <w:sz w:val="40"/>
+          <w:szCs w:val="40"/>
+        </w:rPr>
+        <w:t>autoplay</w:t>
+      </w:r>
+      <w:proofErr w:type="spellEnd"/>
+      <w:r>
+        <w:rPr>
+          <w:rFonts w:ascii="Bahnschrift" w:hAnsi="Bahnschrift"/>
+          <w:sz w:val="40"/>
+          <w:szCs w:val="40"/>
+        </w:rPr>
+        <w:t xml:space="preserve"> megáll, ha a felhasználó az egeret az </w:t>
+      </w:r>
+      <w:proofErr w:type="spellStart"/>
+      <w:r>
+        <w:rPr>
+          <w:rFonts w:ascii="Bahnschrift" w:hAnsi="Bahnschrift"/>
+          <w:sz w:val="40"/>
+          <w:szCs w:val="40"/>
+        </w:rPr>
+        <w:t>autoplay</w:t>
+      </w:r>
+      <w:proofErr w:type="spellEnd"/>
+      <w:r>
+        <w:rPr>
+          <w:rFonts w:ascii="Bahnschrift" w:hAnsi="Bahnschrift"/>
+          <w:sz w:val="40"/>
+          <w:szCs w:val="40"/>
+        </w:rPr>
+        <w:t>-t jelző pontok egyike felé húzza.</w:t>
       </w:r>
     </w:p>
     <w:p>
@@ -1107,7 +1445,25 @@
           <w:szCs w:val="40"/>
         </w:rPr>
         <w:lastRenderedPageBreak/>
-        <w:t xml:space="preserve">Emellett Nagy Álmos Botond dokumentációt írt. Garaba Kornél dizájnt készített. </w:t>
+        <w:t xml:space="preserve">Emellett Nagy Álmos Botond dokumentációt írt. </w:t>
+      </w:r>
+      <w:proofErr w:type="spellStart"/>
+      <w:r>
+        <w:rPr>
+          <w:rFonts w:ascii="Bahnschrift" w:hAnsi="Bahnschrift"/>
+          <w:sz w:val="40"/>
+          <w:szCs w:val="40"/>
+        </w:rPr>
+        <w:t>Garaba</w:t>
+      </w:r>
+      <w:proofErr w:type="spellEnd"/>
+      <w:r>
+        <w:rPr>
+          <w:rFonts w:ascii="Bahnschrift" w:hAnsi="Bahnschrift"/>
+          <w:sz w:val="40"/>
+          <w:szCs w:val="40"/>
+        </w:rPr>
+        <w:t xml:space="preserve"> Kornél dizájnt készített. </w:t>
       </w:r>
     </w:p>
     <w:p>
@@ -1249,13 +1605,23 @@
                 <w:szCs w:val="40"/>
               </w:rPr>
             </w:pPr>
+            <w:proofErr w:type="spellStart"/>
             <w:r>
               <w:rPr>
                 <w:rFonts w:ascii="Bahnschrift" w:hAnsi="Bahnschrift"/>
                 <w:sz w:val="40"/>
                 <w:szCs w:val="40"/>
               </w:rPr>
-              <w:t>Chlebik Krisztofer Benjámin</w:t>
+              <w:t>Chlebik</w:t>
+            </w:r>
+            <w:proofErr w:type="spellEnd"/>
+            <w:r>
+              <w:rPr>
+                <w:rFonts w:ascii="Bahnschrift" w:hAnsi="Bahnschrift"/>
+                <w:sz w:val="40"/>
+                <w:szCs w:val="40"/>
+              </w:rPr>
+              <w:t xml:space="preserve"> Krisztofer Benjámin</w:t>
             </w:r>
           </w:p>
         </w:tc>
@@ -1273,35 +1639,81 @@
                 <w:szCs w:val="40"/>
               </w:rPr>
             </w:pPr>
+            <w:proofErr w:type="spellStart"/>
             <w:r>
               <w:rPr>
                 <w:rFonts w:ascii="Bahnschrift" w:hAnsi="Bahnschrift"/>
                 <w:sz w:val="40"/>
                 <w:szCs w:val="40"/>
               </w:rPr>
-              <w:t>Autoplay funkció megvalósítása, hero képek, favicon készítés,</w:t>
-            </w:r>
-          </w:p>
-        </w:tc>
-        <w:tc>
-          <w:tcPr>
-            <w:tcW w:w="2892" w:type="dxa"/>
-          </w:tcPr>
-          <w:p>
-            <w:pPr>
-              <w:jc w:val="center"/>
+              <w:t>Autoplay</w:t>
+            </w:r>
+            <w:proofErr w:type="spellEnd"/>
+            <w:r>
               <w:rPr>
                 <w:rFonts w:ascii="Bahnschrift" w:hAnsi="Bahnschrift"/>
                 <w:sz w:val="40"/>
                 <w:szCs w:val="40"/>
               </w:rPr>
-            </w:pPr>
+              <w:t xml:space="preserve"> funkció megvalósítása, </w:t>
+            </w:r>
+            <w:proofErr w:type="spellStart"/>
             <w:r>
               <w:rPr>
                 <w:rFonts w:ascii="Bahnschrift" w:hAnsi="Bahnschrift"/>
                 <w:sz w:val="40"/>
                 <w:szCs w:val="40"/>
               </w:rPr>
+              <w:t>hero</w:t>
+            </w:r>
+            <w:proofErr w:type="spellEnd"/>
+            <w:r>
+              <w:rPr>
+                <w:rFonts w:ascii="Bahnschrift" w:hAnsi="Bahnschrift"/>
+                <w:sz w:val="40"/>
+                <w:szCs w:val="40"/>
+              </w:rPr>
+              <w:t xml:space="preserve"> képek, </w:t>
+            </w:r>
+            <w:proofErr w:type="spellStart"/>
+            <w:r>
+              <w:rPr>
+                <w:rFonts w:ascii="Bahnschrift" w:hAnsi="Bahnschrift"/>
+                <w:sz w:val="40"/>
+                <w:szCs w:val="40"/>
+              </w:rPr>
+              <w:t>favicon</w:t>
+            </w:r>
+            <w:proofErr w:type="spellEnd"/>
+            <w:r>
+              <w:rPr>
+                <w:rFonts w:ascii="Bahnschrift" w:hAnsi="Bahnschrift"/>
+                <w:sz w:val="40"/>
+                <w:szCs w:val="40"/>
+              </w:rPr>
+              <w:t xml:space="preserve"> készítés,</w:t>
+            </w:r>
+          </w:p>
+        </w:tc>
+        <w:tc>
+          <w:tcPr>
+            <w:tcW w:w="2892" w:type="dxa"/>
+          </w:tcPr>
+          <w:p>
+            <w:pPr>
+              <w:jc w:val="center"/>
+              <w:rPr>
+                <w:rFonts w:ascii="Bahnschrift" w:hAnsi="Bahnschrift"/>
+                <w:sz w:val="40"/>
+                <w:szCs w:val="40"/>
+              </w:rPr>
+            </w:pPr>
+            <w:r>
+              <w:rPr>
+                <w:rFonts w:ascii="Bahnschrift" w:hAnsi="Bahnschrift"/>
+                <w:sz w:val="40"/>
+                <w:szCs w:val="40"/>
+              </w:rPr>
               <w:t>SQL adatbázis, keresés funkció megvalósítása,</w:t>
             </w:r>
           </w:p>
@@ -1321,13 +1733,23 @@
                 <w:szCs w:val="40"/>
               </w:rPr>
             </w:pPr>
+            <w:proofErr w:type="spellStart"/>
             <w:r>
               <w:rPr>
                 <w:rFonts w:ascii="Bahnschrift" w:hAnsi="Bahnschrift"/>
                 <w:sz w:val="40"/>
                 <w:szCs w:val="40"/>
               </w:rPr>
-              <w:t>Garaba Kornél</w:t>
+              <w:t>Garaba</w:t>
+            </w:r>
+            <w:proofErr w:type="spellEnd"/>
+            <w:r>
+              <w:rPr>
+                <w:rFonts w:ascii="Bahnschrift" w:hAnsi="Bahnschrift"/>
+                <w:sz w:val="40"/>
+                <w:szCs w:val="40"/>
+              </w:rPr>
+              <w:t xml:space="preserve"> Kornél</w:t>
             </w:r>
           </w:p>
         </w:tc>
@@ -1392,47 +1814,83 @@
                 <w:sz w:val="40"/>
                 <w:szCs w:val="40"/>
               </w:rPr>
-              <w:t>Dokumentáció írása, favicon készítés, layout tervezés, design készítés</w:t>
-            </w:r>
-          </w:p>
-          <w:p>
-            <w:pPr>
-              <w:jc w:val="center"/>
+              <w:t xml:space="preserve">Dokumentáció írása, </w:t>
+            </w:r>
+            <w:proofErr w:type="spellStart"/>
+            <w:r>
               <w:rPr>
                 <w:rFonts w:ascii="Bahnschrift" w:hAnsi="Bahnschrift"/>
                 <w:sz w:val="40"/>
                 <w:szCs w:val="40"/>
               </w:rPr>
-            </w:pPr>
+              <w:t>favicon</w:t>
+            </w:r>
+            <w:proofErr w:type="spellEnd"/>
             <w:r>
               <w:rPr>
                 <w:rFonts w:ascii="Bahnschrift" w:hAnsi="Bahnschrift"/>
                 <w:sz w:val="40"/>
                 <w:szCs w:val="40"/>
               </w:rPr>
-              <w:t>Dokumentáció írása</w:t>
-            </w:r>
-          </w:p>
-        </w:tc>
-        <w:tc>
-          <w:tcPr>
-            <w:tcW w:w="2892" w:type="dxa"/>
-          </w:tcPr>
-          <w:p>
-            <w:pPr>
-              <w:jc w:val="center"/>
+              <w:t xml:space="preserve"> készítés, </w:t>
+            </w:r>
+            <w:proofErr w:type="spellStart"/>
+            <w:r>
               <w:rPr>
                 <w:rFonts w:ascii="Bahnschrift" w:hAnsi="Bahnschrift"/>
                 <w:sz w:val="40"/>
                 <w:szCs w:val="40"/>
               </w:rPr>
-            </w:pPr>
+              <w:t>layout</w:t>
+            </w:r>
+            <w:proofErr w:type="spellEnd"/>
             <w:r>
               <w:rPr>
                 <w:rFonts w:ascii="Bahnschrift" w:hAnsi="Bahnschrift"/>
                 <w:sz w:val="40"/>
                 <w:szCs w:val="40"/>
               </w:rPr>
+              <w:t xml:space="preserve"> tervezés, design készítés</w:t>
+            </w:r>
+          </w:p>
+          <w:p>
+            <w:pPr>
+              <w:jc w:val="center"/>
+              <w:rPr>
+                <w:rFonts w:ascii="Bahnschrift" w:hAnsi="Bahnschrift"/>
+                <w:sz w:val="40"/>
+                <w:szCs w:val="40"/>
+              </w:rPr>
+            </w:pPr>
+            <w:r>
+              <w:rPr>
+                <w:rFonts w:ascii="Bahnschrift" w:hAnsi="Bahnschrift"/>
+                <w:sz w:val="40"/>
+                <w:szCs w:val="40"/>
+              </w:rPr>
+              <w:t>Dokumentáció írása</w:t>
+            </w:r>
+          </w:p>
+        </w:tc>
+        <w:tc>
+          <w:tcPr>
+            <w:tcW w:w="2892" w:type="dxa"/>
+          </w:tcPr>
+          <w:p>
+            <w:pPr>
+              <w:jc w:val="center"/>
+              <w:rPr>
+                <w:rFonts w:ascii="Bahnschrift" w:hAnsi="Bahnschrift"/>
+                <w:sz w:val="40"/>
+                <w:szCs w:val="40"/>
+              </w:rPr>
+            </w:pPr>
+            <w:r>
+              <w:rPr>
+                <w:rFonts w:ascii="Bahnschrift" w:hAnsi="Bahnschrift"/>
+                <w:sz w:val="40"/>
+                <w:szCs w:val="40"/>
+              </w:rPr>
               <w:t>Dokumentáció formázása, újraírása</w:t>
             </w:r>
           </w:p>
@@ -1542,60 +2000,42 @@
           <w:szCs w:val="48"/>
         </w:rPr>
         <w:lastRenderedPageBreak/>
-        <w:t>2026. 0</w:t>
-      </w:r>
-      <w:r>
-        <w:rPr>
-          <w:rFonts w:ascii="Bahnschrift" w:hAnsi="Bahnschrift"/>
-          <w:b/>
-          <w:bCs/>
-          <w:sz w:val="48"/>
-          <w:szCs w:val="48"/>
-        </w:rPr>
-        <w:t>3</w:t>
-      </w:r>
-      <w:r>
-        <w:rPr>
-          <w:rFonts w:ascii="Bahnschrift" w:hAnsi="Bahnschrift"/>
-          <w:b/>
-          <w:bCs/>
-          <w:sz w:val="48"/>
-          <w:szCs w:val="48"/>
-        </w:rPr>
-        <w:t>. 06.</w:t>
-      </w:r>
-    </w:p>
-    <w:p>
-      <w:pPr>
-        <w:rPr>
-          <w:rFonts w:ascii="Bahnschrift" w:hAnsi="Bahnschrift"/>
-          <w:sz w:val="40"/>
-          <w:szCs w:val="40"/>
-        </w:rPr>
-      </w:pPr>
-      <w:r>
-        <w:rPr>
-          <w:rFonts w:ascii="Bahnschrift" w:hAnsi="Bahnschrift"/>
-          <w:sz w:val="40"/>
-          <w:szCs w:val="40"/>
-        </w:rPr>
-        <w:t xml:space="preserve">Az </w:t>
-      </w:r>
-      <w:r>
-        <w:rPr>
-          <w:rFonts w:ascii="Bahnschrift" w:hAnsi="Bahnschrift"/>
-          <w:sz w:val="40"/>
-          <w:szCs w:val="40"/>
-        </w:rPr>
-        <w:t xml:space="preserve">pénteki tripla óráról Chlebik Krisztofer Benjámin </w:t>
-      </w:r>
-      <w:r>
-        <w:rPr>
-          <w:rFonts w:ascii="Bahnschrift" w:hAnsi="Bahnschrift"/>
-          <w:sz w:val="40"/>
-          <w:szCs w:val="40"/>
-        </w:rPr>
-        <w:t>hiányzott.</w:t>
+        <w:t>2026. 03. 06.</w:t>
+      </w:r>
+    </w:p>
+    <w:p>
+      <w:pPr>
+        <w:rPr>
+          <w:rFonts w:ascii="Bahnschrift" w:hAnsi="Bahnschrift"/>
+          <w:sz w:val="40"/>
+          <w:szCs w:val="40"/>
+        </w:rPr>
+      </w:pPr>
+      <w:r>
+        <w:rPr>
+          <w:rFonts w:ascii="Bahnschrift" w:hAnsi="Bahnschrift"/>
+          <w:sz w:val="40"/>
+          <w:szCs w:val="40"/>
+        </w:rPr>
+        <w:t xml:space="preserve">Az pénteki tripla óráról </w:t>
+      </w:r>
+      <w:proofErr w:type="spellStart"/>
+      <w:r>
+        <w:rPr>
+          <w:rFonts w:ascii="Bahnschrift" w:hAnsi="Bahnschrift"/>
+          <w:sz w:val="40"/>
+          <w:szCs w:val="40"/>
+        </w:rPr>
+        <w:t>Chlebik</w:t>
+      </w:r>
+      <w:proofErr w:type="spellEnd"/>
+      <w:r>
+        <w:rPr>
+          <w:rFonts w:ascii="Bahnschrift" w:hAnsi="Bahnschrift"/>
+          <w:sz w:val="40"/>
+          <w:szCs w:val="40"/>
+        </w:rPr>
+        <w:t xml:space="preserve"> Krisztofer Benjámin hiányzott.</w:t>
       </w:r>
     </w:p>
     <w:tbl>
@@ -1724,13 +2164,23 @@
                 <w:szCs w:val="36"/>
               </w:rPr>
             </w:pPr>
-            <w:r>
-              <w:rPr>
-                <w:rFonts w:ascii="Bahnschrift" w:hAnsi="Bahnschrift"/>
-                <w:sz w:val="36"/>
-                <w:szCs w:val="36"/>
-              </w:rPr>
-              <w:t>Chlebik Krisztofer Benjámin</w:t>
+            <w:proofErr w:type="spellStart"/>
+            <w:r>
+              <w:rPr>
+                <w:rFonts w:ascii="Bahnschrift" w:hAnsi="Bahnschrift"/>
+                <w:sz w:val="36"/>
+                <w:szCs w:val="36"/>
+              </w:rPr>
+              <w:t>Chlebik</w:t>
+            </w:r>
+            <w:proofErr w:type="spellEnd"/>
+            <w:r>
+              <w:rPr>
+                <w:rFonts w:ascii="Bahnschrift" w:hAnsi="Bahnschrift"/>
+                <w:sz w:val="36"/>
+                <w:szCs w:val="36"/>
+              </w:rPr>
+              <w:t xml:space="preserve"> Krisztofer Benjámin</w:t>
             </w:r>
           </w:p>
         </w:tc>
@@ -1778,13 +2228,23 @@
                 <w:szCs w:val="36"/>
               </w:rPr>
             </w:pPr>
-            <w:r>
-              <w:rPr>
-                <w:rFonts w:ascii="Bahnschrift" w:hAnsi="Bahnschrift"/>
-                <w:sz w:val="36"/>
-                <w:szCs w:val="36"/>
-              </w:rPr>
-              <w:t>Garaba Kornél</w:t>
+            <w:proofErr w:type="spellStart"/>
+            <w:r>
+              <w:rPr>
+                <w:rFonts w:ascii="Bahnschrift" w:hAnsi="Bahnschrift"/>
+                <w:sz w:val="36"/>
+                <w:szCs w:val="36"/>
+              </w:rPr>
+              <w:t>Garaba</w:t>
+            </w:r>
+            <w:proofErr w:type="spellEnd"/>
+            <w:r>
+              <w:rPr>
+                <w:rFonts w:ascii="Bahnschrift" w:hAnsi="Bahnschrift"/>
+                <w:sz w:val="36"/>
+                <w:szCs w:val="36"/>
+              </w:rPr>
+              <w:t xml:space="preserve"> Kornél</w:t>
             </w:r>
           </w:p>
         </w:tc>
@@ -1856,13 +2316,23 @@
                 <w:szCs w:val="36"/>
               </w:rPr>
             </w:pPr>
-            <w:r>
-              <w:rPr>
-                <w:rFonts w:ascii="Bahnschrift" w:hAnsi="Bahnschrift"/>
-                <w:sz w:val="36"/>
-                <w:szCs w:val="36"/>
-              </w:rPr>
-              <w:t>Stripe fizetési rendszer</w:t>
+            <w:proofErr w:type="spellStart"/>
+            <w:r>
+              <w:rPr>
+                <w:rFonts w:ascii="Bahnschrift" w:hAnsi="Bahnschrift"/>
+                <w:sz w:val="36"/>
+                <w:szCs w:val="36"/>
+              </w:rPr>
+              <w:t>Stripe</w:t>
+            </w:r>
+            <w:proofErr w:type="spellEnd"/>
+            <w:r>
+              <w:rPr>
+                <w:rFonts w:ascii="Bahnschrift" w:hAnsi="Bahnschrift"/>
+                <w:sz w:val="36"/>
+                <w:szCs w:val="36"/>
+              </w:rPr>
+              <w:t xml:space="preserve"> fizetési rendszer</w:t>
             </w:r>
           </w:p>
           <w:p>
@@ -1966,18 +2436,930 @@
       <w:pPr>
         <w:rPr>
           <w:rFonts w:ascii="Bahnschrift" w:hAnsi="Bahnschrift"/>
-          <w:sz w:val="40"/>
-          <w:szCs w:val="40"/>
-        </w:rPr>
-      </w:pPr>
-      <w:r>
-        <w:rPr>
-          <w:rFonts w:ascii="Bahnschrift" w:hAnsi="Bahnschrift"/>
-          <w:sz w:val="40"/>
-          <w:szCs w:val="40"/>
+          <w:color w:val="A6A6A6" w:themeColor="background1" w:themeShade="A6"/>
+          <w:sz w:val="24"/>
+          <w:szCs w:val="24"/>
+        </w:rPr>
+      </w:pPr>
+      <w:r>
+        <w:rPr>
+          <w:rFonts w:ascii="Bahnschrift" w:hAnsi="Bahnschrift"/>
+          <w:color w:val="A6A6A6" w:themeColor="background1" w:themeShade="A6"/>
+          <w:sz w:val="24"/>
+          <w:szCs w:val="24"/>
         </w:rPr>
         <w:t>A dokumentáció megírására 2026. 03. 07., szombaton került sor iskolai komplikációk miatt.</w:t>
       </w:r>
+    </w:p>
+    <w:p>
+      <w:pPr>
+        <w:rPr>
+          <w:rFonts w:ascii="Bahnschrift" w:hAnsi="Bahnschrift"/>
+          <w:sz w:val="40"/>
+          <w:szCs w:val="40"/>
+        </w:rPr>
+      </w:pPr>
+    </w:p>
+    <w:p>
+      <w:pPr>
+        <w:rPr>
+          <w:rFonts w:ascii="Bahnschrift" w:hAnsi="Bahnschrift"/>
+          <w:sz w:val="40"/>
+          <w:szCs w:val="40"/>
+        </w:rPr>
+      </w:pPr>
+    </w:p>
+    <w:p>
+      <w:pPr>
+        <w:rPr>
+          <w:rFonts w:ascii="Bahnschrift" w:hAnsi="Bahnschrift"/>
+          <w:sz w:val="40"/>
+          <w:szCs w:val="40"/>
+        </w:rPr>
+      </w:pPr>
+    </w:p>
+    <w:p>
+      <w:pPr>
+        <w:rPr>
+          <w:rFonts w:ascii="Bahnschrift" w:hAnsi="Bahnschrift"/>
+          <w:sz w:val="40"/>
+          <w:szCs w:val="40"/>
+        </w:rPr>
+      </w:pPr>
+    </w:p>
+    <w:p>
+      <w:pPr>
+        <w:rPr>
+          <w:rFonts w:ascii="Bahnschrift" w:hAnsi="Bahnschrift"/>
+          <w:sz w:val="40"/>
+          <w:szCs w:val="40"/>
+        </w:rPr>
+      </w:pPr>
+    </w:p>
+    <w:p>
+      <w:pPr>
+        <w:rPr>
+          <w:rFonts w:ascii="Bahnschrift" w:hAnsi="Bahnschrift"/>
+          <w:sz w:val="40"/>
+          <w:szCs w:val="40"/>
+        </w:rPr>
+      </w:pPr>
+    </w:p>
+    <w:p>
+      <w:pPr>
+        <w:rPr>
+          <w:rFonts w:ascii="Bahnschrift" w:hAnsi="Bahnschrift"/>
+          <w:sz w:val="40"/>
+          <w:szCs w:val="40"/>
+        </w:rPr>
+      </w:pPr>
+    </w:p>
+    <w:p>
+      <w:pPr>
+        <w:rPr>
+          <w:rFonts w:ascii="Bahnschrift" w:hAnsi="Bahnschrift"/>
+          <w:b/>
+          <w:bCs/>
+          <w:sz w:val="48"/>
+          <w:szCs w:val="48"/>
+        </w:rPr>
+      </w:pPr>
+      <w:r>
+        <w:rPr>
+          <w:rFonts w:ascii="Bahnschrift" w:hAnsi="Bahnschrift"/>
+          <w:b/>
+          <w:bCs/>
+          <w:sz w:val="48"/>
+          <w:szCs w:val="48"/>
+        </w:rPr>
+        <w:lastRenderedPageBreak/>
+        <w:t>2026. 03. 13.</w:t>
+      </w:r>
+    </w:p>
+    <w:tbl>
+      <w:tblPr>
+        <w:tblStyle w:val="Rcsostblzat"/>
+        <w:tblpPr w:leftFromText="180" w:rightFromText="180" w:vertAnchor="text" w:horzAnchor="margin" w:tblpXSpec="center" w:tblpY="478"/>
+        <w:tblW w:w="10837" w:type="dxa"/>
+        <w:tblLook w:val="04A0" w:firstRow="1" w:lastRow="0" w:firstColumn="1" w:lastColumn="0" w:noHBand="0" w:noVBand="1"/>
+      </w:tblPr>
+      <w:tblGrid>
+        <w:gridCol w:w="1822"/>
+        <w:gridCol w:w="3219"/>
+        <w:gridCol w:w="3174"/>
+        <w:gridCol w:w="2622"/>
+      </w:tblGrid>
+      <w:tr>
+        <w:trPr>
+          <w:trHeight w:val="283"/>
+        </w:trPr>
+        <w:tc>
+          <w:tcPr>
+            <w:tcW w:w="1822" w:type="dxa"/>
+            <w:vAlign w:val="center"/>
+          </w:tcPr>
+          <w:p>
+            <w:pPr>
+              <w:jc w:val="center"/>
+              <w:rPr>
+                <w:rFonts w:ascii="Bahnschrift" w:hAnsi="Bahnschrift"/>
+                <w:sz w:val="36"/>
+                <w:szCs w:val="36"/>
+              </w:rPr>
+            </w:pPr>
+          </w:p>
+        </w:tc>
+        <w:tc>
+          <w:tcPr>
+            <w:tcW w:w="3219" w:type="dxa"/>
+            <w:vAlign w:val="center"/>
+          </w:tcPr>
+          <w:p>
+            <w:pPr>
+              <w:jc w:val="center"/>
+              <w:rPr>
+                <w:rFonts w:ascii="Bahnschrift" w:hAnsi="Bahnschrift"/>
+                <w:sz w:val="36"/>
+                <w:szCs w:val="36"/>
+              </w:rPr>
+            </w:pPr>
+            <w:r>
+              <w:rPr>
+                <w:rFonts w:ascii="Bahnschrift" w:hAnsi="Bahnschrift"/>
+                <w:sz w:val="36"/>
+                <w:szCs w:val="36"/>
+              </w:rPr>
+              <w:t>1. óra</w:t>
+            </w:r>
+          </w:p>
+        </w:tc>
+        <w:tc>
+          <w:tcPr>
+            <w:tcW w:w="3174" w:type="dxa"/>
+            <w:vAlign w:val="center"/>
+          </w:tcPr>
+          <w:p>
+            <w:pPr>
+              <w:jc w:val="center"/>
+              <w:rPr>
+                <w:rFonts w:ascii="Bahnschrift" w:hAnsi="Bahnschrift"/>
+                <w:sz w:val="36"/>
+                <w:szCs w:val="36"/>
+              </w:rPr>
+            </w:pPr>
+            <w:r>
+              <w:rPr>
+                <w:rFonts w:ascii="Bahnschrift" w:hAnsi="Bahnschrift"/>
+                <w:sz w:val="36"/>
+                <w:szCs w:val="36"/>
+              </w:rPr>
+              <w:t>2. óra</w:t>
+            </w:r>
+          </w:p>
+        </w:tc>
+        <w:tc>
+          <w:tcPr>
+            <w:tcW w:w="2622" w:type="dxa"/>
+            <w:vAlign w:val="center"/>
+          </w:tcPr>
+          <w:p>
+            <w:pPr>
+              <w:jc w:val="center"/>
+              <w:rPr>
+                <w:rFonts w:ascii="Bahnschrift" w:hAnsi="Bahnschrift"/>
+                <w:sz w:val="36"/>
+                <w:szCs w:val="36"/>
+              </w:rPr>
+            </w:pPr>
+            <w:r>
+              <w:rPr>
+                <w:rFonts w:ascii="Bahnschrift" w:hAnsi="Bahnschrift"/>
+                <w:sz w:val="36"/>
+                <w:szCs w:val="36"/>
+              </w:rPr>
+              <w:t>3. óra</w:t>
+            </w:r>
+          </w:p>
+        </w:tc>
+      </w:tr>
+      <w:tr>
+        <w:trPr>
+          <w:trHeight w:val="874"/>
+        </w:trPr>
+        <w:tc>
+          <w:tcPr>
+            <w:tcW w:w="1822" w:type="dxa"/>
+            <w:vAlign w:val="center"/>
+          </w:tcPr>
+          <w:p>
+            <w:pPr>
+              <w:jc w:val="center"/>
+              <w:rPr>
+                <w:rFonts w:ascii="Bahnschrift" w:hAnsi="Bahnschrift"/>
+                <w:sz w:val="36"/>
+                <w:szCs w:val="36"/>
+              </w:rPr>
+            </w:pPr>
+            <w:proofErr w:type="spellStart"/>
+            <w:r>
+              <w:rPr>
+                <w:rFonts w:ascii="Bahnschrift" w:hAnsi="Bahnschrift"/>
+                <w:sz w:val="36"/>
+                <w:szCs w:val="36"/>
+              </w:rPr>
+              <w:t>Chlebik</w:t>
+            </w:r>
+            <w:proofErr w:type="spellEnd"/>
+            <w:r>
+              <w:rPr>
+                <w:rFonts w:ascii="Bahnschrift" w:hAnsi="Bahnschrift"/>
+                <w:sz w:val="36"/>
+                <w:szCs w:val="36"/>
+              </w:rPr>
+              <w:t xml:space="preserve"> Krisztofer Benjámin</w:t>
+            </w:r>
+          </w:p>
+        </w:tc>
+        <w:tc>
+          <w:tcPr>
+            <w:tcW w:w="9015" w:type="dxa"/>
+            <w:gridSpan w:val="3"/>
+            <w:vAlign w:val="center"/>
+          </w:tcPr>
+          <w:p>
+            <w:pPr>
+              <w:jc w:val="center"/>
+              <w:rPr>
+                <w:rFonts w:ascii="Bahnschrift" w:hAnsi="Bahnschrift"/>
+                <w:sz w:val="36"/>
+                <w:szCs w:val="36"/>
+              </w:rPr>
+            </w:pPr>
+            <w:r>
+              <w:rPr>
+                <w:rFonts w:ascii="Bahnschrift" w:hAnsi="Bahnschrift"/>
+                <w:sz w:val="36"/>
+                <w:szCs w:val="36"/>
+              </w:rPr>
+              <w:t xml:space="preserve">Kosár rendszer elkészítése </w:t>
+            </w:r>
+            <w:proofErr w:type="spellStart"/>
+            <w:r>
+              <w:rPr>
+                <w:rFonts w:ascii="Bahnschrift" w:hAnsi="Bahnschrift"/>
+                <w:sz w:val="36"/>
+                <w:szCs w:val="36"/>
+              </w:rPr>
+              <w:t>mockup</w:t>
+            </w:r>
+            <w:proofErr w:type="spellEnd"/>
+            <w:r>
+              <w:rPr>
+                <w:rFonts w:ascii="Bahnschrift" w:hAnsi="Bahnschrift"/>
+                <w:sz w:val="36"/>
+                <w:szCs w:val="36"/>
+              </w:rPr>
+              <w:t xml:space="preserve"> design-</w:t>
+            </w:r>
+            <w:proofErr w:type="spellStart"/>
+            <w:r>
+              <w:rPr>
+                <w:rFonts w:ascii="Bahnschrift" w:hAnsi="Bahnschrift"/>
+                <w:sz w:val="36"/>
+                <w:szCs w:val="36"/>
+              </w:rPr>
+              <w:t>ról</w:t>
+            </w:r>
+            <w:proofErr w:type="spellEnd"/>
+            <w:r>
+              <w:rPr>
+                <w:rFonts w:ascii="Bahnschrift" w:hAnsi="Bahnschrift"/>
+                <w:sz w:val="36"/>
+                <w:szCs w:val="36"/>
+              </w:rPr>
+              <w:t>, kosár simítása</w:t>
+            </w:r>
+          </w:p>
+        </w:tc>
+      </w:tr>
+      <w:tr>
+        <w:trPr>
+          <w:trHeight w:val="579"/>
+        </w:trPr>
+        <w:tc>
+          <w:tcPr>
+            <w:tcW w:w="1822" w:type="dxa"/>
+            <w:vAlign w:val="center"/>
+          </w:tcPr>
+          <w:p>
+            <w:pPr>
+              <w:jc w:val="center"/>
+              <w:rPr>
+                <w:rFonts w:ascii="Bahnschrift" w:hAnsi="Bahnschrift"/>
+                <w:sz w:val="36"/>
+                <w:szCs w:val="36"/>
+              </w:rPr>
+            </w:pPr>
+            <w:proofErr w:type="spellStart"/>
+            <w:r>
+              <w:rPr>
+                <w:rFonts w:ascii="Bahnschrift" w:hAnsi="Bahnschrift"/>
+                <w:sz w:val="36"/>
+                <w:szCs w:val="36"/>
+              </w:rPr>
+              <w:t>Garaba</w:t>
+            </w:r>
+            <w:proofErr w:type="spellEnd"/>
+            <w:r>
+              <w:rPr>
+                <w:rFonts w:ascii="Bahnschrift" w:hAnsi="Bahnschrift"/>
+                <w:sz w:val="36"/>
+                <w:szCs w:val="36"/>
+              </w:rPr>
+              <w:t xml:space="preserve"> Kornél</w:t>
+            </w:r>
+          </w:p>
+        </w:tc>
+        <w:tc>
+          <w:tcPr>
+            <w:tcW w:w="9015" w:type="dxa"/>
+            <w:gridSpan w:val="3"/>
+            <w:vAlign w:val="center"/>
+          </w:tcPr>
+          <w:p>
+            <w:pPr>
+              <w:jc w:val="center"/>
+              <w:rPr>
+                <w:rFonts w:ascii="Bahnschrift" w:hAnsi="Bahnschrift"/>
+                <w:sz w:val="36"/>
+                <w:szCs w:val="36"/>
+              </w:rPr>
+            </w:pPr>
+            <w:r>
+              <w:rPr>
+                <w:rFonts w:ascii="Bahnschrift" w:hAnsi="Bahnschrift"/>
+                <w:sz w:val="36"/>
+                <w:szCs w:val="36"/>
+              </w:rPr>
+              <w:t>Bejelentkezés és session kezelés rendszer implementálása</w:t>
+            </w:r>
+          </w:p>
+        </w:tc>
+      </w:tr>
+      <w:tr>
+        <w:trPr>
+          <w:trHeight w:val="1444"/>
+        </w:trPr>
+        <w:tc>
+          <w:tcPr>
+            <w:tcW w:w="1822" w:type="dxa"/>
+            <w:vAlign w:val="center"/>
+          </w:tcPr>
+          <w:p>
+            <w:pPr>
+              <w:jc w:val="center"/>
+              <w:rPr>
+                <w:rFonts w:ascii="Bahnschrift" w:hAnsi="Bahnschrift"/>
+                <w:sz w:val="36"/>
+                <w:szCs w:val="36"/>
+              </w:rPr>
+            </w:pPr>
+            <w:r>
+              <w:rPr>
+                <w:rFonts w:ascii="Bahnschrift" w:hAnsi="Bahnschrift"/>
+                <w:sz w:val="36"/>
+                <w:szCs w:val="36"/>
+              </w:rPr>
+              <w:t>Nagy Álmos Botond</w:t>
+            </w:r>
+          </w:p>
+        </w:tc>
+        <w:tc>
+          <w:tcPr>
+            <w:tcW w:w="9015" w:type="dxa"/>
+            <w:gridSpan w:val="3"/>
+            <w:vAlign w:val="center"/>
+          </w:tcPr>
+          <w:p>
+            <w:pPr>
+              <w:jc w:val="center"/>
+              <w:rPr>
+                <w:rFonts w:ascii="Bahnschrift" w:hAnsi="Bahnschrift"/>
+                <w:sz w:val="36"/>
+                <w:szCs w:val="36"/>
+              </w:rPr>
+            </w:pPr>
+            <w:r>
+              <w:rPr>
+                <w:rFonts w:ascii="Bahnschrift" w:hAnsi="Bahnschrift"/>
+                <w:sz w:val="36"/>
+                <w:szCs w:val="36"/>
+              </w:rPr>
+              <w:t>Kosár ”</w:t>
+            </w:r>
+            <w:proofErr w:type="spellStart"/>
+            <w:r>
+              <w:rPr>
+                <w:rFonts w:ascii="Bahnschrift" w:hAnsi="Bahnschrift"/>
+                <w:sz w:val="36"/>
+                <w:szCs w:val="36"/>
+              </w:rPr>
+              <w:t>mockup</w:t>
+            </w:r>
+            <w:proofErr w:type="spellEnd"/>
+            <w:r>
+              <w:rPr>
+                <w:rFonts w:ascii="Bahnschrift" w:hAnsi="Bahnschrift"/>
+                <w:sz w:val="36"/>
+                <w:szCs w:val="36"/>
+              </w:rPr>
+              <w:t>” design elkészítése, erre alapozódott a kosár rendszer végleges design-ja</w:t>
+            </w:r>
+          </w:p>
+        </w:tc>
+      </w:tr>
+    </w:tbl>
+    <w:p>
+      <w:pPr>
+        <w:rPr>
+          <w:rFonts w:ascii="Bahnschrift" w:hAnsi="Bahnschrift"/>
+          <w:sz w:val="40"/>
+          <w:szCs w:val="40"/>
+        </w:rPr>
+      </w:pPr>
+    </w:p>
+    <w:p>
+      <w:pPr>
+        <w:rPr>
+          <w:rFonts w:ascii="Bahnschrift" w:hAnsi="Bahnschrift"/>
+          <w:b/>
+          <w:bCs/>
+          <w:sz w:val="48"/>
+          <w:szCs w:val="48"/>
+        </w:rPr>
+      </w:pPr>
+      <w:r>
+        <w:rPr>
+          <w:rFonts w:ascii="Bahnschrift" w:hAnsi="Bahnschrift"/>
+          <w:b/>
+          <w:bCs/>
+          <w:sz w:val="48"/>
+          <w:szCs w:val="48"/>
+        </w:rPr>
+        <w:t xml:space="preserve">2026. 03. </w:t>
+      </w:r>
+      <w:r>
+        <w:rPr>
+          <w:rFonts w:ascii="Bahnschrift" w:hAnsi="Bahnschrift"/>
+          <w:b/>
+          <w:bCs/>
+          <w:sz w:val="48"/>
+          <w:szCs w:val="48"/>
+        </w:rPr>
+        <w:t>20</w:t>
+      </w:r>
+      <w:r>
+        <w:rPr>
+          <w:rFonts w:ascii="Bahnschrift" w:hAnsi="Bahnschrift"/>
+          <w:b/>
+          <w:bCs/>
+          <w:sz w:val="48"/>
+          <w:szCs w:val="48"/>
+        </w:rPr>
+        <w:t>.</w:t>
+      </w:r>
+    </w:p>
+    <w:tbl>
+      <w:tblPr>
+        <w:tblStyle w:val="Rcsostblzat"/>
+        <w:tblpPr w:leftFromText="180" w:rightFromText="180" w:vertAnchor="text" w:horzAnchor="margin" w:tblpXSpec="center" w:tblpY="478"/>
+        <w:tblW w:w="10837" w:type="dxa"/>
+        <w:tblLook w:val="04A0" w:firstRow="1" w:lastRow="0" w:firstColumn="1" w:lastColumn="0" w:noHBand="0" w:noVBand="1"/>
+      </w:tblPr>
+      <w:tblGrid>
+        <w:gridCol w:w="1822"/>
+        <w:gridCol w:w="3219"/>
+        <w:gridCol w:w="3175"/>
+        <w:gridCol w:w="2621"/>
+      </w:tblGrid>
+      <w:tr>
+        <w:trPr>
+          <w:trHeight w:val="283"/>
+        </w:trPr>
+        <w:tc>
+          <w:tcPr>
+            <w:tcW w:w="1822" w:type="dxa"/>
+            <w:vAlign w:val="center"/>
+          </w:tcPr>
+          <w:p>
+            <w:pPr>
+              <w:jc w:val="center"/>
+              <w:rPr>
+                <w:rFonts w:ascii="Bahnschrift" w:hAnsi="Bahnschrift"/>
+                <w:sz w:val="36"/>
+                <w:szCs w:val="36"/>
+              </w:rPr>
+            </w:pPr>
+          </w:p>
+        </w:tc>
+        <w:tc>
+          <w:tcPr>
+            <w:tcW w:w="3219" w:type="dxa"/>
+            <w:vAlign w:val="center"/>
+          </w:tcPr>
+          <w:p>
+            <w:pPr>
+              <w:jc w:val="center"/>
+              <w:rPr>
+                <w:rFonts w:ascii="Bahnschrift" w:hAnsi="Bahnschrift"/>
+                <w:sz w:val="36"/>
+                <w:szCs w:val="36"/>
+              </w:rPr>
+            </w:pPr>
+            <w:r>
+              <w:rPr>
+                <w:rFonts w:ascii="Bahnschrift" w:hAnsi="Bahnschrift"/>
+                <w:sz w:val="36"/>
+                <w:szCs w:val="36"/>
+              </w:rPr>
+              <w:t>1. óra</w:t>
+            </w:r>
+          </w:p>
+        </w:tc>
+        <w:tc>
+          <w:tcPr>
+            <w:tcW w:w="3175" w:type="dxa"/>
+            <w:vAlign w:val="center"/>
+          </w:tcPr>
+          <w:p>
+            <w:pPr>
+              <w:jc w:val="center"/>
+              <w:rPr>
+                <w:rFonts w:ascii="Bahnschrift" w:hAnsi="Bahnschrift"/>
+                <w:sz w:val="36"/>
+                <w:szCs w:val="36"/>
+              </w:rPr>
+            </w:pPr>
+            <w:r>
+              <w:rPr>
+                <w:rFonts w:ascii="Bahnschrift" w:hAnsi="Bahnschrift"/>
+                <w:sz w:val="36"/>
+                <w:szCs w:val="36"/>
+              </w:rPr>
+              <w:t>2. óra</w:t>
+            </w:r>
+          </w:p>
+        </w:tc>
+        <w:tc>
+          <w:tcPr>
+            <w:tcW w:w="2621" w:type="dxa"/>
+            <w:vAlign w:val="center"/>
+          </w:tcPr>
+          <w:p>
+            <w:pPr>
+              <w:jc w:val="center"/>
+              <w:rPr>
+                <w:rFonts w:ascii="Bahnschrift" w:hAnsi="Bahnschrift"/>
+                <w:sz w:val="36"/>
+                <w:szCs w:val="36"/>
+              </w:rPr>
+            </w:pPr>
+            <w:r>
+              <w:rPr>
+                <w:rFonts w:ascii="Bahnschrift" w:hAnsi="Bahnschrift"/>
+                <w:sz w:val="36"/>
+                <w:szCs w:val="36"/>
+              </w:rPr>
+              <w:t>3. óra</w:t>
+            </w:r>
+          </w:p>
+        </w:tc>
+      </w:tr>
+      <w:tr>
+        <w:trPr>
+          <w:trHeight w:val="874"/>
+        </w:trPr>
+        <w:tc>
+          <w:tcPr>
+            <w:tcW w:w="1822" w:type="dxa"/>
+            <w:vAlign w:val="center"/>
+          </w:tcPr>
+          <w:p>
+            <w:pPr>
+              <w:jc w:val="center"/>
+              <w:rPr>
+                <w:rFonts w:ascii="Bahnschrift" w:hAnsi="Bahnschrift"/>
+                <w:sz w:val="36"/>
+                <w:szCs w:val="36"/>
+              </w:rPr>
+            </w:pPr>
+            <w:proofErr w:type="spellStart"/>
+            <w:r>
+              <w:rPr>
+                <w:rFonts w:ascii="Bahnschrift" w:hAnsi="Bahnschrift"/>
+                <w:sz w:val="36"/>
+                <w:szCs w:val="36"/>
+              </w:rPr>
+              <w:t>Chlebik</w:t>
+            </w:r>
+            <w:proofErr w:type="spellEnd"/>
+            <w:r>
+              <w:rPr>
+                <w:rFonts w:ascii="Bahnschrift" w:hAnsi="Bahnschrift"/>
+                <w:sz w:val="36"/>
+                <w:szCs w:val="36"/>
+              </w:rPr>
+              <w:t xml:space="preserve"> Krisztofer Benjámin</w:t>
+            </w:r>
+          </w:p>
+        </w:tc>
+        <w:tc>
+          <w:tcPr>
+            <w:tcW w:w="6394" w:type="dxa"/>
+            <w:gridSpan w:val="2"/>
+            <w:vAlign w:val="center"/>
+          </w:tcPr>
+          <w:p>
+            <w:pPr>
+              <w:jc w:val="center"/>
+              <w:rPr>
+                <w:rFonts w:ascii="Bahnschrift" w:hAnsi="Bahnschrift"/>
+                <w:sz w:val="36"/>
+                <w:szCs w:val="36"/>
+              </w:rPr>
+            </w:pPr>
+            <w:proofErr w:type="spellStart"/>
+            <w:r>
+              <w:rPr>
+                <w:rFonts w:ascii="Bahnschrift" w:hAnsi="Bahnschrift"/>
+                <w:sz w:val="36"/>
+                <w:szCs w:val="36"/>
+              </w:rPr>
+              <w:t>Authentication</w:t>
+            </w:r>
+            <w:proofErr w:type="spellEnd"/>
+            <w:r>
+              <w:rPr>
+                <w:rFonts w:ascii="Bahnschrift" w:hAnsi="Bahnschrift"/>
+                <w:sz w:val="36"/>
+                <w:szCs w:val="36"/>
+              </w:rPr>
+              <w:t xml:space="preserve"> tovább fejlesztésének jóváhagyása, és tovább fejlesztése</w:t>
+            </w:r>
+          </w:p>
+        </w:tc>
+        <w:tc>
+          <w:tcPr>
+            <w:tcW w:w="2621" w:type="dxa"/>
+            <w:vAlign w:val="center"/>
+          </w:tcPr>
+          <w:p>
+            <w:pPr>
+              <w:jc w:val="center"/>
+              <w:rPr>
+                <w:rFonts w:ascii="Bahnschrift" w:hAnsi="Bahnschrift"/>
+                <w:sz w:val="36"/>
+                <w:szCs w:val="36"/>
+              </w:rPr>
+            </w:pPr>
+            <w:r>
+              <w:rPr>
+                <w:rFonts w:ascii="Bahnschrift" w:hAnsi="Bahnschrift"/>
+                <w:sz w:val="36"/>
+                <w:szCs w:val="36"/>
+              </w:rPr>
+              <w:t>-</w:t>
+            </w:r>
+          </w:p>
+        </w:tc>
+      </w:tr>
+      <w:tr>
+        <w:trPr>
+          <w:trHeight w:val="579"/>
+        </w:trPr>
+        <w:tc>
+          <w:tcPr>
+            <w:tcW w:w="1822" w:type="dxa"/>
+            <w:vAlign w:val="center"/>
+          </w:tcPr>
+          <w:p>
+            <w:pPr>
+              <w:jc w:val="center"/>
+              <w:rPr>
+                <w:rFonts w:ascii="Bahnschrift" w:hAnsi="Bahnschrift"/>
+                <w:sz w:val="36"/>
+                <w:szCs w:val="36"/>
+              </w:rPr>
+            </w:pPr>
+            <w:proofErr w:type="spellStart"/>
+            <w:r>
+              <w:rPr>
+                <w:rFonts w:ascii="Bahnschrift" w:hAnsi="Bahnschrift"/>
+                <w:sz w:val="36"/>
+                <w:szCs w:val="36"/>
+              </w:rPr>
+              <w:t>Garaba</w:t>
+            </w:r>
+            <w:proofErr w:type="spellEnd"/>
+            <w:r>
+              <w:rPr>
+                <w:rFonts w:ascii="Bahnschrift" w:hAnsi="Bahnschrift"/>
+                <w:sz w:val="36"/>
+                <w:szCs w:val="36"/>
+              </w:rPr>
+              <w:t xml:space="preserve"> Kornél</w:t>
+            </w:r>
+          </w:p>
+        </w:tc>
+        <w:tc>
+          <w:tcPr>
+            <w:tcW w:w="3219" w:type="dxa"/>
+            <w:vAlign w:val="center"/>
+          </w:tcPr>
+          <w:p>
+            <w:pPr>
+              <w:jc w:val="center"/>
+              <w:rPr>
+                <w:rFonts w:ascii="Bahnschrift" w:hAnsi="Bahnschrift"/>
+                <w:sz w:val="36"/>
+                <w:szCs w:val="36"/>
+              </w:rPr>
+            </w:pPr>
+            <w:proofErr w:type="spellStart"/>
+            <w:r>
+              <w:rPr>
+                <w:rFonts w:ascii="Bahnschrift" w:hAnsi="Bahnschrift"/>
+                <w:sz w:val="36"/>
+                <w:szCs w:val="36"/>
+              </w:rPr>
+              <w:t>Authentication</w:t>
+            </w:r>
+            <w:proofErr w:type="spellEnd"/>
+            <w:r>
+              <w:rPr>
+                <w:rFonts w:ascii="Bahnschrift" w:hAnsi="Bahnschrift"/>
+                <w:sz w:val="36"/>
+                <w:szCs w:val="36"/>
+              </w:rPr>
+              <w:t xml:space="preserve"> tovább fejlesztése</w:t>
+            </w:r>
+          </w:p>
+        </w:tc>
+        <w:tc>
+          <w:tcPr>
+            <w:tcW w:w="3175" w:type="dxa"/>
+            <w:vAlign w:val="center"/>
+          </w:tcPr>
+          <w:p>
+            <w:pPr>
+              <w:jc w:val="center"/>
+              <w:rPr>
+                <w:rFonts w:ascii="Bahnschrift" w:hAnsi="Bahnschrift"/>
+                <w:sz w:val="36"/>
+                <w:szCs w:val="36"/>
+              </w:rPr>
+            </w:pPr>
+            <w:r>
+              <w:rPr>
+                <w:rFonts w:ascii="Bahnschrift" w:hAnsi="Bahnschrift"/>
+                <w:sz w:val="36"/>
+                <w:szCs w:val="36"/>
+              </w:rPr>
+              <w:t>Felhasználói profilok, és fiókok elkészítése és javítása</w:t>
+            </w:r>
+          </w:p>
+        </w:tc>
+        <w:tc>
+          <w:tcPr>
+            <w:tcW w:w="2621" w:type="dxa"/>
+            <w:vAlign w:val="center"/>
+          </w:tcPr>
+          <w:p>
+            <w:pPr>
+              <w:jc w:val="center"/>
+              <w:rPr>
+                <w:rFonts w:ascii="Bahnschrift" w:hAnsi="Bahnschrift"/>
+                <w:sz w:val="36"/>
+                <w:szCs w:val="36"/>
+              </w:rPr>
+            </w:pPr>
+            <w:r>
+              <w:rPr>
+                <w:rFonts w:ascii="Bahnschrift" w:hAnsi="Bahnschrift"/>
+                <w:sz w:val="36"/>
+                <w:szCs w:val="36"/>
+              </w:rPr>
+              <w:t>-</w:t>
+            </w:r>
+          </w:p>
+        </w:tc>
+      </w:tr>
+      <w:tr>
+        <w:trPr>
+          <w:trHeight w:val="1444"/>
+        </w:trPr>
+        <w:tc>
+          <w:tcPr>
+            <w:tcW w:w="1822" w:type="dxa"/>
+            <w:vAlign w:val="center"/>
+          </w:tcPr>
+          <w:p>
+            <w:pPr>
+              <w:jc w:val="center"/>
+              <w:rPr>
+                <w:rFonts w:ascii="Bahnschrift" w:hAnsi="Bahnschrift"/>
+                <w:sz w:val="36"/>
+                <w:szCs w:val="36"/>
+              </w:rPr>
+            </w:pPr>
+            <w:r>
+              <w:rPr>
+                <w:rFonts w:ascii="Bahnschrift" w:hAnsi="Bahnschrift"/>
+                <w:sz w:val="36"/>
+                <w:szCs w:val="36"/>
+              </w:rPr>
+              <w:t>Nagy Álmos Botond</w:t>
+            </w:r>
+          </w:p>
+        </w:tc>
+        <w:tc>
+          <w:tcPr>
+            <w:tcW w:w="6394" w:type="dxa"/>
+            <w:gridSpan w:val="2"/>
+            <w:vAlign w:val="center"/>
+          </w:tcPr>
+          <w:p>
+            <w:pPr>
+              <w:jc w:val="center"/>
+              <w:rPr>
+                <w:rFonts w:ascii="Bahnschrift" w:hAnsi="Bahnschrift"/>
+                <w:sz w:val="36"/>
+                <w:szCs w:val="36"/>
+              </w:rPr>
+            </w:pPr>
+            <w:r>
+              <w:rPr>
+                <w:rFonts w:ascii="Bahnschrift" w:hAnsi="Bahnschrift"/>
+                <w:sz w:val="36"/>
+                <w:szCs w:val="36"/>
+              </w:rPr>
+              <w:t xml:space="preserve">Elmaradt dokumentáció megírása, </w:t>
+            </w:r>
+            <w:proofErr w:type="spellStart"/>
+            <w:r>
+              <w:rPr>
+                <w:rFonts w:ascii="Bahnschrift" w:hAnsi="Bahnschrift"/>
+                <w:sz w:val="36"/>
+                <w:szCs w:val="36"/>
+              </w:rPr>
+              <w:t>pótolása</w:t>
+            </w:r>
+            <w:proofErr w:type="spellEnd"/>
+          </w:p>
+        </w:tc>
+        <w:tc>
+          <w:tcPr>
+            <w:tcW w:w="2621" w:type="dxa"/>
+            <w:vAlign w:val="center"/>
+          </w:tcPr>
+          <w:p>
+            <w:pPr>
+              <w:jc w:val="center"/>
+              <w:rPr>
+                <w:rFonts w:ascii="Bahnschrift" w:hAnsi="Bahnschrift"/>
+                <w:sz w:val="36"/>
+                <w:szCs w:val="36"/>
+              </w:rPr>
+            </w:pPr>
+            <w:r>
+              <w:rPr>
+                <w:rFonts w:ascii="Bahnschrift" w:hAnsi="Bahnschrift"/>
+                <w:sz w:val="36"/>
+                <w:szCs w:val="36"/>
+              </w:rPr>
+              <w:t>-</w:t>
+            </w:r>
+          </w:p>
+        </w:tc>
+      </w:tr>
+    </w:tbl>
+    <w:p>
+      <w:pPr>
+        <w:rPr>
+          <w:rFonts w:ascii="Bahnschrift" w:hAnsi="Bahnschrift"/>
+          <w:sz w:val="40"/>
+          <w:szCs w:val="40"/>
+        </w:rPr>
+      </w:pPr>
+    </w:p>
+    <w:p>
+      <w:pPr>
+        <w:rPr>
+          <w:rFonts w:ascii="Bahnschrift" w:hAnsi="Bahnschrift"/>
+          <w:sz w:val="40"/>
+          <w:szCs w:val="40"/>
+        </w:rPr>
+      </w:pPr>
     </w:p>
     <w:sectPr>
       <w:pgSz w:w="11906" w:h="16838"/>
@@ -1990,7 +3372,7 @@
 </file>
 
 <file path=word/numbering.xml><?xml version="1.0" encoding="utf-8"?>
-<w:numbering xmlns:wpc="http://schemas.microsoft.com/office/word/2010/wordprocessingCanvas" xmlns:cx="http://schemas.microsoft.com/office/drawing/2014/chartex" xmlns:cx1="http://schemas.microsoft.com/office/drawing/2015/9/8/chartex" xmlns:cx2="http://schemas.microsoft.com/office/drawing/2015/10/21/chartex" xmlns:cx3="http://schemas.microsoft.com/office/drawing/2016/5/9/chartex" xmlns:cx4="http://schemas.microsoft.com/office/drawing/2016/5/10/chartex" xmlns:cx5="http://schemas.microsoft.com/office/drawing/2016/5/11/chartex" xmlns:cx6="http://schemas.microsoft.com/office/drawing/2016/5/12/chartex" xmlns:cx7="http://schemas.microsoft.com/office/drawing/2016/5/13/chartex" xmlns:cx8="http://schemas.microsoft.com/office/drawing/2016/5/14/chartex" xmlns:mc="http://schemas.openxmlformats.org/markup-compatibility/2006" xmlns:aink="http://schemas.microsoft.com/office/drawing/2016/ink" xmlns:am3d="http://schemas.microsoft.com/office/drawing/2017/model3d" xmlns:o="urn:schemas-microsoft-com:office:office" xmlns:oel="http://schemas.microsoft.com/office/2019/extlst" xmlns:r="http://schemas.openxmlformats.org/officeDocument/2006/relationships" xmlns:m="http://schemas.openxmlformats.org/officeDocument/2006/math" xmlns:v="urn:schemas-microsoft-com:vml" xmlns:wp14="http://schemas.microsoft.com/office/word/2010/wordprocessingDrawing" xmlns:wp="http://schemas.openxmlformats.org/drawingml/2006/wordprocessingDrawing" xmlns:w10="urn:schemas-microsoft-com:office:word" xmlns:w="http://schemas.openxmlformats.org/wordprocessingml/2006/main" xmlns:w14="http://schemas.microsoft.com/office/word/2010/wordml" xmlns:w15="http://schemas.microsoft.com/office/word/2012/wordml" xmlns:w16cex="http://schemas.microsoft.com/office/word/2018/wordml/cex" xmlns:w16cid="http://schemas.microsoft.com/office/word/2016/wordml/cid" xmlns:w16="http://schemas.microsoft.com/office/word/2018/wordml" xmlns:w16du="http://schemas.microsoft.com/office/word/2023/wordml/word16du" xmlns:w16sdtdh="http://schemas.microsoft.com/office/word/2020/wordml/sdtdatahash" xmlns:w16sdtfl="http://schemas.microsoft.com/office/word/2024/wordml/sdtformatlock" xmlns:w16se="http://schemas.microsoft.com/office/word/2015/wordml/symex" xmlns:wpg="http://schemas.microsoft.com/office/word/2010/wordprocessingGroup" xmlns:wpi="http://schemas.microsoft.com/office/word/2010/wordprocessingInk" xmlns:wne="http://schemas.microsoft.com/office/word/2006/wordml" xmlns:wps="http://schemas.microsoft.com/office/word/2010/wordprocessingShape" mc:Ignorable="w14 w15 w16se w16cid w16 w16cex w16sdtdh w16sdtfl w16du wp14">
+<w:numbering xmlns:wpc="http://schemas.microsoft.com/office/word/2010/wordprocessingCanvas" xmlns:cx="http://schemas.microsoft.com/office/drawing/2014/chartex" xmlns:cx1="http://schemas.microsoft.com/office/drawing/2015/9/8/chartex" xmlns:cx2="http://schemas.microsoft.com/office/drawing/2015/10/21/chartex" xmlns:cx3="http://schemas.microsoft.com/office/drawing/2016/5/9/chartex" xmlns:cx4="http://schemas.microsoft.com/office/drawing/2016/5/10/chartex" xmlns:cx5="http://schemas.microsoft.com/office/drawing/2016/5/11/chartex" xmlns:cx6="http://schemas.microsoft.com/office/drawing/2016/5/12/chartex" xmlns:cx7="http://schemas.microsoft.com/office/drawing/2016/5/13/chartex" xmlns:cx8="http://schemas.microsoft.com/office/drawing/2016/5/14/chartex" xmlns:mc="http://schemas.openxmlformats.org/markup-compatibility/2006" xmlns:aink="http://schemas.microsoft.com/office/drawing/2016/ink" xmlns:am3d="http://schemas.microsoft.com/office/drawing/2017/model3d" xmlns:o="urn:schemas-microsoft-com:office:office" xmlns:r="http://schemas.openxmlformats.org/officeDocument/2006/relationships" xmlns:m="http://schemas.openxmlformats.org/officeDocument/2006/math" xmlns:v="urn:schemas-microsoft-com:vml" xmlns:wp14="http://schemas.microsoft.com/office/word/2010/wordprocessingDrawing" xmlns:wp="http://schemas.openxmlformats.org/drawingml/2006/wordprocessingDrawing" xmlns:w10="urn:schemas-microsoft-com:office:word" xmlns:w="http://schemas.openxmlformats.org/wordprocessingml/2006/main" xmlns:w14="http://schemas.microsoft.com/office/word/2010/wordml" xmlns:w15="http://schemas.microsoft.com/office/word/2012/wordml" xmlns:w16cex="http://schemas.microsoft.com/office/word/2018/wordml/cex" xmlns:w16cid="http://schemas.microsoft.com/office/word/2016/wordml/cid" xmlns:w16="http://schemas.microsoft.com/office/word/2018/wordml" xmlns:w16sdtdh="http://schemas.microsoft.com/office/word/2020/wordml/sdtdatahash" xmlns:w16se="http://schemas.microsoft.com/office/word/2015/wordml/symex" xmlns:wpg="http://schemas.microsoft.com/office/word/2010/wordprocessingGroup" xmlns:wpi="http://schemas.microsoft.com/office/word/2010/wordprocessingInk" xmlns:wne="http://schemas.microsoft.com/office/word/2006/wordml" xmlns:wps="http://schemas.microsoft.com/office/word/2010/wordprocessingShape" mc:Ignorable="w14 w15 w16se w16cid w16 w16cex w16sdtdh wp14">
   <w:abstractNum w:abstractNumId="0" w15:restartNumberingAfterBreak="0">
     <w:nsid w:val="24A04AD3"/>
     <w:multiLevelType w:val="hybridMultilevel"/>
@@ -2436,26 +3818,26 @@
       </w:pPr>
     </w:lvl>
   </w:abstractNum>
-  <w:num w:numId="1" w16cid:durableId="1570336677">
+  <w:num w:numId="1">
     <w:abstractNumId w:val="2"/>
   </w:num>
-  <w:num w:numId="2" w16cid:durableId="1225679372">
+  <w:num w:numId="2">
     <w:abstractNumId w:val="4"/>
   </w:num>
-  <w:num w:numId="3" w16cid:durableId="258416416">
+  <w:num w:numId="3">
     <w:abstractNumId w:val="0"/>
   </w:num>
-  <w:num w:numId="4" w16cid:durableId="736438574">
+  <w:num w:numId="4">
     <w:abstractNumId w:val="3"/>
   </w:num>
-  <w:num w:numId="5" w16cid:durableId="64645698">
+  <w:num w:numId="5">
     <w:abstractNumId w:val="1"/>
   </w:num>
 </w:numbering>
 </file>
 
 <file path=word/styles.xml><?xml version="1.0" encoding="utf-8"?>
-<w:styles xmlns:mc="http://schemas.openxmlformats.org/markup-compatibility/2006" xmlns:r="http://schemas.openxmlformats.org/officeDocument/2006/relationships" xmlns:w="http://schemas.openxmlformats.org/wordprocessingml/2006/main" xmlns:w14="http://schemas.microsoft.com/office/word/2010/wordml" xmlns:w15="http://schemas.microsoft.com/office/word/2012/wordml" xmlns:w16cex="http://schemas.microsoft.com/office/word/2018/wordml/cex" xmlns:w16cid="http://schemas.microsoft.com/office/word/2016/wordml/cid" xmlns:w16="http://schemas.microsoft.com/office/word/2018/wordml" xmlns:w16du="http://schemas.microsoft.com/office/word/2023/wordml/word16du" xmlns:w16sdtdh="http://schemas.microsoft.com/office/word/2020/wordml/sdtdatahash" xmlns:w16sdtfl="http://schemas.microsoft.com/office/word/2024/wordml/sdtformatlock" xmlns:w16se="http://schemas.microsoft.com/office/word/2015/wordml/symex" mc:Ignorable="w14 w15 w16se w16cid w16 w16cex w16sdtdh w16sdtfl w16du">
+<w:styles xmlns:mc="http://schemas.openxmlformats.org/markup-compatibility/2006" xmlns:r="http://schemas.openxmlformats.org/officeDocument/2006/relationships" xmlns:w="http://schemas.openxmlformats.org/wordprocessingml/2006/main" xmlns:w14="http://schemas.microsoft.com/office/word/2010/wordml" xmlns:w15="http://schemas.microsoft.com/office/word/2012/wordml" xmlns:w16cex="http://schemas.microsoft.com/office/word/2018/wordml/cex" xmlns:w16cid="http://schemas.microsoft.com/office/word/2016/wordml/cid" xmlns:w16="http://schemas.microsoft.com/office/word/2018/wordml" xmlns:w16sdtdh="http://schemas.microsoft.com/office/word/2020/wordml/sdtdatahash" xmlns:w16se="http://schemas.microsoft.com/office/word/2015/wordml/symex" mc:Ignorable="w14 w15 w16se w16cid w16 w16cex w16sdtdh">
   <w:docDefaults>
     <w:rPrDefault>
       <w:rPr>
@@ -2854,7 +4236,7 @@
   <w:style w:type="paragraph" w:default="1" w:styleId="Norml">
     <w:name w:val="Normal"/>
     <w:qFormat/>
-    <w:rsid w:val="00594E6C"/>
+    <w:rsid w:val="001523D9"/>
   </w:style>
   <w:style w:type="character" w:default="1" w:styleId="Bekezdsalapbettpusa">
     <w:name w:val="Default Paragraph Font"/>

--- a/TBDshop.docx
+++ b/TBDshop.docx
@@ -1,6 +1,6 @@
 
 <file path=word/document.xml><?xml version="1.0" encoding="utf-8"?>
-<w:document xmlns:wpc="http://schemas.microsoft.com/office/word/2010/wordprocessingCanvas" xmlns:cx="http://schemas.microsoft.com/office/drawing/2014/chartex" xmlns:cx1="http://schemas.microsoft.com/office/drawing/2015/9/8/chartex" xmlns:cx2="http://schemas.microsoft.com/office/drawing/2015/10/21/chartex" xmlns:cx3="http://schemas.microsoft.com/office/drawing/2016/5/9/chartex" xmlns:cx4="http://schemas.microsoft.com/office/drawing/2016/5/10/chartex" xmlns:cx5="http://schemas.microsoft.com/office/drawing/2016/5/11/chartex" xmlns:cx6="http://schemas.microsoft.com/office/drawing/2016/5/12/chartex" xmlns:cx7="http://schemas.microsoft.com/office/drawing/2016/5/13/chartex" xmlns:cx8="http://schemas.microsoft.com/office/drawing/2016/5/14/chartex" xmlns:mc="http://schemas.openxmlformats.org/markup-compatibility/2006" xmlns:aink="http://schemas.microsoft.com/office/drawing/2016/ink" xmlns:am3d="http://schemas.microsoft.com/office/drawing/2017/model3d" xmlns:o="urn:schemas-microsoft-com:office:office" xmlns:r="http://schemas.openxmlformats.org/officeDocument/2006/relationships" xmlns:m="http://schemas.openxmlformats.org/officeDocument/2006/math" xmlns:v="urn:schemas-microsoft-com:vml" xmlns:wp14="http://schemas.microsoft.com/office/word/2010/wordprocessingDrawing" xmlns:wp="http://schemas.openxmlformats.org/drawingml/2006/wordprocessingDrawing" xmlns:w10="urn:schemas-microsoft-com:office:word" xmlns:w="http://schemas.openxmlformats.org/wordprocessingml/2006/main" xmlns:w14="http://schemas.microsoft.com/office/word/2010/wordml" xmlns:w15="http://schemas.microsoft.com/office/word/2012/wordml" xmlns:w16cex="http://schemas.microsoft.com/office/word/2018/wordml/cex" xmlns:w16cid="http://schemas.microsoft.com/office/word/2016/wordml/cid" xmlns:w16="http://schemas.microsoft.com/office/word/2018/wordml" xmlns:w16sdtdh="http://schemas.microsoft.com/office/word/2020/wordml/sdtdatahash" xmlns:w16se="http://schemas.microsoft.com/office/word/2015/wordml/symex" xmlns:wpg="http://schemas.microsoft.com/office/word/2010/wordprocessingGroup" xmlns:wpi="http://schemas.microsoft.com/office/word/2010/wordprocessingInk" xmlns:wne="http://schemas.microsoft.com/office/word/2006/wordml" xmlns:wps="http://schemas.microsoft.com/office/word/2010/wordprocessingShape" mc:Ignorable="w14 w15 w16se w16cid w16 w16cex w16sdtdh wp14">
+<w:document xmlns:wpc="http://schemas.microsoft.com/office/word/2010/wordprocessingCanvas" xmlns:cx="http://schemas.microsoft.com/office/drawing/2014/chartex" xmlns:cx1="http://schemas.microsoft.com/office/drawing/2015/9/8/chartex" xmlns:cx2="http://schemas.microsoft.com/office/drawing/2015/10/21/chartex" xmlns:cx3="http://schemas.microsoft.com/office/drawing/2016/5/9/chartex" xmlns:cx4="http://schemas.microsoft.com/office/drawing/2016/5/10/chartex" xmlns:cx5="http://schemas.microsoft.com/office/drawing/2016/5/11/chartex" xmlns:cx6="http://schemas.microsoft.com/office/drawing/2016/5/12/chartex" xmlns:cx7="http://schemas.microsoft.com/office/drawing/2016/5/13/chartex" xmlns:cx8="http://schemas.microsoft.com/office/drawing/2016/5/14/chartex" xmlns:mc="http://schemas.openxmlformats.org/markup-compatibility/2006" xmlns:aink="http://schemas.microsoft.com/office/drawing/2016/ink" xmlns:am3d="http://schemas.microsoft.com/office/drawing/2017/model3d" xmlns:o="urn:schemas-microsoft-com:office:office" xmlns:oel="http://schemas.microsoft.com/office/2019/extlst" xmlns:r="http://schemas.openxmlformats.org/officeDocument/2006/relationships" xmlns:m="http://schemas.openxmlformats.org/officeDocument/2006/math" xmlns:v="urn:schemas-microsoft-com:vml" xmlns:wp14="http://schemas.microsoft.com/office/word/2010/wordprocessingDrawing" xmlns:wp="http://schemas.openxmlformats.org/drawingml/2006/wordprocessingDrawing" xmlns:w10="urn:schemas-microsoft-com:office:word" xmlns:w="http://schemas.openxmlformats.org/wordprocessingml/2006/main" xmlns:w14="http://schemas.microsoft.com/office/word/2010/wordml" xmlns:w15="http://schemas.microsoft.com/office/word/2012/wordml" xmlns:w16cex="http://schemas.microsoft.com/office/word/2018/wordml/cex" xmlns:w16cid="http://schemas.microsoft.com/office/word/2016/wordml/cid" xmlns:w16="http://schemas.microsoft.com/office/word/2018/wordml" xmlns:w16du="http://schemas.microsoft.com/office/word/2023/wordml/word16du" xmlns:w16sdtdh="http://schemas.microsoft.com/office/word/2020/wordml/sdtdatahash" xmlns:w16sdtfl="http://schemas.microsoft.com/office/word/2024/wordml/sdtformatlock" xmlns:w16se="http://schemas.microsoft.com/office/word/2015/wordml/symex" xmlns:wpg="http://schemas.microsoft.com/office/word/2010/wordprocessingGroup" xmlns:wpi="http://schemas.microsoft.com/office/word/2010/wordprocessingInk" xmlns:wne="http://schemas.microsoft.com/office/word/2006/wordml" xmlns:wps="http://schemas.microsoft.com/office/word/2010/wordprocessingShape" mc:Ignorable="w14 w15 w16se w16cid w16 w16cex w16sdtdh w16sdtfl w16du wp14">
   <w:body>
     <w:p>
       <w:pPr>
@@ -255,23 +255,13 @@
           <w:szCs w:val="48"/>
         </w:rPr>
       </w:pPr>
-      <w:proofErr w:type="spellStart"/>
-      <w:r>
-        <w:rPr>
-          <w:rFonts w:ascii="Bahnschrift" w:hAnsi="Bahnschrift"/>
-          <w:sz w:val="48"/>
-          <w:szCs w:val="48"/>
-        </w:rPr>
-        <w:t>Chlebik</w:t>
-      </w:r>
-      <w:proofErr w:type="spellEnd"/>
-      <w:r>
-        <w:rPr>
-          <w:rFonts w:ascii="Bahnschrift" w:hAnsi="Bahnschrift"/>
-          <w:sz w:val="48"/>
-          <w:szCs w:val="48"/>
-        </w:rPr>
-        <w:t xml:space="preserve"> Krisztofer Benjámin</w:t>
+      <w:r>
+        <w:rPr>
+          <w:rFonts w:ascii="Bahnschrift" w:hAnsi="Bahnschrift"/>
+          <w:sz w:val="48"/>
+          <w:szCs w:val="48"/>
+        </w:rPr>
+        <w:t>Chlebik Krisztofer Benjámin</w:t>
       </w:r>
     </w:p>
     <w:p>
@@ -283,23 +273,13 @@
           <w:szCs w:val="48"/>
         </w:rPr>
       </w:pPr>
-      <w:proofErr w:type="spellStart"/>
-      <w:r>
-        <w:rPr>
-          <w:rFonts w:ascii="Bahnschrift" w:hAnsi="Bahnschrift"/>
-          <w:sz w:val="48"/>
-          <w:szCs w:val="48"/>
-        </w:rPr>
-        <w:t>Garaba</w:t>
-      </w:r>
-      <w:proofErr w:type="spellEnd"/>
-      <w:r>
-        <w:rPr>
-          <w:rFonts w:ascii="Bahnschrift" w:hAnsi="Bahnschrift"/>
-          <w:sz w:val="48"/>
-          <w:szCs w:val="48"/>
-        </w:rPr>
-        <w:t xml:space="preserve"> Kornél</w:t>
+      <w:r>
+        <w:rPr>
+          <w:rFonts w:ascii="Bahnschrift" w:hAnsi="Bahnschrift"/>
+          <w:sz w:val="48"/>
+          <w:szCs w:val="48"/>
+        </w:rPr>
+        <w:t>Garaba Kornél</w:t>
       </w:r>
     </w:p>
     <w:p>
@@ -347,7 +327,6 @@
                 <w:szCs w:val="28"/>
               </w:rPr>
             </w:pPr>
-            <w:proofErr w:type="spellStart"/>
             <w:r>
               <w:rPr>
                 <w:rFonts w:ascii="Bahnschrift" w:hAnsi="Bahnschrift"/>
@@ -357,18 +336,7 @@
                 <w:szCs w:val="28"/>
               </w:rPr>
               <w:lastRenderedPageBreak/>
-              <w:t>Chlebik</w:t>
-            </w:r>
-            <w:proofErr w:type="spellEnd"/>
-            <w:r>
-              <w:rPr>
-                <w:rFonts w:ascii="Bahnschrift" w:hAnsi="Bahnschrift"/>
-                <w:b/>
-                <w:bCs/>
-                <w:sz w:val="28"/>
-                <w:szCs w:val="28"/>
-              </w:rPr>
-              <w:t xml:space="preserve"> Krisztofer Benjámin</w:t>
+              <w:t>Chlebik Krisztofer Benjámin</w:t>
             </w:r>
           </w:p>
         </w:tc>
@@ -418,7 +386,6 @@
                 <w:szCs w:val="28"/>
               </w:rPr>
             </w:pPr>
-            <w:proofErr w:type="spellStart"/>
             <w:r>
               <w:rPr>
                 <w:rFonts w:ascii="Bahnschrift" w:hAnsi="Bahnschrift"/>
@@ -427,18 +394,7 @@
                 <w:sz w:val="28"/>
                 <w:szCs w:val="28"/>
               </w:rPr>
-              <w:t>Garaba</w:t>
-            </w:r>
-            <w:proofErr w:type="spellEnd"/>
-            <w:r>
-              <w:rPr>
-                <w:rFonts w:ascii="Bahnschrift" w:hAnsi="Bahnschrift"/>
-                <w:b/>
-                <w:bCs/>
-                <w:sz w:val="28"/>
-                <w:szCs w:val="28"/>
-              </w:rPr>
-              <w:t xml:space="preserve"> Kornél</w:t>
+              <w:t>Garaba Kornél</w:t>
             </w:r>
           </w:p>
         </w:tc>
@@ -699,43 +655,7 @@
           <w:sz w:val="40"/>
           <w:szCs w:val="40"/>
         </w:rPr>
-        <w:t xml:space="preserve">A projekt készítői random lettek generálva. Így a régebbi </w:t>
-      </w:r>
-      <w:proofErr w:type="spellStart"/>
-      <w:r>
-        <w:rPr>
-          <w:rFonts w:ascii="Bahnschrift" w:hAnsi="Bahnschrift"/>
-          <w:sz w:val="40"/>
-          <w:szCs w:val="40"/>
-        </w:rPr>
-        <w:t>NovelNest</w:t>
-      </w:r>
-      <w:proofErr w:type="spellEnd"/>
-      <w:r>
-        <w:rPr>
-          <w:rFonts w:ascii="Bahnschrift" w:hAnsi="Bahnschrift"/>
-          <w:sz w:val="40"/>
-          <w:szCs w:val="40"/>
-        </w:rPr>
-        <w:t xml:space="preserve"> című projektünk után </w:t>
-      </w:r>
-      <w:proofErr w:type="spellStart"/>
-      <w:r>
-        <w:rPr>
-          <w:rFonts w:ascii="Bahnschrift" w:hAnsi="Bahnschrift"/>
-          <w:sz w:val="40"/>
-          <w:szCs w:val="40"/>
-        </w:rPr>
-        <w:t>Rátkai</w:t>
-      </w:r>
-      <w:proofErr w:type="spellEnd"/>
-      <w:r>
-        <w:rPr>
-          <w:rFonts w:ascii="Bahnschrift" w:hAnsi="Bahnschrift"/>
-          <w:sz w:val="40"/>
-          <w:szCs w:val="40"/>
-        </w:rPr>
-        <w:t xml:space="preserve"> Krisztián korábbi projekttagunk másik csoportba került.</w:t>
+        <w:t>A projekt készítői random lettek generálva. Így a régebbi NovelNest című projektünk után Rátkai Krisztián korábbi projekttagunk másik csoportba került.</w:t>
       </w:r>
     </w:p>
     <w:p>
@@ -762,27 +682,15 @@
         </w:rPr>
         <w:t xml:space="preserve">iányzott </w:t>
       </w:r>
-      <w:proofErr w:type="spellStart"/>
-      <w:r>
-        <w:rPr>
-          <w:rFonts w:ascii="Bahnschrift" w:hAnsi="Bahnschrift"/>
-          <w:b/>
-          <w:bCs/>
-          <w:sz w:val="40"/>
-          <w:szCs w:val="40"/>
-        </w:rPr>
-        <w:t>Garaba</w:t>
-      </w:r>
-      <w:proofErr w:type="spellEnd"/>
-      <w:r>
-        <w:rPr>
-          <w:rFonts w:ascii="Bahnschrift" w:hAnsi="Bahnschrift"/>
-          <w:b/>
-          <w:bCs/>
-          <w:sz w:val="40"/>
-          <w:szCs w:val="40"/>
-        </w:rPr>
-        <w:t xml:space="preserve"> Kornél</w:t>
+      <w:r>
+        <w:rPr>
+          <w:rFonts w:ascii="Bahnschrift" w:hAnsi="Bahnschrift"/>
+          <w:b/>
+          <w:bCs/>
+          <w:sz w:val="40"/>
+          <w:szCs w:val="40"/>
+        </w:rPr>
+        <w:t>Garaba Kornél</w:t>
       </w:r>
       <w:r>
         <w:rPr>
@@ -863,25 +771,7 @@
           <w:sz w:val="40"/>
           <w:szCs w:val="40"/>
         </w:rPr>
-        <w:t xml:space="preserve">Nagy Álmos Botond elkezdte a webshop megtervezését, illetve a frontend fejlesztést, melyben segített </w:t>
-      </w:r>
-      <w:proofErr w:type="spellStart"/>
-      <w:r>
-        <w:rPr>
-          <w:rFonts w:ascii="Bahnschrift" w:hAnsi="Bahnschrift"/>
-          <w:sz w:val="40"/>
-          <w:szCs w:val="40"/>
-        </w:rPr>
-        <w:t>Garaba</w:t>
-      </w:r>
-      <w:proofErr w:type="spellEnd"/>
-      <w:r>
-        <w:rPr>
-          <w:rFonts w:ascii="Bahnschrift" w:hAnsi="Bahnschrift"/>
-          <w:sz w:val="40"/>
-          <w:szCs w:val="40"/>
-        </w:rPr>
-        <w:t xml:space="preserve"> Kornél.</w:t>
+        <w:t>Nagy Álmos Botond elkezdte a webshop megtervezését, illetve a frontend fejlesztést, melyben segített Garaba Kornél.</w:t>
       </w:r>
     </w:p>
     <w:p>
@@ -899,25 +789,7 @@
           <w:szCs w:val="40"/>
         </w:rPr>
         <w:lastRenderedPageBreak/>
-        <w:t xml:space="preserve">A harmadik órában Nagy Álmos Botond dokumentációt írt, </w:t>
-      </w:r>
-      <w:proofErr w:type="spellStart"/>
-      <w:r>
-        <w:rPr>
-          <w:rFonts w:ascii="Bahnschrift" w:hAnsi="Bahnschrift"/>
-          <w:sz w:val="40"/>
-          <w:szCs w:val="40"/>
-        </w:rPr>
-        <w:t>Garaba</w:t>
-      </w:r>
-      <w:proofErr w:type="spellEnd"/>
-      <w:r>
-        <w:rPr>
-          <w:rFonts w:ascii="Bahnschrift" w:hAnsi="Bahnschrift"/>
-          <w:sz w:val="40"/>
-          <w:szCs w:val="40"/>
-        </w:rPr>
-        <w:t xml:space="preserve"> Kornél pedig folytatta a frontend fejlesztését.</w:t>
+        <w:t>A harmadik órában Nagy Álmos Botond dokumentációt írt, Garaba Kornél pedig folytatta a frontend fejlesztését.</w:t>
       </w:r>
     </w:p>
     <w:p>
@@ -944,27 +816,15 @@
         </w:rPr>
         <w:t xml:space="preserve">iányzott </w:t>
       </w:r>
-      <w:proofErr w:type="spellStart"/>
-      <w:r>
-        <w:rPr>
-          <w:rFonts w:ascii="Bahnschrift" w:hAnsi="Bahnschrift"/>
-          <w:b/>
-          <w:bCs/>
-          <w:sz w:val="40"/>
-          <w:szCs w:val="40"/>
-        </w:rPr>
-        <w:t>Chlebik</w:t>
-      </w:r>
-      <w:proofErr w:type="spellEnd"/>
-      <w:r>
-        <w:rPr>
-          <w:rFonts w:ascii="Bahnschrift" w:hAnsi="Bahnschrift"/>
-          <w:b/>
-          <w:bCs/>
-          <w:sz w:val="40"/>
-          <w:szCs w:val="40"/>
-        </w:rPr>
-        <w:t xml:space="preserve"> Krisztofer</w:t>
+      <w:r>
+        <w:rPr>
+          <w:rFonts w:ascii="Bahnschrift" w:hAnsi="Bahnschrift"/>
+          <w:b/>
+          <w:bCs/>
+          <w:sz w:val="40"/>
+          <w:szCs w:val="40"/>
+        </w:rPr>
+        <w:t>Chlebik Krisztofer</w:t>
       </w:r>
       <w:r>
         <w:rPr>
@@ -1019,25 +879,7 @@
           <w:sz w:val="40"/>
           <w:szCs w:val="40"/>
         </w:rPr>
-        <w:t xml:space="preserve">Az első órában átbeszéltük a projektet és ennek a tovább haladását. </w:t>
-      </w:r>
-      <w:proofErr w:type="spellStart"/>
-      <w:r>
-        <w:rPr>
-          <w:rFonts w:ascii="Bahnschrift" w:hAnsi="Bahnschrift"/>
-          <w:sz w:val="40"/>
-          <w:szCs w:val="40"/>
-        </w:rPr>
-        <w:t>Chlebik</w:t>
-      </w:r>
-      <w:proofErr w:type="spellEnd"/>
-      <w:r>
-        <w:rPr>
-          <w:rFonts w:ascii="Bahnschrift" w:hAnsi="Bahnschrift"/>
-          <w:sz w:val="40"/>
-          <w:szCs w:val="40"/>
-        </w:rPr>
-        <w:t xml:space="preserve"> Krisztofer elkezdte </w:t>
+        <w:t xml:space="preserve">Az első órában átbeszéltük a projektet és ennek a tovább haladását. Chlebik Krisztofer elkezdte </w:t>
       </w:r>
       <w:r>
         <w:rPr>
@@ -1053,51 +895,15 @@
           <w:sz w:val="40"/>
           <w:szCs w:val="40"/>
         </w:rPr>
-        <w:t>írni a frontend-</w:t>
-      </w:r>
-      <w:proofErr w:type="spellStart"/>
-      <w:r>
-        <w:rPr>
-          <w:rFonts w:ascii="Bahnschrift" w:hAnsi="Bahnschrift"/>
-          <w:sz w:val="40"/>
-          <w:szCs w:val="40"/>
-        </w:rPr>
-        <w:t>et</w:t>
-      </w:r>
-      <w:proofErr w:type="spellEnd"/>
-      <w:r>
-        <w:rPr>
-          <w:rFonts w:ascii="Bahnschrift" w:hAnsi="Bahnschrift"/>
-          <w:sz w:val="40"/>
-          <w:szCs w:val="40"/>
-        </w:rPr>
-        <w:t xml:space="preserve"> PHP-ban, </w:t>
-      </w:r>
-      <w:r>
-        <w:rPr>
-          <w:rFonts w:ascii="Bahnschrift" w:hAnsi="Bahnschrift"/>
-          <w:sz w:val="40"/>
-          <w:szCs w:val="40"/>
-        </w:rPr>
-        <w:t xml:space="preserve">Nagy Álmos Botond folytatta a dokumentáció írását, míg </w:t>
-      </w:r>
-      <w:proofErr w:type="spellStart"/>
-      <w:r>
-        <w:rPr>
-          <w:rFonts w:ascii="Bahnschrift" w:hAnsi="Bahnschrift"/>
-          <w:sz w:val="40"/>
-          <w:szCs w:val="40"/>
-        </w:rPr>
-        <w:t>Garaba</w:t>
-      </w:r>
-      <w:proofErr w:type="spellEnd"/>
-      <w:r>
-        <w:rPr>
-          <w:rFonts w:ascii="Bahnschrift" w:hAnsi="Bahnschrift"/>
-          <w:sz w:val="40"/>
-          <w:szCs w:val="40"/>
-        </w:rPr>
-        <w:t xml:space="preserve"> Kornél további ötletekkel támogatta a projektet.</w:t>
+        <w:t xml:space="preserve">írni a frontend-et PHP-ban, </w:t>
+      </w:r>
+      <w:r>
+        <w:rPr>
+          <w:rFonts w:ascii="Bahnschrift" w:hAnsi="Bahnschrift"/>
+          <w:sz w:val="40"/>
+          <w:szCs w:val="40"/>
+        </w:rPr>
+        <w:t>Nagy Álmos Botond folytatta a dokumentáció írását, míg Garaba Kornél további ötletekkel támogatta a projektet.</w:t>
       </w:r>
     </w:p>
     <w:p>
@@ -1243,61 +1049,7 @@
           <w:sz w:val="40"/>
           <w:szCs w:val="40"/>
         </w:rPr>
-        <w:t xml:space="preserve">. </w:t>
-      </w:r>
-      <w:proofErr w:type="spellStart"/>
-      <w:r>
-        <w:rPr>
-          <w:rFonts w:ascii="Bahnschrift" w:hAnsi="Bahnschrift"/>
-          <w:sz w:val="40"/>
-          <w:szCs w:val="40"/>
-        </w:rPr>
-        <w:t>Chlebik</w:t>
-      </w:r>
-      <w:proofErr w:type="spellEnd"/>
-      <w:r>
-        <w:rPr>
-          <w:rFonts w:ascii="Bahnschrift" w:hAnsi="Bahnschrift"/>
-          <w:sz w:val="40"/>
-          <w:szCs w:val="40"/>
-        </w:rPr>
-        <w:t xml:space="preserve"> Krisztofer fejlesztette tovább a frontend-</w:t>
-      </w:r>
-      <w:proofErr w:type="spellStart"/>
-      <w:r>
-        <w:rPr>
-          <w:rFonts w:ascii="Bahnschrift" w:hAnsi="Bahnschrift"/>
-          <w:sz w:val="40"/>
-          <w:szCs w:val="40"/>
-        </w:rPr>
-        <w:t>et</w:t>
-      </w:r>
-      <w:proofErr w:type="spellEnd"/>
-      <w:r>
-        <w:rPr>
-          <w:rFonts w:ascii="Bahnschrift" w:hAnsi="Bahnschrift"/>
-          <w:sz w:val="40"/>
-          <w:szCs w:val="40"/>
-        </w:rPr>
-        <w:t xml:space="preserve"> és a backend-</w:t>
-      </w:r>
-      <w:proofErr w:type="spellStart"/>
-      <w:r>
-        <w:rPr>
-          <w:rFonts w:ascii="Bahnschrift" w:hAnsi="Bahnschrift"/>
-          <w:sz w:val="40"/>
-          <w:szCs w:val="40"/>
-        </w:rPr>
-        <w:t>et</w:t>
-      </w:r>
-      <w:proofErr w:type="spellEnd"/>
-      <w:r>
-        <w:rPr>
-          <w:rFonts w:ascii="Bahnschrift" w:hAnsi="Bahnschrift"/>
-          <w:sz w:val="40"/>
-          <w:szCs w:val="40"/>
-        </w:rPr>
-        <w:t>,</w:t>
+        <w:t>. Chlebik Krisztofer fejlesztette tovább a frontend-et és a backend-et,</w:t>
       </w:r>
       <w:r>
         <w:rPr>
@@ -1337,97 +1089,7 @@
           <w:sz w:val="40"/>
           <w:szCs w:val="40"/>
         </w:rPr>
-        <w:t xml:space="preserve">Az egyik új </w:t>
-      </w:r>
-      <w:proofErr w:type="spellStart"/>
-      <w:r>
-        <w:rPr>
-          <w:rFonts w:ascii="Bahnschrift" w:hAnsi="Bahnschrift"/>
-          <w:sz w:val="40"/>
-          <w:szCs w:val="40"/>
-        </w:rPr>
-        <w:t>feature</w:t>
-      </w:r>
-      <w:proofErr w:type="spellEnd"/>
-      <w:r>
-        <w:rPr>
-          <w:rFonts w:ascii="Bahnschrift" w:hAnsi="Bahnschrift"/>
-          <w:sz w:val="40"/>
-          <w:szCs w:val="40"/>
-        </w:rPr>
-        <w:t xml:space="preserve">, hogy a webshop üdvözlő oldalán 3 hirdetés </w:t>
-      </w:r>
-      <w:proofErr w:type="spellStart"/>
-      <w:r>
-        <w:rPr>
-          <w:rFonts w:ascii="Bahnschrift" w:hAnsi="Bahnschrift"/>
-          <w:sz w:val="40"/>
-          <w:szCs w:val="40"/>
-        </w:rPr>
-        <w:t>hero</w:t>
-      </w:r>
-      <w:proofErr w:type="spellEnd"/>
-      <w:r>
-        <w:rPr>
-          <w:rFonts w:ascii="Bahnschrift" w:hAnsi="Bahnschrift"/>
-          <w:sz w:val="40"/>
-          <w:szCs w:val="40"/>
-        </w:rPr>
-        <w:t xml:space="preserve">-képet </w:t>
-      </w:r>
-      <w:proofErr w:type="spellStart"/>
-      <w:r>
-        <w:rPr>
-          <w:rFonts w:ascii="Bahnschrift" w:hAnsi="Bahnschrift"/>
-          <w:sz w:val="40"/>
-          <w:szCs w:val="40"/>
-        </w:rPr>
-        <w:t>autoplay</w:t>
-      </w:r>
-      <w:proofErr w:type="spellEnd"/>
-      <w:r>
-        <w:rPr>
-          <w:rFonts w:ascii="Bahnschrift" w:hAnsi="Bahnschrift"/>
-          <w:sz w:val="40"/>
-          <w:szCs w:val="40"/>
-        </w:rPr>
-        <w:t xml:space="preserve">-ben jelenít meg, az </w:t>
-      </w:r>
-      <w:proofErr w:type="spellStart"/>
-      <w:r>
-        <w:rPr>
-          <w:rFonts w:ascii="Bahnschrift" w:hAnsi="Bahnschrift"/>
-          <w:sz w:val="40"/>
-          <w:szCs w:val="40"/>
-        </w:rPr>
-        <w:t>autoplay</w:t>
-      </w:r>
-      <w:proofErr w:type="spellEnd"/>
-      <w:r>
-        <w:rPr>
-          <w:rFonts w:ascii="Bahnschrift" w:hAnsi="Bahnschrift"/>
-          <w:sz w:val="40"/>
-          <w:szCs w:val="40"/>
-        </w:rPr>
-        <w:t xml:space="preserve"> megáll, ha a felhasználó az egeret az </w:t>
-      </w:r>
-      <w:proofErr w:type="spellStart"/>
-      <w:r>
-        <w:rPr>
-          <w:rFonts w:ascii="Bahnschrift" w:hAnsi="Bahnschrift"/>
-          <w:sz w:val="40"/>
-          <w:szCs w:val="40"/>
-        </w:rPr>
-        <w:t>autoplay</w:t>
-      </w:r>
-      <w:proofErr w:type="spellEnd"/>
-      <w:r>
-        <w:rPr>
-          <w:rFonts w:ascii="Bahnschrift" w:hAnsi="Bahnschrift"/>
-          <w:sz w:val="40"/>
-          <w:szCs w:val="40"/>
-        </w:rPr>
-        <w:t>-t jelző pontok egyike felé húzza.</w:t>
+        <w:t>Az egyik új feature, hogy a webshop üdvözlő oldalán 3 hirdetés hero-képet autoplay-ben jelenít meg, az autoplay megáll, ha a felhasználó az egeret az autoplay-t jelző pontok egyike felé húzza.</w:t>
       </w:r>
     </w:p>
     <w:p>
@@ -1445,25 +1107,7 @@
           <w:szCs w:val="40"/>
         </w:rPr>
         <w:lastRenderedPageBreak/>
-        <w:t xml:space="preserve">Emellett Nagy Álmos Botond dokumentációt írt. </w:t>
-      </w:r>
-      <w:proofErr w:type="spellStart"/>
-      <w:r>
-        <w:rPr>
-          <w:rFonts w:ascii="Bahnschrift" w:hAnsi="Bahnschrift"/>
-          <w:sz w:val="40"/>
-          <w:szCs w:val="40"/>
-        </w:rPr>
-        <w:t>Garaba</w:t>
-      </w:r>
-      <w:proofErr w:type="spellEnd"/>
-      <w:r>
-        <w:rPr>
-          <w:rFonts w:ascii="Bahnschrift" w:hAnsi="Bahnschrift"/>
-          <w:sz w:val="40"/>
-          <w:szCs w:val="40"/>
-        </w:rPr>
-        <w:t xml:space="preserve"> Kornél dizájnt készített. </w:t>
+        <w:t xml:space="preserve">Emellett Nagy Álmos Botond dokumentációt írt. Garaba Kornél dizájnt készített. </w:t>
       </w:r>
     </w:p>
     <w:p>
@@ -1605,23 +1249,13 @@
                 <w:szCs w:val="40"/>
               </w:rPr>
             </w:pPr>
-            <w:proofErr w:type="spellStart"/>
             <w:r>
               <w:rPr>
                 <w:rFonts w:ascii="Bahnschrift" w:hAnsi="Bahnschrift"/>
                 <w:sz w:val="40"/>
                 <w:szCs w:val="40"/>
               </w:rPr>
-              <w:t>Chlebik</w:t>
-            </w:r>
-            <w:proofErr w:type="spellEnd"/>
-            <w:r>
-              <w:rPr>
-                <w:rFonts w:ascii="Bahnschrift" w:hAnsi="Bahnschrift"/>
-                <w:sz w:val="40"/>
-                <w:szCs w:val="40"/>
-              </w:rPr>
-              <w:t xml:space="preserve"> Krisztofer Benjámin</w:t>
+              <w:t>Chlebik Krisztofer Benjámin</w:t>
             </w:r>
           </w:p>
         </w:tc>
@@ -1639,59 +1273,13 @@
                 <w:szCs w:val="40"/>
               </w:rPr>
             </w:pPr>
-            <w:proofErr w:type="spellStart"/>
             <w:r>
               <w:rPr>
                 <w:rFonts w:ascii="Bahnschrift" w:hAnsi="Bahnschrift"/>
                 <w:sz w:val="40"/>
                 <w:szCs w:val="40"/>
               </w:rPr>
-              <w:t>Autoplay</w:t>
-            </w:r>
-            <w:proofErr w:type="spellEnd"/>
-            <w:r>
-              <w:rPr>
-                <w:rFonts w:ascii="Bahnschrift" w:hAnsi="Bahnschrift"/>
-                <w:sz w:val="40"/>
-                <w:szCs w:val="40"/>
-              </w:rPr>
-              <w:t xml:space="preserve"> funkció megvalósítása, </w:t>
-            </w:r>
-            <w:proofErr w:type="spellStart"/>
-            <w:r>
-              <w:rPr>
-                <w:rFonts w:ascii="Bahnschrift" w:hAnsi="Bahnschrift"/>
-                <w:sz w:val="40"/>
-                <w:szCs w:val="40"/>
-              </w:rPr>
-              <w:t>hero</w:t>
-            </w:r>
-            <w:proofErr w:type="spellEnd"/>
-            <w:r>
-              <w:rPr>
-                <w:rFonts w:ascii="Bahnschrift" w:hAnsi="Bahnschrift"/>
-                <w:sz w:val="40"/>
-                <w:szCs w:val="40"/>
-              </w:rPr>
-              <w:t xml:space="preserve"> képek, </w:t>
-            </w:r>
-            <w:proofErr w:type="spellStart"/>
-            <w:r>
-              <w:rPr>
-                <w:rFonts w:ascii="Bahnschrift" w:hAnsi="Bahnschrift"/>
-                <w:sz w:val="40"/>
-                <w:szCs w:val="40"/>
-              </w:rPr>
-              <w:t>favicon</w:t>
-            </w:r>
-            <w:proofErr w:type="spellEnd"/>
-            <w:r>
-              <w:rPr>
-                <w:rFonts w:ascii="Bahnschrift" w:hAnsi="Bahnschrift"/>
-                <w:sz w:val="40"/>
-                <w:szCs w:val="40"/>
-              </w:rPr>
-              <w:t xml:space="preserve"> készítés,</w:t>
+              <w:t>Autoplay funkció megvalósítása, hero képek, favicon készítés,</w:t>
             </w:r>
           </w:p>
         </w:tc>
@@ -1733,23 +1321,13 @@
                 <w:szCs w:val="40"/>
               </w:rPr>
             </w:pPr>
-            <w:proofErr w:type="spellStart"/>
             <w:r>
               <w:rPr>
                 <w:rFonts w:ascii="Bahnschrift" w:hAnsi="Bahnschrift"/>
                 <w:sz w:val="40"/>
                 <w:szCs w:val="40"/>
               </w:rPr>
-              <w:t>Garaba</w:t>
-            </w:r>
-            <w:proofErr w:type="spellEnd"/>
-            <w:r>
-              <w:rPr>
-                <w:rFonts w:ascii="Bahnschrift" w:hAnsi="Bahnschrift"/>
-                <w:sz w:val="40"/>
-                <w:szCs w:val="40"/>
-              </w:rPr>
-              <w:t xml:space="preserve"> Kornél</w:t>
+              <w:t>Garaba Kornél</w:t>
             </w:r>
           </w:p>
         </w:tc>
@@ -1814,43 +1392,7 @@
                 <w:sz w:val="40"/>
                 <w:szCs w:val="40"/>
               </w:rPr>
-              <w:t xml:space="preserve">Dokumentáció írása, </w:t>
-            </w:r>
-            <w:proofErr w:type="spellStart"/>
-            <w:r>
-              <w:rPr>
-                <w:rFonts w:ascii="Bahnschrift" w:hAnsi="Bahnschrift"/>
-                <w:sz w:val="40"/>
-                <w:szCs w:val="40"/>
-              </w:rPr>
-              <w:t>favicon</w:t>
-            </w:r>
-            <w:proofErr w:type="spellEnd"/>
-            <w:r>
-              <w:rPr>
-                <w:rFonts w:ascii="Bahnschrift" w:hAnsi="Bahnschrift"/>
-                <w:sz w:val="40"/>
-                <w:szCs w:val="40"/>
-              </w:rPr>
-              <w:t xml:space="preserve"> készítés, </w:t>
-            </w:r>
-            <w:proofErr w:type="spellStart"/>
-            <w:r>
-              <w:rPr>
-                <w:rFonts w:ascii="Bahnschrift" w:hAnsi="Bahnschrift"/>
-                <w:sz w:val="40"/>
-                <w:szCs w:val="40"/>
-              </w:rPr>
-              <w:t>layout</w:t>
-            </w:r>
-            <w:proofErr w:type="spellEnd"/>
-            <w:r>
-              <w:rPr>
-                <w:rFonts w:ascii="Bahnschrift" w:hAnsi="Bahnschrift"/>
-                <w:sz w:val="40"/>
-                <w:szCs w:val="40"/>
-              </w:rPr>
-              <w:t xml:space="preserve"> tervezés, design készítés</w:t>
+              <w:t>Dokumentáció írása, favicon készítés, layout tervezés, design készítés</w:t>
             </w:r>
           </w:p>
           <w:p>
@@ -2000,42 +1542,60 @@
           <w:szCs w:val="48"/>
         </w:rPr>
         <w:lastRenderedPageBreak/>
-        <w:t>2026. 03. 06.</w:t>
-      </w:r>
-    </w:p>
-    <w:p>
-      <w:pPr>
-        <w:rPr>
-          <w:rFonts w:ascii="Bahnschrift" w:hAnsi="Bahnschrift"/>
-          <w:sz w:val="40"/>
-          <w:szCs w:val="40"/>
-        </w:rPr>
-      </w:pPr>
-      <w:r>
-        <w:rPr>
-          <w:rFonts w:ascii="Bahnschrift" w:hAnsi="Bahnschrift"/>
-          <w:sz w:val="40"/>
-          <w:szCs w:val="40"/>
-        </w:rPr>
-        <w:t xml:space="preserve">Az pénteki tripla óráról </w:t>
-      </w:r>
-      <w:proofErr w:type="spellStart"/>
-      <w:r>
-        <w:rPr>
-          <w:rFonts w:ascii="Bahnschrift" w:hAnsi="Bahnschrift"/>
-          <w:sz w:val="40"/>
-          <w:szCs w:val="40"/>
-        </w:rPr>
-        <w:t>Chlebik</w:t>
-      </w:r>
-      <w:proofErr w:type="spellEnd"/>
-      <w:r>
-        <w:rPr>
-          <w:rFonts w:ascii="Bahnschrift" w:hAnsi="Bahnschrift"/>
-          <w:sz w:val="40"/>
-          <w:szCs w:val="40"/>
-        </w:rPr>
-        <w:t xml:space="preserve"> Krisztofer Benjámin hiányzott.</w:t>
+        <w:t>2026. 0</w:t>
+      </w:r>
+      <w:r>
+        <w:rPr>
+          <w:rFonts w:ascii="Bahnschrift" w:hAnsi="Bahnschrift"/>
+          <w:b/>
+          <w:bCs/>
+          <w:sz w:val="48"/>
+          <w:szCs w:val="48"/>
+        </w:rPr>
+        <w:t>3</w:t>
+      </w:r>
+      <w:r>
+        <w:rPr>
+          <w:rFonts w:ascii="Bahnschrift" w:hAnsi="Bahnschrift"/>
+          <w:b/>
+          <w:bCs/>
+          <w:sz w:val="48"/>
+          <w:szCs w:val="48"/>
+        </w:rPr>
+        <w:t>. 06.</w:t>
+      </w:r>
+    </w:p>
+    <w:p>
+      <w:pPr>
+        <w:rPr>
+          <w:rFonts w:ascii="Bahnschrift" w:hAnsi="Bahnschrift"/>
+          <w:sz w:val="40"/>
+          <w:szCs w:val="40"/>
+        </w:rPr>
+      </w:pPr>
+      <w:r>
+        <w:rPr>
+          <w:rFonts w:ascii="Bahnschrift" w:hAnsi="Bahnschrift"/>
+          <w:sz w:val="40"/>
+          <w:szCs w:val="40"/>
+        </w:rPr>
+        <w:t xml:space="preserve">Az </w:t>
+      </w:r>
+      <w:r>
+        <w:rPr>
+          <w:rFonts w:ascii="Bahnschrift" w:hAnsi="Bahnschrift"/>
+          <w:sz w:val="40"/>
+          <w:szCs w:val="40"/>
+        </w:rPr>
+        <w:t xml:space="preserve">pénteki tripla óráról Chlebik Krisztofer Benjámin </w:t>
+      </w:r>
+      <w:r>
+        <w:rPr>
+          <w:rFonts w:ascii="Bahnschrift" w:hAnsi="Bahnschrift"/>
+          <w:sz w:val="40"/>
+          <w:szCs w:val="40"/>
+        </w:rPr>
+        <w:t>hiányzott.</w:t>
       </w:r>
     </w:p>
     <w:tbl>
@@ -2164,23 +1724,13 @@
                 <w:szCs w:val="36"/>
               </w:rPr>
             </w:pPr>
-            <w:proofErr w:type="spellStart"/>
             <w:r>
               <w:rPr>
                 <w:rFonts w:ascii="Bahnschrift" w:hAnsi="Bahnschrift"/>
                 <w:sz w:val="36"/>
                 <w:szCs w:val="36"/>
               </w:rPr>
-              <w:t>Chlebik</w:t>
-            </w:r>
-            <w:proofErr w:type="spellEnd"/>
-            <w:r>
-              <w:rPr>
-                <w:rFonts w:ascii="Bahnschrift" w:hAnsi="Bahnschrift"/>
-                <w:sz w:val="36"/>
-                <w:szCs w:val="36"/>
-              </w:rPr>
-              <w:t xml:space="preserve"> Krisztofer Benjámin</w:t>
+              <w:t>Chlebik Krisztofer Benjámin</w:t>
             </w:r>
           </w:p>
         </w:tc>
@@ -2228,23 +1778,13 @@
                 <w:szCs w:val="36"/>
               </w:rPr>
             </w:pPr>
-            <w:proofErr w:type="spellStart"/>
             <w:r>
               <w:rPr>
                 <w:rFonts w:ascii="Bahnschrift" w:hAnsi="Bahnschrift"/>
                 <w:sz w:val="36"/>
                 <w:szCs w:val="36"/>
               </w:rPr>
-              <w:t>Garaba</w:t>
-            </w:r>
-            <w:proofErr w:type="spellEnd"/>
-            <w:r>
-              <w:rPr>
-                <w:rFonts w:ascii="Bahnschrift" w:hAnsi="Bahnschrift"/>
-                <w:sz w:val="36"/>
-                <w:szCs w:val="36"/>
-              </w:rPr>
-              <w:t xml:space="preserve"> Kornél</w:t>
+              <w:t>Garaba Kornél</w:t>
             </w:r>
           </w:p>
         </w:tc>
@@ -2316,23 +1856,13 @@
                 <w:szCs w:val="36"/>
               </w:rPr>
             </w:pPr>
-            <w:proofErr w:type="spellStart"/>
             <w:r>
               <w:rPr>
                 <w:rFonts w:ascii="Bahnschrift" w:hAnsi="Bahnschrift"/>
                 <w:sz w:val="36"/>
                 <w:szCs w:val="36"/>
               </w:rPr>
-              <w:t>Stripe</w:t>
-            </w:r>
-            <w:proofErr w:type="spellEnd"/>
-            <w:r>
-              <w:rPr>
-                <w:rFonts w:ascii="Bahnschrift" w:hAnsi="Bahnschrift"/>
-                <w:sz w:val="36"/>
-                <w:szCs w:val="36"/>
-              </w:rPr>
-              <w:t xml:space="preserve"> fizetési rendszer</w:t>
+              <w:t>Stripe fizetési rendszer</w:t>
             </w:r>
           </w:p>
           <w:p>
@@ -2436,930 +1966,18 @@
       <w:pPr>
         <w:rPr>
           <w:rFonts w:ascii="Bahnschrift" w:hAnsi="Bahnschrift"/>
-          <w:color w:val="A6A6A6" w:themeColor="background1" w:themeShade="A6"/>
-          <w:sz w:val="24"/>
-          <w:szCs w:val="24"/>
-        </w:rPr>
-      </w:pPr>
-      <w:r>
-        <w:rPr>
-          <w:rFonts w:ascii="Bahnschrift" w:hAnsi="Bahnschrift"/>
-          <w:color w:val="A6A6A6" w:themeColor="background1" w:themeShade="A6"/>
-          <w:sz w:val="24"/>
-          <w:szCs w:val="24"/>
+          <w:sz w:val="40"/>
+          <w:szCs w:val="40"/>
+        </w:rPr>
+      </w:pPr>
+      <w:r>
+        <w:rPr>
+          <w:rFonts w:ascii="Bahnschrift" w:hAnsi="Bahnschrift"/>
+          <w:sz w:val="40"/>
+          <w:szCs w:val="40"/>
         </w:rPr>
         <w:t>A dokumentáció megírására 2026. 03. 07., szombaton került sor iskolai komplikációk miatt.</w:t>
       </w:r>
-    </w:p>
-    <w:p>
-      <w:pPr>
-        <w:rPr>
-          <w:rFonts w:ascii="Bahnschrift" w:hAnsi="Bahnschrift"/>
-          <w:sz w:val="40"/>
-          <w:szCs w:val="40"/>
-        </w:rPr>
-      </w:pPr>
-    </w:p>
-    <w:p>
-      <w:pPr>
-        <w:rPr>
-          <w:rFonts w:ascii="Bahnschrift" w:hAnsi="Bahnschrift"/>
-          <w:sz w:val="40"/>
-          <w:szCs w:val="40"/>
-        </w:rPr>
-      </w:pPr>
-    </w:p>
-    <w:p>
-      <w:pPr>
-        <w:rPr>
-          <w:rFonts w:ascii="Bahnschrift" w:hAnsi="Bahnschrift"/>
-          <w:sz w:val="40"/>
-          <w:szCs w:val="40"/>
-        </w:rPr>
-      </w:pPr>
-    </w:p>
-    <w:p>
-      <w:pPr>
-        <w:rPr>
-          <w:rFonts w:ascii="Bahnschrift" w:hAnsi="Bahnschrift"/>
-          <w:sz w:val="40"/>
-          <w:szCs w:val="40"/>
-        </w:rPr>
-      </w:pPr>
-    </w:p>
-    <w:p>
-      <w:pPr>
-        <w:rPr>
-          <w:rFonts w:ascii="Bahnschrift" w:hAnsi="Bahnschrift"/>
-          <w:sz w:val="40"/>
-          <w:szCs w:val="40"/>
-        </w:rPr>
-      </w:pPr>
-    </w:p>
-    <w:p>
-      <w:pPr>
-        <w:rPr>
-          <w:rFonts w:ascii="Bahnschrift" w:hAnsi="Bahnschrift"/>
-          <w:sz w:val="40"/>
-          <w:szCs w:val="40"/>
-        </w:rPr>
-      </w:pPr>
-    </w:p>
-    <w:p>
-      <w:pPr>
-        <w:rPr>
-          <w:rFonts w:ascii="Bahnschrift" w:hAnsi="Bahnschrift"/>
-          <w:sz w:val="40"/>
-          <w:szCs w:val="40"/>
-        </w:rPr>
-      </w:pPr>
-    </w:p>
-    <w:p>
-      <w:pPr>
-        <w:rPr>
-          <w:rFonts w:ascii="Bahnschrift" w:hAnsi="Bahnschrift"/>
-          <w:b/>
-          <w:bCs/>
-          <w:sz w:val="48"/>
-          <w:szCs w:val="48"/>
-        </w:rPr>
-      </w:pPr>
-      <w:r>
-        <w:rPr>
-          <w:rFonts w:ascii="Bahnschrift" w:hAnsi="Bahnschrift"/>
-          <w:b/>
-          <w:bCs/>
-          <w:sz w:val="48"/>
-          <w:szCs w:val="48"/>
-        </w:rPr>
-        <w:lastRenderedPageBreak/>
-        <w:t>2026. 03. 13.</w:t>
-      </w:r>
-    </w:p>
-    <w:tbl>
-      <w:tblPr>
-        <w:tblStyle w:val="Rcsostblzat"/>
-        <w:tblpPr w:leftFromText="180" w:rightFromText="180" w:vertAnchor="text" w:horzAnchor="margin" w:tblpXSpec="center" w:tblpY="478"/>
-        <w:tblW w:w="10837" w:type="dxa"/>
-        <w:tblLook w:val="04A0" w:firstRow="1" w:lastRow="0" w:firstColumn="1" w:lastColumn="0" w:noHBand="0" w:noVBand="1"/>
-      </w:tblPr>
-      <w:tblGrid>
-        <w:gridCol w:w="1822"/>
-        <w:gridCol w:w="3219"/>
-        <w:gridCol w:w="3174"/>
-        <w:gridCol w:w="2622"/>
-      </w:tblGrid>
-      <w:tr>
-        <w:trPr>
-          <w:trHeight w:val="283"/>
-        </w:trPr>
-        <w:tc>
-          <w:tcPr>
-            <w:tcW w:w="1822" w:type="dxa"/>
-            <w:vAlign w:val="center"/>
-          </w:tcPr>
-          <w:p>
-            <w:pPr>
-              <w:jc w:val="center"/>
-              <w:rPr>
-                <w:rFonts w:ascii="Bahnschrift" w:hAnsi="Bahnschrift"/>
-                <w:sz w:val="36"/>
-                <w:szCs w:val="36"/>
-              </w:rPr>
-            </w:pPr>
-          </w:p>
-        </w:tc>
-        <w:tc>
-          <w:tcPr>
-            <w:tcW w:w="3219" w:type="dxa"/>
-            <w:vAlign w:val="center"/>
-          </w:tcPr>
-          <w:p>
-            <w:pPr>
-              <w:jc w:val="center"/>
-              <w:rPr>
-                <w:rFonts w:ascii="Bahnschrift" w:hAnsi="Bahnschrift"/>
-                <w:sz w:val="36"/>
-                <w:szCs w:val="36"/>
-              </w:rPr>
-            </w:pPr>
-            <w:r>
-              <w:rPr>
-                <w:rFonts w:ascii="Bahnschrift" w:hAnsi="Bahnschrift"/>
-                <w:sz w:val="36"/>
-                <w:szCs w:val="36"/>
-              </w:rPr>
-              <w:t>1. óra</w:t>
-            </w:r>
-          </w:p>
-        </w:tc>
-        <w:tc>
-          <w:tcPr>
-            <w:tcW w:w="3174" w:type="dxa"/>
-            <w:vAlign w:val="center"/>
-          </w:tcPr>
-          <w:p>
-            <w:pPr>
-              <w:jc w:val="center"/>
-              <w:rPr>
-                <w:rFonts w:ascii="Bahnschrift" w:hAnsi="Bahnschrift"/>
-                <w:sz w:val="36"/>
-                <w:szCs w:val="36"/>
-              </w:rPr>
-            </w:pPr>
-            <w:r>
-              <w:rPr>
-                <w:rFonts w:ascii="Bahnschrift" w:hAnsi="Bahnschrift"/>
-                <w:sz w:val="36"/>
-                <w:szCs w:val="36"/>
-              </w:rPr>
-              <w:t>2. óra</w:t>
-            </w:r>
-          </w:p>
-        </w:tc>
-        <w:tc>
-          <w:tcPr>
-            <w:tcW w:w="2622" w:type="dxa"/>
-            <w:vAlign w:val="center"/>
-          </w:tcPr>
-          <w:p>
-            <w:pPr>
-              <w:jc w:val="center"/>
-              <w:rPr>
-                <w:rFonts w:ascii="Bahnschrift" w:hAnsi="Bahnschrift"/>
-                <w:sz w:val="36"/>
-                <w:szCs w:val="36"/>
-              </w:rPr>
-            </w:pPr>
-            <w:r>
-              <w:rPr>
-                <w:rFonts w:ascii="Bahnschrift" w:hAnsi="Bahnschrift"/>
-                <w:sz w:val="36"/>
-                <w:szCs w:val="36"/>
-              </w:rPr>
-              <w:t>3. óra</w:t>
-            </w:r>
-          </w:p>
-        </w:tc>
-      </w:tr>
-      <w:tr>
-        <w:trPr>
-          <w:trHeight w:val="874"/>
-        </w:trPr>
-        <w:tc>
-          <w:tcPr>
-            <w:tcW w:w="1822" w:type="dxa"/>
-            <w:vAlign w:val="center"/>
-          </w:tcPr>
-          <w:p>
-            <w:pPr>
-              <w:jc w:val="center"/>
-              <w:rPr>
-                <w:rFonts w:ascii="Bahnschrift" w:hAnsi="Bahnschrift"/>
-                <w:sz w:val="36"/>
-                <w:szCs w:val="36"/>
-              </w:rPr>
-            </w:pPr>
-            <w:proofErr w:type="spellStart"/>
-            <w:r>
-              <w:rPr>
-                <w:rFonts w:ascii="Bahnschrift" w:hAnsi="Bahnschrift"/>
-                <w:sz w:val="36"/>
-                <w:szCs w:val="36"/>
-              </w:rPr>
-              <w:t>Chlebik</w:t>
-            </w:r>
-            <w:proofErr w:type="spellEnd"/>
-            <w:r>
-              <w:rPr>
-                <w:rFonts w:ascii="Bahnschrift" w:hAnsi="Bahnschrift"/>
-                <w:sz w:val="36"/>
-                <w:szCs w:val="36"/>
-              </w:rPr>
-              <w:t xml:space="preserve"> Krisztofer Benjámin</w:t>
-            </w:r>
-          </w:p>
-        </w:tc>
-        <w:tc>
-          <w:tcPr>
-            <w:tcW w:w="9015" w:type="dxa"/>
-            <w:gridSpan w:val="3"/>
-            <w:vAlign w:val="center"/>
-          </w:tcPr>
-          <w:p>
-            <w:pPr>
-              <w:jc w:val="center"/>
-              <w:rPr>
-                <w:rFonts w:ascii="Bahnschrift" w:hAnsi="Bahnschrift"/>
-                <w:sz w:val="36"/>
-                <w:szCs w:val="36"/>
-              </w:rPr>
-            </w:pPr>
-            <w:r>
-              <w:rPr>
-                <w:rFonts w:ascii="Bahnschrift" w:hAnsi="Bahnschrift"/>
-                <w:sz w:val="36"/>
-                <w:szCs w:val="36"/>
-              </w:rPr>
-              <w:t xml:space="preserve">Kosár rendszer elkészítése </w:t>
-            </w:r>
-            <w:proofErr w:type="spellStart"/>
-            <w:r>
-              <w:rPr>
-                <w:rFonts w:ascii="Bahnschrift" w:hAnsi="Bahnschrift"/>
-                <w:sz w:val="36"/>
-                <w:szCs w:val="36"/>
-              </w:rPr>
-              <w:t>mockup</w:t>
-            </w:r>
-            <w:proofErr w:type="spellEnd"/>
-            <w:r>
-              <w:rPr>
-                <w:rFonts w:ascii="Bahnschrift" w:hAnsi="Bahnschrift"/>
-                <w:sz w:val="36"/>
-                <w:szCs w:val="36"/>
-              </w:rPr>
-              <w:t xml:space="preserve"> design-</w:t>
-            </w:r>
-            <w:proofErr w:type="spellStart"/>
-            <w:r>
-              <w:rPr>
-                <w:rFonts w:ascii="Bahnschrift" w:hAnsi="Bahnschrift"/>
-                <w:sz w:val="36"/>
-                <w:szCs w:val="36"/>
-              </w:rPr>
-              <w:t>ról</w:t>
-            </w:r>
-            <w:proofErr w:type="spellEnd"/>
-            <w:r>
-              <w:rPr>
-                <w:rFonts w:ascii="Bahnschrift" w:hAnsi="Bahnschrift"/>
-                <w:sz w:val="36"/>
-                <w:szCs w:val="36"/>
-              </w:rPr>
-              <w:t>, kosár simítása</w:t>
-            </w:r>
-          </w:p>
-        </w:tc>
-      </w:tr>
-      <w:tr>
-        <w:trPr>
-          <w:trHeight w:val="579"/>
-        </w:trPr>
-        <w:tc>
-          <w:tcPr>
-            <w:tcW w:w="1822" w:type="dxa"/>
-            <w:vAlign w:val="center"/>
-          </w:tcPr>
-          <w:p>
-            <w:pPr>
-              <w:jc w:val="center"/>
-              <w:rPr>
-                <w:rFonts w:ascii="Bahnschrift" w:hAnsi="Bahnschrift"/>
-                <w:sz w:val="36"/>
-                <w:szCs w:val="36"/>
-              </w:rPr>
-            </w:pPr>
-            <w:proofErr w:type="spellStart"/>
-            <w:r>
-              <w:rPr>
-                <w:rFonts w:ascii="Bahnschrift" w:hAnsi="Bahnschrift"/>
-                <w:sz w:val="36"/>
-                <w:szCs w:val="36"/>
-              </w:rPr>
-              <w:t>Garaba</w:t>
-            </w:r>
-            <w:proofErr w:type="spellEnd"/>
-            <w:r>
-              <w:rPr>
-                <w:rFonts w:ascii="Bahnschrift" w:hAnsi="Bahnschrift"/>
-                <w:sz w:val="36"/>
-                <w:szCs w:val="36"/>
-              </w:rPr>
-              <w:t xml:space="preserve"> Kornél</w:t>
-            </w:r>
-          </w:p>
-        </w:tc>
-        <w:tc>
-          <w:tcPr>
-            <w:tcW w:w="9015" w:type="dxa"/>
-            <w:gridSpan w:val="3"/>
-            <w:vAlign w:val="center"/>
-          </w:tcPr>
-          <w:p>
-            <w:pPr>
-              <w:jc w:val="center"/>
-              <w:rPr>
-                <w:rFonts w:ascii="Bahnschrift" w:hAnsi="Bahnschrift"/>
-                <w:sz w:val="36"/>
-                <w:szCs w:val="36"/>
-              </w:rPr>
-            </w:pPr>
-            <w:r>
-              <w:rPr>
-                <w:rFonts w:ascii="Bahnschrift" w:hAnsi="Bahnschrift"/>
-                <w:sz w:val="36"/>
-                <w:szCs w:val="36"/>
-              </w:rPr>
-              <w:t>Bejelentkezés és session kezelés rendszer implementálása</w:t>
-            </w:r>
-          </w:p>
-        </w:tc>
-      </w:tr>
-      <w:tr>
-        <w:trPr>
-          <w:trHeight w:val="1444"/>
-        </w:trPr>
-        <w:tc>
-          <w:tcPr>
-            <w:tcW w:w="1822" w:type="dxa"/>
-            <w:vAlign w:val="center"/>
-          </w:tcPr>
-          <w:p>
-            <w:pPr>
-              <w:jc w:val="center"/>
-              <w:rPr>
-                <w:rFonts w:ascii="Bahnschrift" w:hAnsi="Bahnschrift"/>
-                <w:sz w:val="36"/>
-                <w:szCs w:val="36"/>
-              </w:rPr>
-            </w:pPr>
-            <w:r>
-              <w:rPr>
-                <w:rFonts w:ascii="Bahnschrift" w:hAnsi="Bahnschrift"/>
-                <w:sz w:val="36"/>
-                <w:szCs w:val="36"/>
-              </w:rPr>
-              <w:t>Nagy Álmos Botond</w:t>
-            </w:r>
-          </w:p>
-        </w:tc>
-        <w:tc>
-          <w:tcPr>
-            <w:tcW w:w="9015" w:type="dxa"/>
-            <w:gridSpan w:val="3"/>
-            <w:vAlign w:val="center"/>
-          </w:tcPr>
-          <w:p>
-            <w:pPr>
-              <w:jc w:val="center"/>
-              <w:rPr>
-                <w:rFonts w:ascii="Bahnschrift" w:hAnsi="Bahnschrift"/>
-                <w:sz w:val="36"/>
-                <w:szCs w:val="36"/>
-              </w:rPr>
-            </w:pPr>
-            <w:r>
-              <w:rPr>
-                <w:rFonts w:ascii="Bahnschrift" w:hAnsi="Bahnschrift"/>
-                <w:sz w:val="36"/>
-                <w:szCs w:val="36"/>
-              </w:rPr>
-              <w:t>Kosár ”</w:t>
-            </w:r>
-            <w:proofErr w:type="spellStart"/>
-            <w:r>
-              <w:rPr>
-                <w:rFonts w:ascii="Bahnschrift" w:hAnsi="Bahnschrift"/>
-                <w:sz w:val="36"/>
-                <w:szCs w:val="36"/>
-              </w:rPr>
-              <w:t>mockup</w:t>
-            </w:r>
-            <w:proofErr w:type="spellEnd"/>
-            <w:r>
-              <w:rPr>
-                <w:rFonts w:ascii="Bahnschrift" w:hAnsi="Bahnschrift"/>
-                <w:sz w:val="36"/>
-                <w:szCs w:val="36"/>
-              </w:rPr>
-              <w:t>” design elkészítése, erre alapozódott a kosár rendszer végleges design-ja</w:t>
-            </w:r>
-          </w:p>
-        </w:tc>
-      </w:tr>
-    </w:tbl>
-    <w:p>
-      <w:pPr>
-        <w:rPr>
-          <w:rFonts w:ascii="Bahnschrift" w:hAnsi="Bahnschrift"/>
-          <w:sz w:val="40"/>
-          <w:szCs w:val="40"/>
-        </w:rPr>
-      </w:pPr>
-    </w:p>
-    <w:p>
-      <w:pPr>
-        <w:rPr>
-          <w:rFonts w:ascii="Bahnschrift" w:hAnsi="Bahnschrift"/>
-          <w:b/>
-          <w:bCs/>
-          <w:sz w:val="48"/>
-          <w:szCs w:val="48"/>
-        </w:rPr>
-      </w:pPr>
-      <w:r>
-        <w:rPr>
-          <w:rFonts w:ascii="Bahnschrift" w:hAnsi="Bahnschrift"/>
-          <w:b/>
-          <w:bCs/>
-          <w:sz w:val="48"/>
-          <w:szCs w:val="48"/>
-        </w:rPr>
-        <w:t xml:space="preserve">2026. 03. </w:t>
-      </w:r>
-      <w:r>
-        <w:rPr>
-          <w:rFonts w:ascii="Bahnschrift" w:hAnsi="Bahnschrift"/>
-          <w:b/>
-          <w:bCs/>
-          <w:sz w:val="48"/>
-          <w:szCs w:val="48"/>
-        </w:rPr>
-        <w:t>20</w:t>
-      </w:r>
-      <w:r>
-        <w:rPr>
-          <w:rFonts w:ascii="Bahnschrift" w:hAnsi="Bahnschrift"/>
-          <w:b/>
-          <w:bCs/>
-          <w:sz w:val="48"/>
-          <w:szCs w:val="48"/>
-        </w:rPr>
-        <w:t>.</w:t>
-      </w:r>
-    </w:p>
-    <w:tbl>
-      <w:tblPr>
-        <w:tblStyle w:val="Rcsostblzat"/>
-        <w:tblpPr w:leftFromText="180" w:rightFromText="180" w:vertAnchor="text" w:horzAnchor="margin" w:tblpXSpec="center" w:tblpY="478"/>
-        <w:tblW w:w="10837" w:type="dxa"/>
-        <w:tblLook w:val="04A0" w:firstRow="1" w:lastRow="0" w:firstColumn="1" w:lastColumn="0" w:noHBand="0" w:noVBand="1"/>
-      </w:tblPr>
-      <w:tblGrid>
-        <w:gridCol w:w="1822"/>
-        <w:gridCol w:w="3219"/>
-        <w:gridCol w:w="3175"/>
-        <w:gridCol w:w="2621"/>
-      </w:tblGrid>
-      <w:tr>
-        <w:trPr>
-          <w:trHeight w:val="283"/>
-        </w:trPr>
-        <w:tc>
-          <w:tcPr>
-            <w:tcW w:w="1822" w:type="dxa"/>
-            <w:vAlign w:val="center"/>
-          </w:tcPr>
-          <w:p>
-            <w:pPr>
-              <w:jc w:val="center"/>
-              <w:rPr>
-                <w:rFonts w:ascii="Bahnschrift" w:hAnsi="Bahnschrift"/>
-                <w:sz w:val="36"/>
-                <w:szCs w:val="36"/>
-              </w:rPr>
-            </w:pPr>
-          </w:p>
-        </w:tc>
-        <w:tc>
-          <w:tcPr>
-            <w:tcW w:w="3219" w:type="dxa"/>
-            <w:vAlign w:val="center"/>
-          </w:tcPr>
-          <w:p>
-            <w:pPr>
-              <w:jc w:val="center"/>
-              <w:rPr>
-                <w:rFonts w:ascii="Bahnschrift" w:hAnsi="Bahnschrift"/>
-                <w:sz w:val="36"/>
-                <w:szCs w:val="36"/>
-              </w:rPr>
-            </w:pPr>
-            <w:r>
-              <w:rPr>
-                <w:rFonts w:ascii="Bahnschrift" w:hAnsi="Bahnschrift"/>
-                <w:sz w:val="36"/>
-                <w:szCs w:val="36"/>
-              </w:rPr>
-              <w:t>1. óra</w:t>
-            </w:r>
-          </w:p>
-        </w:tc>
-        <w:tc>
-          <w:tcPr>
-            <w:tcW w:w="3175" w:type="dxa"/>
-            <w:vAlign w:val="center"/>
-          </w:tcPr>
-          <w:p>
-            <w:pPr>
-              <w:jc w:val="center"/>
-              <w:rPr>
-                <w:rFonts w:ascii="Bahnschrift" w:hAnsi="Bahnschrift"/>
-                <w:sz w:val="36"/>
-                <w:szCs w:val="36"/>
-              </w:rPr>
-            </w:pPr>
-            <w:r>
-              <w:rPr>
-                <w:rFonts w:ascii="Bahnschrift" w:hAnsi="Bahnschrift"/>
-                <w:sz w:val="36"/>
-                <w:szCs w:val="36"/>
-              </w:rPr>
-              <w:t>2. óra</w:t>
-            </w:r>
-          </w:p>
-        </w:tc>
-        <w:tc>
-          <w:tcPr>
-            <w:tcW w:w="2621" w:type="dxa"/>
-            <w:vAlign w:val="center"/>
-          </w:tcPr>
-          <w:p>
-            <w:pPr>
-              <w:jc w:val="center"/>
-              <w:rPr>
-                <w:rFonts w:ascii="Bahnschrift" w:hAnsi="Bahnschrift"/>
-                <w:sz w:val="36"/>
-                <w:szCs w:val="36"/>
-              </w:rPr>
-            </w:pPr>
-            <w:r>
-              <w:rPr>
-                <w:rFonts w:ascii="Bahnschrift" w:hAnsi="Bahnschrift"/>
-                <w:sz w:val="36"/>
-                <w:szCs w:val="36"/>
-              </w:rPr>
-              <w:t>3. óra</w:t>
-            </w:r>
-          </w:p>
-        </w:tc>
-      </w:tr>
-      <w:tr>
-        <w:trPr>
-          <w:trHeight w:val="874"/>
-        </w:trPr>
-        <w:tc>
-          <w:tcPr>
-            <w:tcW w:w="1822" w:type="dxa"/>
-            <w:vAlign w:val="center"/>
-          </w:tcPr>
-          <w:p>
-            <w:pPr>
-              <w:jc w:val="center"/>
-              <w:rPr>
-                <w:rFonts w:ascii="Bahnschrift" w:hAnsi="Bahnschrift"/>
-                <w:sz w:val="36"/>
-                <w:szCs w:val="36"/>
-              </w:rPr>
-            </w:pPr>
-            <w:proofErr w:type="spellStart"/>
-            <w:r>
-              <w:rPr>
-                <w:rFonts w:ascii="Bahnschrift" w:hAnsi="Bahnschrift"/>
-                <w:sz w:val="36"/>
-                <w:szCs w:val="36"/>
-              </w:rPr>
-              <w:t>Chlebik</w:t>
-            </w:r>
-            <w:proofErr w:type="spellEnd"/>
-            <w:r>
-              <w:rPr>
-                <w:rFonts w:ascii="Bahnschrift" w:hAnsi="Bahnschrift"/>
-                <w:sz w:val="36"/>
-                <w:szCs w:val="36"/>
-              </w:rPr>
-              <w:t xml:space="preserve"> Krisztofer Benjámin</w:t>
-            </w:r>
-          </w:p>
-        </w:tc>
-        <w:tc>
-          <w:tcPr>
-            <w:tcW w:w="6394" w:type="dxa"/>
-            <w:gridSpan w:val="2"/>
-            <w:vAlign w:val="center"/>
-          </w:tcPr>
-          <w:p>
-            <w:pPr>
-              <w:jc w:val="center"/>
-              <w:rPr>
-                <w:rFonts w:ascii="Bahnschrift" w:hAnsi="Bahnschrift"/>
-                <w:sz w:val="36"/>
-                <w:szCs w:val="36"/>
-              </w:rPr>
-            </w:pPr>
-            <w:proofErr w:type="spellStart"/>
-            <w:r>
-              <w:rPr>
-                <w:rFonts w:ascii="Bahnschrift" w:hAnsi="Bahnschrift"/>
-                <w:sz w:val="36"/>
-                <w:szCs w:val="36"/>
-              </w:rPr>
-              <w:t>Authentication</w:t>
-            </w:r>
-            <w:proofErr w:type="spellEnd"/>
-            <w:r>
-              <w:rPr>
-                <w:rFonts w:ascii="Bahnschrift" w:hAnsi="Bahnschrift"/>
-                <w:sz w:val="36"/>
-                <w:szCs w:val="36"/>
-              </w:rPr>
-              <w:t xml:space="preserve"> tovább fejlesztésének jóváhagyása, és tovább fejlesztése</w:t>
-            </w:r>
-          </w:p>
-        </w:tc>
-        <w:tc>
-          <w:tcPr>
-            <w:tcW w:w="2621" w:type="dxa"/>
-            <w:vAlign w:val="center"/>
-          </w:tcPr>
-          <w:p>
-            <w:pPr>
-              <w:jc w:val="center"/>
-              <w:rPr>
-                <w:rFonts w:ascii="Bahnschrift" w:hAnsi="Bahnschrift"/>
-                <w:sz w:val="36"/>
-                <w:szCs w:val="36"/>
-              </w:rPr>
-            </w:pPr>
-            <w:r>
-              <w:rPr>
-                <w:rFonts w:ascii="Bahnschrift" w:hAnsi="Bahnschrift"/>
-                <w:sz w:val="36"/>
-                <w:szCs w:val="36"/>
-              </w:rPr>
-              <w:t>-</w:t>
-            </w:r>
-          </w:p>
-        </w:tc>
-      </w:tr>
-      <w:tr>
-        <w:trPr>
-          <w:trHeight w:val="579"/>
-        </w:trPr>
-        <w:tc>
-          <w:tcPr>
-            <w:tcW w:w="1822" w:type="dxa"/>
-            <w:vAlign w:val="center"/>
-          </w:tcPr>
-          <w:p>
-            <w:pPr>
-              <w:jc w:val="center"/>
-              <w:rPr>
-                <w:rFonts w:ascii="Bahnschrift" w:hAnsi="Bahnschrift"/>
-                <w:sz w:val="36"/>
-                <w:szCs w:val="36"/>
-              </w:rPr>
-            </w:pPr>
-            <w:proofErr w:type="spellStart"/>
-            <w:r>
-              <w:rPr>
-                <w:rFonts w:ascii="Bahnschrift" w:hAnsi="Bahnschrift"/>
-                <w:sz w:val="36"/>
-                <w:szCs w:val="36"/>
-              </w:rPr>
-              <w:t>Garaba</w:t>
-            </w:r>
-            <w:proofErr w:type="spellEnd"/>
-            <w:r>
-              <w:rPr>
-                <w:rFonts w:ascii="Bahnschrift" w:hAnsi="Bahnschrift"/>
-                <w:sz w:val="36"/>
-                <w:szCs w:val="36"/>
-              </w:rPr>
-              <w:t xml:space="preserve"> Kornél</w:t>
-            </w:r>
-          </w:p>
-        </w:tc>
-        <w:tc>
-          <w:tcPr>
-            <w:tcW w:w="3219" w:type="dxa"/>
-            <w:vAlign w:val="center"/>
-          </w:tcPr>
-          <w:p>
-            <w:pPr>
-              <w:jc w:val="center"/>
-              <w:rPr>
-                <w:rFonts w:ascii="Bahnschrift" w:hAnsi="Bahnschrift"/>
-                <w:sz w:val="36"/>
-                <w:szCs w:val="36"/>
-              </w:rPr>
-            </w:pPr>
-            <w:proofErr w:type="spellStart"/>
-            <w:r>
-              <w:rPr>
-                <w:rFonts w:ascii="Bahnschrift" w:hAnsi="Bahnschrift"/>
-                <w:sz w:val="36"/>
-                <w:szCs w:val="36"/>
-              </w:rPr>
-              <w:t>Authentication</w:t>
-            </w:r>
-            <w:proofErr w:type="spellEnd"/>
-            <w:r>
-              <w:rPr>
-                <w:rFonts w:ascii="Bahnschrift" w:hAnsi="Bahnschrift"/>
-                <w:sz w:val="36"/>
-                <w:szCs w:val="36"/>
-              </w:rPr>
-              <w:t xml:space="preserve"> tovább fejlesztése</w:t>
-            </w:r>
-          </w:p>
-        </w:tc>
-        <w:tc>
-          <w:tcPr>
-            <w:tcW w:w="3175" w:type="dxa"/>
-            <w:vAlign w:val="center"/>
-          </w:tcPr>
-          <w:p>
-            <w:pPr>
-              <w:jc w:val="center"/>
-              <w:rPr>
-                <w:rFonts w:ascii="Bahnschrift" w:hAnsi="Bahnschrift"/>
-                <w:sz w:val="36"/>
-                <w:szCs w:val="36"/>
-              </w:rPr>
-            </w:pPr>
-            <w:r>
-              <w:rPr>
-                <w:rFonts w:ascii="Bahnschrift" w:hAnsi="Bahnschrift"/>
-                <w:sz w:val="36"/>
-                <w:szCs w:val="36"/>
-              </w:rPr>
-              <w:t>Felhasználói profilok, és fiókok elkészítése és javítása</w:t>
-            </w:r>
-          </w:p>
-        </w:tc>
-        <w:tc>
-          <w:tcPr>
-            <w:tcW w:w="2621" w:type="dxa"/>
-            <w:vAlign w:val="center"/>
-          </w:tcPr>
-          <w:p>
-            <w:pPr>
-              <w:jc w:val="center"/>
-              <w:rPr>
-                <w:rFonts w:ascii="Bahnschrift" w:hAnsi="Bahnschrift"/>
-                <w:sz w:val="36"/>
-                <w:szCs w:val="36"/>
-              </w:rPr>
-            </w:pPr>
-            <w:r>
-              <w:rPr>
-                <w:rFonts w:ascii="Bahnschrift" w:hAnsi="Bahnschrift"/>
-                <w:sz w:val="36"/>
-                <w:szCs w:val="36"/>
-              </w:rPr>
-              <w:t>-</w:t>
-            </w:r>
-          </w:p>
-        </w:tc>
-      </w:tr>
-      <w:tr>
-        <w:trPr>
-          <w:trHeight w:val="1444"/>
-        </w:trPr>
-        <w:tc>
-          <w:tcPr>
-            <w:tcW w:w="1822" w:type="dxa"/>
-            <w:vAlign w:val="center"/>
-          </w:tcPr>
-          <w:p>
-            <w:pPr>
-              <w:jc w:val="center"/>
-              <w:rPr>
-                <w:rFonts w:ascii="Bahnschrift" w:hAnsi="Bahnschrift"/>
-                <w:sz w:val="36"/>
-                <w:szCs w:val="36"/>
-              </w:rPr>
-            </w:pPr>
-            <w:r>
-              <w:rPr>
-                <w:rFonts w:ascii="Bahnschrift" w:hAnsi="Bahnschrift"/>
-                <w:sz w:val="36"/>
-                <w:szCs w:val="36"/>
-              </w:rPr>
-              <w:t>Nagy Álmos Botond</w:t>
-            </w:r>
-          </w:p>
-        </w:tc>
-        <w:tc>
-          <w:tcPr>
-            <w:tcW w:w="6394" w:type="dxa"/>
-            <w:gridSpan w:val="2"/>
-            <w:vAlign w:val="center"/>
-          </w:tcPr>
-          <w:p>
-            <w:pPr>
-              <w:jc w:val="center"/>
-              <w:rPr>
-                <w:rFonts w:ascii="Bahnschrift" w:hAnsi="Bahnschrift"/>
-                <w:sz w:val="36"/>
-                <w:szCs w:val="36"/>
-              </w:rPr>
-            </w:pPr>
-            <w:r>
-              <w:rPr>
-                <w:rFonts w:ascii="Bahnschrift" w:hAnsi="Bahnschrift"/>
-                <w:sz w:val="36"/>
-                <w:szCs w:val="36"/>
-              </w:rPr>
-              <w:t xml:space="preserve">Elmaradt dokumentáció megírása, </w:t>
-            </w:r>
-            <w:proofErr w:type="spellStart"/>
-            <w:r>
-              <w:rPr>
-                <w:rFonts w:ascii="Bahnschrift" w:hAnsi="Bahnschrift"/>
-                <w:sz w:val="36"/>
-                <w:szCs w:val="36"/>
-              </w:rPr>
-              <w:t>pótolása</w:t>
-            </w:r>
-            <w:proofErr w:type="spellEnd"/>
-          </w:p>
-        </w:tc>
-        <w:tc>
-          <w:tcPr>
-            <w:tcW w:w="2621" w:type="dxa"/>
-            <w:vAlign w:val="center"/>
-          </w:tcPr>
-          <w:p>
-            <w:pPr>
-              <w:jc w:val="center"/>
-              <w:rPr>
-                <w:rFonts w:ascii="Bahnschrift" w:hAnsi="Bahnschrift"/>
-                <w:sz w:val="36"/>
-                <w:szCs w:val="36"/>
-              </w:rPr>
-            </w:pPr>
-            <w:r>
-              <w:rPr>
-                <w:rFonts w:ascii="Bahnschrift" w:hAnsi="Bahnschrift"/>
-                <w:sz w:val="36"/>
-                <w:szCs w:val="36"/>
-              </w:rPr>
-              <w:t>-</w:t>
-            </w:r>
-          </w:p>
-        </w:tc>
-      </w:tr>
-    </w:tbl>
-    <w:p>
-      <w:pPr>
-        <w:rPr>
-          <w:rFonts w:ascii="Bahnschrift" w:hAnsi="Bahnschrift"/>
-          <w:sz w:val="40"/>
-          <w:szCs w:val="40"/>
-        </w:rPr>
-      </w:pPr>
-    </w:p>
-    <w:p>
-      <w:pPr>
-        <w:rPr>
-          <w:rFonts w:ascii="Bahnschrift" w:hAnsi="Bahnschrift"/>
-          <w:sz w:val="40"/>
-          <w:szCs w:val="40"/>
-        </w:rPr>
-      </w:pPr>
     </w:p>
     <w:sectPr>
       <w:pgSz w:w="11906" w:h="16838"/>
@@ -3372,7 +1990,7 @@
 </file>
 
 <file path=word/numbering.xml><?xml version="1.0" encoding="utf-8"?>
-<w:numbering xmlns:wpc="http://schemas.microsoft.com/office/word/2010/wordprocessingCanvas" xmlns:cx="http://schemas.microsoft.com/office/drawing/2014/chartex" xmlns:cx1="http://schemas.microsoft.com/office/drawing/2015/9/8/chartex" xmlns:cx2="http://schemas.microsoft.com/office/drawing/2015/10/21/chartex" xmlns:cx3="http://schemas.microsoft.com/office/drawing/2016/5/9/chartex" xmlns:cx4="http://schemas.microsoft.com/office/drawing/2016/5/10/chartex" xmlns:cx5="http://schemas.microsoft.com/office/drawing/2016/5/11/chartex" xmlns:cx6="http://schemas.microsoft.com/office/drawing/2016/5/12/chartex" xmlns:cx7="http://schemas.microsoft.com/office/drawing/2016/5/13/chartex" xmlns:cx8="http://schemas.microsoft.com/office/drawing/2016/5/14/chartex" xmlns:mc="http://schemas.openxmlformats.org/markup-compatibility/2006" xmlns:aink="http://schemas.microsoft.com/office/drawing/2016/ink" xmlns:am3d="http://schemas.microsoft.com/office/drawing/2017/model3d" xmlns:o="urn:schemas-microsoft-com:office:office" xmlns:r="http://schemas.openxmlformats.org/officeDocument/2006/relationships" xmlns:m="http://schemas.openxmlformats.org/officeDocument/2006/math" xmlns:v="urn:schemas-microsoft-com:vml" xmlns:wp14="http://schemas.microsoft.com/office/word/2010/wordprocessingDrawing" xmlns:wp="http://schemas.openxmlformats.org/drawingml/2006/wordprocessingDrawing" xmlns:w10="urn:schemas-microsoft-com:office:word" xmlns:w="http://schemas.openxmlformats.org/wordprocessingml/2006/main" xmlns:w14="http://schemas.microsoft.com/office/word/2010/wordml" xmlns:w15="http://schemas.microsoft.com/office/word/2012/wordml" xmlns:w16cex="http://schemas.microsoft.com/office/word/2018/wordml/cex" xmlns:w16cid="http://schemas.microsoft.com/office/word/2016/wordml/cid" xmlns:w16="http://schemas.microsoft.com/office/word/2018/wordml" xmlns:w16sdtdh="http://schemas.microsoft.com/office/word/2020/wordml/sdtdatahash" xmlns:w16se="http://schemas.microsoft.com/office/word/2015/wordml/symex" xmlns:wpg="http://schemas.microsoft.com/office/word/2010/wordprocessingGroup" xmlns:wpi="http://schemas.microsoft.com/office/word/2010/wordprocessingInk" xmlns:wne="http://schemas.microsoft.com/office/word/2006/wordml" xmlns:wps="http://schemas.microsoft.com/office/word/2010/wordprocessingShape" mc:Ignorable="w14 w15 w16se w16cid w16 w16cex w16sdtdh wp14">
+<w:numbering xmlns:wpc="http://schemas.microsoft.com/office/word/2010/wordprocessingCanvas" xmlns:cx="http://schemas.microsoft.com/office/drawing/2014/chartex" xmlns:cx1="http://schemas.microsoft.com/office/drawing/2015/9/8/chartex" xmlns:cx2="http://schemas.microsoft.com/office/drawing/2015/10/21/chartex" xmlns:cx3="http://schemas.microsoft.com/office/drawing/2016/5/9/chartex" xmlns:cx4="http://schemas.microsoft.com/office/drawing/2016/5/10/chartex" xmlns:cx5="http://schemas.microsoft.com/office/drawing/2016/5/11/chartex" xmlns:cx6="http://schemas.microsoft.com/office/drawing/2016/5/12/chartex" xmlns:cx7="http://schemas.microsoft.com/office/drawing/2016/5/13/chartex" xmlns:cx8="http://schemas.microsoft.com/office/drawing/2016/5/14/chartex" xmlns:mc="http://schemas.openxmlformats.org/markup-compatibility/2006" xmlns:aink="http://schemas.microsoft.com/office/drawing/2016/ink" xmlns:am3d="http://schemas.microsoft.com/office/drawing/2017/model3d" xmlns:o="urn:schemas-microsoft-com:office:office" xmlns:oel="http://schemas.microsoft.com/office/2019/extlst" xmlns:r="http://schemas.openxmlformats.org/officeDocument/2006/relationships" xmlns:m="http://schemas.openxmlformats.org/officeDocument/2006/math" xmlns:v="urn:schemas-microsoft-com:vml" xmlns:wp14="http://schemas.microsoft.com/office/word/2010/wordprocessingDrawing" xmlns:wp="http://schemas.openxmlformats.org/drawingml/2006/wordprocessingDrawing" xmlns:w10="urn:schemas-microsoft-com:office:word" xmlns:w="http://schemas.openxmlformats.org/wordprocessingml/2006/main" xmlns:w14="http://schemas.microsoft.com/office/word/2010/wordml" xmlns:w15="http://schemas.microsoft.com/office/word/2012/wordml" xmlns:w16cex="http://schemas.microsoft.com/office/word/2018/wordml/cex" xmlns:w16cid="http://schemas.microsoft.com/office/word/2016/wordml/cid" xmlns:w16="http://schemas.microsoft.com/office/word/2018/wordml" xmlns:w16du="http://schemas.microsoft.com/office/word/2023/wordml/word16du" xmlns:w16sdtdh="http://schemas.microsoft.com/office/word/2020/wordml/sdtdatahash" xmlns:w16sdtfl="http://schemas.microsoft.com/office/word/2024/wordml/sdtformatlock" xmlns:w16se="http://schemas.microsoft.com/office/word/2015/wordml/symex" xmlns:wpg="http://schemas.microsoft.com/office/word/2010/wordprocessingGroup" xmlns:wpi="http://schemas.microsoft.com/office/word/2010/wordprocessingInk" xmlns:wne="http://schemas.microsoft.com/office/word/2006/wordml" xmlns:wps="http://schemas.microsoft.com/office/word/2010/wordprocessingShape" mc:Ignorable="w14 w15 w16se w16cid w16 w16cex w16sdtdh w16sdtfl w16du wp14">
   <w:abstractNum w:abstractNumId="0" w15:restartNumberingAfterBreak="0">
     <w:nsid w:val="24A04AD3"/>
     <w:multiLevelType w:val="hybridMultilevel"/>
@@ -3818,26 +2436,26 @@
       </w:pPr>
     </w:lvl>
   </w:abstractNum>
-  <w:num w:numId="1">
+  <w:num w:numId="1" w16cid:durableId="1570336677">
     <w:abstractNumId w:val="2"/>
   </w:num>
-  <w:num w:numId="2">
+  <w:num w:numId="2" w16cid:durableId="1225679372">
     <w:abstractNumId w:val="4"/>
   </w:num>
-  <w:num w:numId="3">
+  <w:num w:numId="3" w16cid:durableId="258416416">
     <w:abstractNumId w:val="0"/>
   </w:num>
-  <w:num w:numId="4">
+  <w:num w:numId="4" w16cid:durableId="736438574">
     <w:abstractNumId w:val="3"/>
   </w:num>
-  <w:num w:numId="5">
+  <w:num w:numId="5" w16cid:durableId="64645698">
     <w:abstractNumId w:val="1"/>
   </w:num>
 </w:numbering>
 </file>
 
 <file path=word/styles.xml><?xml version="1.0" encoding="utf-8"?>
-<w:styles xmlns:mc="http://schemas.openxmlformats.org/markup-compatibility/2006" xmlns:r="http://schemas.openxmlformats.org/officeDocument/2006/relationships" xmlns:w="http://schemas.openxmlformats.org/wordprocessingml/2006/main" xmlns:w14="http://schemas.microsoft.com/office/word/2010/wordml" xmlns:w15="http://schemas.microsoft.com/office/word/2012/wordml" xmlns:w16cex="http://schemas.microsoft.com/office/word/2018/wordml/cex" xmlns:w16cid="http://schemas.microsoft.com/office/word/2016/wordml/cid" xmlns:w16="http://schemas.microsoft.com/office/word/2018/wordml" xmlns:w16sdtdh="http://schemas.microsoft.com/office/word/2020/wordml/sdtdatahash" xmlns:w16se="http://schemas.microsoft.com/office/word/2015/wordml/symex" mc:Ignorable="w14 w15 w16se w16cid w16 w16cex w16sdtdh">
+<w:styles xmlns:mc="http://schemas.openxmlformats.org/markup-compatibility/2006" xmlns:r="http://schemas.openxmlformats.org/officeDocument/2006/relationships" xmlns:w="http://schemas.openxmlformats.org/wordprocessingml/2006/main" xmlns:w14="http://schemas.microsoft.com/office/word/2010/wordml" xmlns:w15="http://schemas.microsoft.com/office/word/2012/wordml" xmlns:w16cex="http://schemas.microsoft.com/office/word/2018/wordml/cex" xmlns:w16cid="http://schemas.microsoft.com/office/word/2016/wordml/cid" xmlns:w16="http://schemas.microsoft.com/office/word/2018/wordml" xmlns:w16du="http://schemas.microsoft.com/office/word/2023/wordml/word16du" xmlns:w16sdtdh="http://schemas.microsoft.com/office/word/2020/wordml/sdtdatahash" xmlns:w16sdtfl="http://schemas.microsoft.com/office/word/2024/wordml/sdtformatlock" xmlns:w16se="http://schemas.microsoft.com/office/word/2015/wordml/symex" mc:Ignorable="w14 w15 w16se w16cid w16 w16cex w16sdtdh w16sdtfl w16du">
   <w:docDefaults>
     <w:rPrDefault>
       <w:rPr>
@@ -4236,7 +2854,7 @@
   <w:style w:type="paragraph" w:default="1" w:styleId="Norml">
     <w:name w:val="Normal"/>
     <w:qFormat/>
-    <w:rsid w:val="001523D9"/>
+    <w:rsid w:val="00594E6C"/>
   </w:style>
   <w:style w:type="character" w:default="1" w:styleId="Bekezdsalapbettpusa">
     <w:name w:val="Default Paragraph Font"/>

--- a/TBDshop.docx
+++ b/TBDshop.docx
@@ -1,6 +1,6 @@
 
 <file path=word/document.xml><?xml version="1.0" encoding="utf-8"?>
-<w:document xmlns:wpc="http://schemas.microsoft.com/office/word/2010/wordprocessingCanvas" xmlns:cx="http://schemas.microsoft.com/office/drawing/2014/chartex" xmlns:cx1="http://schemas.microsoft.com/office/drawing/2015/9/8/chartex" xmlns:cx2="http://schemas.microsoft.com/office/drawing/2015/10/21/chartex" xmlns:cx3="http://schemas.microsoft.com/office/drawing/2016/5/9/chartex" xmlns:cx4="http://schemas.microsoft.com/office/drawing/2016/5/10/chartex" xmlns:cx5="http://schemas.microsoft.com/office/drawing/2016/5/11/chartex" xmlns:cx6="http://schemas.microsoft.com/office/drawing/2016/5/12/chartex" xmlns:cx7="http://schemas.microsoft.com/office/drawing/2016/5/13/chartex" xmlns:cx8="http://schemas.microsoft.com/office/drawing/2016/5/14/chartex" xmlns:mc="http://schemas.openxmlformats.org/markup-compatibility/2006" xmlns:aink="http://schemas.microsoft.com/office/drawing/2016/ink" xmlns:am3d="http://schemas.microsoft.com/office/drawing/2017/model3d" xmlns:o="urn:schemas-microsoft-com:office:office" xmlns:r="http://schemas.openxmlformats.org/officeDocument/2006/relationships" xmlns:m="http://schemas.openxmlformats.org/officeDocument/2006/math" xmlns:v="urn:schemas-microsoft-com:vml" xmlns:wp14="http://schemas.microsoft.com/office/word/2010/wordprocessingDrawing" xmlns:wp="http://schemas.openxmlformats.org/drawingml/2006/wordprocessingDrawing" xmlns:w10="urn:schemas-microsoft-com:office:word" xmlns:w="http://schemas.openxmlformats.org/wordprocessingml/2006/main" xmlns:w14="http://schemas.microsoft.com/office/word/2010/wordml" xmlns:w15="http://schemas.microsoft.com/office/word/2012/wordml" xmlns:w16cex="http://schemas.microsoft.com/office/word/2018/wordml/cex" xmlns:w16cid="http://schemas.microsoft.com/office/word/2016/wordml/cid" xmlns:w16="http://schemas.microsoft.com/office/word/2018/wordml" xmlns:w16sdtdh="http://schemas.microsoft.com/office/word/2020/wordml/sdtdatahash" xmlns:w16se="http://schemas.microsoft.com/office/word/2015/wordml/symex" xmlns:wpg="http://schemas.microsoft.com/office/word/2010/wordprocessingGroup" xmlns:wpi="http://schemas.microsoft.com/office/word/2010/wordprocessingInk" xmlns:wne="http://schemas.microsoft.com/office/word/2006/wordml" xmlns:wps="http://schemas.microsoft.com/office/word/2010/wordprocessingShape" mc:Ignorable="w14 w15 w16se w16cid w16 w16cex w16sdtdh wp14">
+<w:document xmlns:wpc="http://schemas.microsoft.com/office/word/2010/wordprocessingCanvas" xmlns:cx="http://schemas.microsoft.com/office/drawing/2014/chartex" xmlns:cx1="http://schemas.microsoft.com/office/drawing/2015/9/8/chartex" xmlns:cx2="http://schemas.microsoft.com/office/drawing/2015/10/21/chartex" xmlns:cx3="http://schemas.microsoft.com/office/drawing/2016/5/9/chartex" xmlns:cx4="http://schemas.microsoft.com/office/drawing/2016/5/10/chartex" xmlns:cx5="http://schemas.microsoft.com/office/drawing/2016/5/11/chartex" xmlns:cx6="http://schemas.microsoft.com/office/drawing/2016/5/12/chartex" xmlns:cx7="http://schemas.microsoft.com/office/drawing/2016/5/13/chartex" xmlns:cx8="http://schemas.microsoft.com/office/drawing/2016/5/14/chartex" xmlns:mc="http://schemas.openxmlformats.org/markup-compatibility/2006" xmlns:aink="http://schemas.microsoft.com/office/drawing/2016/ink" xmlns:am3d="http://schemas.microsoft.com/office/drawing/2017/model3d" xmlns:o="urn:schemas-microsoft-com:office:office" xmlns:oel="http://schemas.microsoft.com/office/2019/extlst" xmlns:r="http://schemas.openxmlformats.org/officeDocument/2006/relationships" xmlns:m="http://schemas.openxmlformats.org/officeDocument/2006/math" xmlns:v="urn:schemas-microsoft-com:vml" xmlns:wp14="http://schemas.microsoft.com/office/word/2010/wordprocessingDrawing" xmlns:wp="http://schemas.openxmlformats.org/drawingml/2006/wordprocessingDrawing" xmlns:w10="urn:schemas-microsoft-com:office:word" xmlns:w="http://schemas.openxmlformats.org/wordprocessingml/2006/main" xmlns:w14="http://schemas.microsoft.com/office/word/2010/wordml" xmlns:w15="http://schemas.microsoft.com/office/word/2012/wordml" xmlns:w16cex="http://schemas.microsoft.com/office/word/2018/wordml/cex" xmlns:w16cid="http://schemas.microsoft.com/office/word/2016/wordml/cid" xmlns:w16="http://schemas.microsoft.com/office/word/2018/wordml" xmlns:w16du="http://schemas.microsoft.com/office/word/2023/wordml/word16du" xmlns:w16sdtdh="http://schemas.microsoft.com/office/word/2020/wordml/sdtdatahash" xmlns:w16sdtfl="http://schemas.microsoft.com/office/word/2024/wordml/sdtformatlock" xmlns:w16se="http://schemas.microsoft.com/office/word/2015/wordml/symex" xmlns:wpg="http://schemas.microsoft.com/office/word/2010/wordprocessingGroup" xmlns:wpi="http://schemas.microsoft.com/office/word/2010/wordprocessingInk" xmlns:wne="http://schemas.microsoft.com/office/word/2006/wordml" xmlns:wps="http://schemas.microsoft.com/office/word/2010/wordprocessingShape" mc:Ignorable="w14 w15 w16se w16cid w16 w16cex w16sdtdh w16sdtfl w16du wp14">
   <w:body>
     <w:p>
       <w:pPr>
@@ -763,6 +763,7 @@
         <w:t xml:space="preserve">iányzott </w:t>
       </w:r>
       <w:proofErr w:type="spellStart"/>
+      <w:proofErr w:type="gramStart"/>
       <w:r>
         <w:rPr>
           <w:rFonts w:ascii="Bahnschrift" w:hAnsi="Bahnschrift"/>
@@ -790,7 +791,16 @@
           <w:sz w:val="40"/>
           <w:szCs w:val="40"/>
         </w:rPr>
-        <w:t xml:space="preserve">, és </w:t>
+        <w:t>,</w:t>
+      </w:r>
+      <w:proofErr w:type="gramEnd"/>
+      <w:r>
+        <w:rPr>
+          <w:rFonts w:ascii="Bahnschrift" w:hAnsi="Bahnschrift"/>
+          <w:sz w:val="40"/>
+          <w:szCs w:val="40"/>
+        </w:rPr>
+        <w:t xml:space="preserve"> és </w:t>
       </w:r>
       <w:r>
         <w:rPr>
@@ -1463,7 +1473,23 @@
           <w:sz w:val="40"/>
           <w:szCs w:val="40"/>
         </w:rPr>
-        <w:t xml:space="preserve"> Kornél dizájnt készített. </w:t>
+        <w:t xml:space="preserve"> Kornél </w:t>
+      </w:r>
+      <w:r>
+        <w:rPr>
+          <w:rFonts w:ascii="Bahnschrift" w:hAnsi="Bahnschrift"/>
+          <w:sz w:val="40"/>
+          <w:szCs w:val="40"/>
+        </w:rPr>
+        <w:t>design-</w:t>
+      </w:r>
+      <w:r>
+        <w:rPr>
+          <w:rFonts w:ascii="Bahnschrift" w:hAnsi="Bahnschrift"/>
+          <w:sz w:val="40"/>
+          <w:szCs w:val="40"/>
+        </w:rPr>
+        <w:t xml:space="preserve">t készített. </w:t>
       </w:r>
     </w:p>
     <w:p>
@@ -2849,6 +2875,7 @@
                 <w:szCs w:val="36"/>
               </w:rPr>
             </w:pPr>
+            <w:proofErr w:type="gramStart"/>
             <w:r>
               <w:rPr>
                 <w:rFonts w:ascii="Bahnschrift" w:hAnsi="Bahnschrift"/>
@@ -2867,6 +2894,7 @@
               <w:t>mockup</w:t>
             </w:r>
             <w:proofErr w:type="spellEnd"/>
+            <w:proofErr w:type="gramEnd"/>
             <w:r>
               <w:rPr>
                 <w:rFonts w:ascii="Bahnschrift" w:hAnsi="Bahnschrift"/>
@@ -2906,27 +2934,7 @@
           <w:sz w:val="48"/>
           <w:szCs w:val="48"/>
         </w:rPr>
-        <w:t xml:space="preserve">2026. 03. </w:t>
-      </w:r>
-      <w:r>
-        <w:rPr>
-          <w:rFonts w:ascii="Bahnschrift" w:hAnsi="Bahnschrift"/>
-          <w:b/>
-          <w:bCs/>
-          <w:sz w:val="48"/>
-          <w:szCs w:val="48"/>
-        </w:rPr>
-        <w:t>20</w:t>
-      </w:r>
-      <w:r>
-        <w:rPr>
-          <w:rFonts w:ascii="Bahnschrift" w:hAnsi="Bahnschrift"/>
-          <w:b/>
-          <w:bCs/>
-          <w:sz w:val="48"/>
-          <w:szCs w:val="48"/>
-        </w:rPr>
-        <w:t>.</w:t>
+        <w:t>2026. 03. 20.</w:t>
       </w:r>
     </w:p>
     <w:tbl>
@@ -3354,6 +3362,518 @@
     </w:p>
     <w:p>
       <w:pPr>
+        <w:jc w:val="center"/>
+        <w:rPr>
+          <w:rFonts w:ascii="Bahnschrift" w:hAnsi="Bahnschrift"/>
+          <w:i/>
+          <w:iCs/>
+          <w:sz w:val="32"/>
+          <w:szCs w:val="32"/>
+        </w:rPr>
+      </w:pPr>
+      <w:r>
+        <w:rPr>
+          <w:rFonts w:ascii="Bahnschrift" w:hAnsi="Bahnschrift"/>
+          <w:i/>
+          <w:iCs/>
+          <w:sz w:val="32"/>
+          <w:szCs w:val="32"/>
+        </w:rPr>
+        <w:t>(k</w:t>
+      </w:r>
+      <w:r>
+        <w:rPr>
+          <w:rFonts w:ascii="Bahnschrift" w:hAnsi="Bahnschrift"/>
+          <w:i/>
+          <w:iCs/>
+          <w:sz w:val="32"/>
+          <w:szCs w:val="32"/>
+        </w:rPr>
+        <w:t>imaradás volt a tavaszi szünet miatt</w:t>
+      </w:r>
+      <w:r>
+        <w:rPr>
+          <w:rFonts w:ascii="Bahnschrift" w:hAnsi="Bahnschrift"/>
+          <w:i/>
+          <w:iCs/>
+          <w:sz w:val="32"/>
+          <w:szCs w:val="32"/>
+        </w:rPr>
+        <w:t>)</w:t>
+      </w:r>
+    </w:p>
+    <w:p>
+      <w:pPr>
+        <w:rPr>
+          <w:rFonts w:ascii="Bahnschrift" w:hAnsi="Bahnschrift"/>
+          <w:b/>
+          <w:bCs/>
+          <w:sz w:val="48"/>
+          <w:szCs w:val="48"/>
+        </w:rPr>
+      </w:pPr>
+      <w:r>
+        <w:rPr>
+          <w:rFonts w:ascii="Bahnschrift" w:hAnsi="Bahnschrift"/>
+          <w:b/>
+          <w:bCs/>
+          <w:sz w:val="48"/>
+          <w:szCs w:val="48"/>
+        </w:rPr>
+        <w:lastRenderedPageBreak/>
+        <w:t>2026. 0</w:t>
+      </w:r>
+      <w:r>
+        <w:rPr>
+          <w:rFonts w:ascii="Bahnschrift" w:hAnsi="Bahnschrift"/>
+          <w:b/>
+          <w:bCs/>
+          <w:sz w:val="48"/>
+          <w:szCs w:val="48"/>
+        </w:rPr>
+        <w:t>4</w:t>
+      </w:r>
+      <w:r>
+        <w:rPr>
+          <w:rFonts w:ascii="Bahnschrift" w:hAnsi="Bahnschrift"/>
+          <w:b/>
+          <w:bCs/>
+          <w:sz w:val="48"/>
+          <w:szCs w:val="48"/>
+        </w:rPr>
+        <w:t xml:space="preserve">. </w:t>
+      </w:r>
+      <w:r>
+        <w:rPr>
+          <w:rFonts w:ascii="Bahnschrift" w:hAnsi="Bahnschrift"/>
+          <w:b/>
+          <w:bCs/>
+          <w:sz w:val="48"/>
+          <w:szCs w:val="48"/>
+        </w:rPr>
+        <w:t>17</w:t>
+      </w:r>
+      <w:r>
+        <w:rPr>
+          <w:rFonts w:ascii="Bahnschrift" w:hAnsi="Bahnschrift"/>
+          <w:b/>
+          <w:bCs/>
+          <w:sz w:val="48"/>
+          <w:szCs w:val="48"/>
+        </w:rPr>
+        <w:t>.</w:t>
+      </w:r>
+    </w:p>
+    <w:tbl>
+      <w:tblPr>
+        <w:tblStyle w:val="Rcsostblzat"/>
+        <w:tblpPr w:leftFromText="180" w:rightFromText="180" w:vertAnchor="text" w:horzAnchor="margin" w:tblpXSpec="center" w:tblpY="478"/>
+        <w:tblW w:w="10837" w:type="dxa"/>
+        <w:tblLook w:val="04A0" w:firstRow="1" w:lastRow="0" w:firstColumn="1" w:lastColumn="0" w:noHBand="0" w:noVBand="1"/>
+      </w:tblPr>
+      <w:tblGrid>
+        <w:gridCol w:w="1822"/>
+        <w:gridCol w:w="3219"/>
+        <w:gridCol w:w="3175"/>
+        <w:gridCol w:w="2621"/>
+      </w:tblGrid>
+      <w:tr>
+        <w:trPr>
+          <w:trHeight w:val="283"/>
+        </w:trPr>
+        <w:tc>
+          <w:tcPr>
+            <w:tcW w:w="1822" w:type="dxa"/>
+            <w:vAlign w:val="center"/>
+          </w:tcPr>
+          <w:p>
+            <w:pPr>
+              <w:jc w:val="center"/>
+              <w:rPr>
+                <w:rFonts w:ascii="Bahnschrift" w:hAnsi="Bahnschrift"/>
+                <w:sz w:val="36"/>
+                <w:szCs w:val="36"/>
+              </w:rPr>
+            </w:pPr>
+          </w:p>
+        </w:tc>
+        <w:tc>
+          <w:tcPr>
+            <w:tcW w:w="3219" w:type="dxa"/>
+            <w:vAlign w:val="center"/>
+          </w:tcPr>
+          <w:p>
+            <w:pPr>
+              <w:jc w:val="center"/>
+              <w:rPr>
+                <w:rFonts w:ascii="Bahnschrift" w:hAnsi="Bahnschrift"/>
+                <w:sz w:val="36"/>
+                <w:szCs w:val="36"/>
+              </w:rPr>
+            </w:pPr>
+            <w:r>
+              <w:rPr>
+                <w:rFonts w:ascii="Bahnschrift" w:hAnsi="Bahnschrift"/>
+                <w:sz w:val="36"/>
+                <w:szCs w:val="36"/>
+              </w:rPr>
+              <w:t>1. óra</w:t>
+            </w:r>
+          </w:p>
+        </w:tc>
+        <w:tc>
+          <w:tcPr>
+            <w:tcW w:w="3175" w:type="dxa"/>
+            <w:vAlign w:val="center"/>
+          </w:tcPr>
+          <w:p>
+            <w:pPr>
+              <w:jc w:val="center"/>
+              <w:rPr>
+                <w:rFonts w:ascii="Bahnschrift" w:hAnsi="Bahnschrift"/>
+                <w:sz w:val="36"/>
+                <w:szCs w:val="36"/>
+              </w:rPr>
+            </w:pPr>
+            <w:r>
+              <w:rPr>
+                <w:rFonts w:ascii="Bahnschrift" w:hAnsi="Bahnschrift"/>
+                <w:sz w:val="36"/>
+                <w:szCs w:val="36"/>
+              </w:rPr>
+              <w:t>2. óra</w:t>
+            </w:r>
+          </w:p>
+        </w:tc>
+        <w:tc>
+          <w:tcPr>
+            <w:tcW w:w="2621" w:type="dxa"/>
+            <w:vAlign w:val="center"/>
+          </w:tcPr>
+          <w:p>
+            <w:pPr>
+              <w:jc w:val="center"/>
+              <w:rPr>
+                <w:rFonts w:ascii="Bahnschrift" w:hAnsi="Bahnschrift"/>
+                <w:sz w:val="36"/>
+                <w:szCs w:val="36"/>
+              </w:rPr>
+            </w:pPr>
+            <w:r>
+              <w:rPr>
+                <w:rFonts w:ascii="Bahnschrift" w:hAnsi="Bahnschrift"/>
+                <w:sz w:val="36"/>
+                <w:szCs w:val="36"/>
+              </w:rPr>
+              <w:t>3. óra</w:t>
+            </w:r>
+          </w:p>
+        </w:tc>
+      </w:tr>
+      <w:tr>
+        <w:trPr>
+          <w:trHeight w:val="874"/>
+        </w:trPr>
+        <w:tc>
+          <w:tcPr>
+            <w:tcW w:w="1822" w:type="dxa"/>
+            <w:vAlign w:val="center"/>
+          </w:tcPr>
+          <w:p>
+            <w:pPr>
+              <w:jc w:val="center"/>
+              <w:rPr>
+                <w:rFonts w:ascii="Bahnschrift" w:hAnsi="Bahnschrift"/>
+                <w:sz w:val="36"/>
+                <w:szCs w:val="36"/>
+              </w:rPr>
+            </w:pPr>
+            <w:proofErr w:type="spellStart"/>
+            <w:r>
+              <w:rPr>
+                <w:rFonts w:ascii="Bahnschrift" w:hAnsi="Bahnschrift"/>
+                <w:sz w:val="36"/>
+                <w:szCs w:val="36"/>
+              </w:rPr>
+              <w:t>Chlebik</w:t>
+            </w:r>
+            <w:proofErr w:type="spellEnd"/>
+            <w:r>
+              <w:rPr>
+                <w:rFonts w:ascii="Bahnschrift" w:hAnsi="Bahnschrift"/>
+                <w:sz w:val="36"/>
+                <w:szCs w:val="36"/>
+              </w:rPr>
+              <w:t xml:space="preserve"> Krisztofer Benjámin</w:t>
+            </w:r>
+          </w:p>
+        </w:tc>
+        <w:tc>
+          <w:tcPr>
+            <w:tcW w:w="9015" w:type="dxa"/>
+            <w:gridSpan w:val="3"/>
+            <w:vAlign w:val="center"/>
+          </w:tcPr>
+          <w:p>
+            <w:pPr>
+              <w:jc w:val="center"/>
+              <w:rPr>
+                <w:rFonts w:ascii="Bahnschrift" w:hAnsi="Bahnschrift"/>
+                <w:sz w:val="36"/>
+                <w:szCs w:val="36"/>
+              </w:rPr>
+            </w:pPr>
+            <w:proofErr w:type="spellStart"/>
+            <w:r>
+              <w:rPr>
+                <w:rFonts w:ascii="Bahnschrift" w:hAnsi="Bahnschrift"/>
+                <w:sz w:val="36"/>
+                <w:szCs w:val="36"/>
+              </w:rPr>
+              <w:t>Stripe</w:t>
+            </w:r>
+            <w:proofErr w:type="spellEnd"/>
+            <w:r>
+              <w:rPr>
+                <w:rFonts w:ascii="Bahnschrift" w:hAnsi="Bahnschrift"/>
+                <w:sz w:val="36"/>
+                <w:szCs w:val="36"/>
+              </w:rPr>
+              <w:t xml:space="preserve"> rendszer implementációja, </w:t>
+            </w:r>
+            <w:proofErr w:type="spellStart"/>
+            <w:r>
+              <w:rPr>
+                <w:rFonts w:ascii="Bahnschrift" w:hAnsi="Bahnschrift"/>
+                <w:sz w:val="36"/>
+                <w:szCs w:val="36"/>
+              </w:rPr>
+              <w:t>a</w:t>
+            </w:r>
+            <w:r>
+              <w:rPr>
+                <w:rFonts w:ascii="Bahnschrift" w:hAnsi="Bahnschrift"/>
+                <w:sz w:val="36"/>
+                <w:szCs w:val="36"/>
+              </w:rPr>
+              <w:t>uthentication</w:t>
+            </w:r>
+            <w:proofErr w:type="spellEnd"/>
+            <w:r>
+              <w:rPr>
+                <w:rFonts w:ascii="Bahnschrift" w:hAnsi="Bahnschrift"/>
+                <w:sz w:val="36"/>
+                <w:szCs w:val="36"/>
+              </w:rPr>
+              <w:t xml:space="preserve"> tovább fejlesztés</w:t>
+            </w:r>
+            <w:r>
+              <w:rPr>
+                <w:rFonts w:ascii="Bahnschrift" w:hAnsi="Bahnschrift"/>
+                <w:sz w:val="36"/>
+                <w:szCs w:val="36"/>
+              </w:rPr>
+              <w:t>e</w:t>
+            </w:r>
+          </w:p>
+        </w:tc>
+      </w:tr>
+      <w:tr>
+        <w:trPr>
+          <w:trHeight w:val="579"/>
+        </w:trPr>
+        <w:tc>
+          <w:tcPr>
+            <w:tcW w:w="1822" w:type="dxa"/>
+            <w:vAlign w:val="center"/>
+          </w:tcPr>
+          <w:p>
+            <w:pPr>
+              <w:jc w:val="center"/>
+              <w:rPr>
+                <w:rFonts w:ascii="Bahnschrift" w:hAnsi="Bahnschrift"/>
+                <w:sz w:val="36"/>
+                <w:szCs w:val="36"/>
+              </w:rPr>
+            </w:pPr>
+            <w:proofErr w:type="spellStart"/>
+            <w:r>
+              <w:rPr>
+                <w:rFonts w:ascii="Bahnschrift" w:hAnsi="Bahnschrift"/>
+                <w:sz w:val="36"/>
+                <w:szCs w:val="36"/>
+              </w:rPr>
+              <w:t>Garaba</w:t>
+            </w:r>
+            <w:proofErr w:type="spellEnd"/>
+            <w:r>
+              <w:rPr>
+                <w:rFonts w:ascii="Bahnschrift" w:hAnsi="Bahnschrift"/>
+                <w:sz w:val="36"/>
+                <w:szCs w:val="36"/>
+              </w:rPr>
+              <w:t xml:space="preserve"> Kornél</w:t>
+            </w:r>
+          </w:p>
+        </w:tc>
+        <w:tc>
+          <w:tcPr>
+            <w:tcW w:w="9015" w:type="dxa"/>
+            <w:gridSpan w:val="3"/>
+            <w:vAlign w:val="center"/>
+          </w:tcPr>
+          <w:p>
+            <w:pPr>
+              <w:jc w:val="center"/>
+              <w:rPr>
+                <w:rFonts w:ascii="Bahnschrift" w:hAnsi="Bahnschrift"/>
+                <w:sz w:val="36"/>
+                <w:szCs w:val="36"/>
+              </w:rPr>
+            </w:pPr>
+            <w:proofErr w:type="spellStart"/>
+            <w:r>
+              <w:rPr>
+                <w:rFonts w:ascii="Bahnschrift" w:hAnsi="Bahnschrift"/>
+                <w:sz w:val="36"/>
+                <w:szCs w:val="36"/>
+              </w:rPr>
+              <w:t>Authentication</w:t>
+            </w:r>
+            <w:proofErr w:type="spellEnd"/>
+            <w:r>
+              <w:rPr>
+                <w:rFonts w:ascii="Bahnschrift" w:hAnsi="Bahnschrift"/>
+                <w:sz w:val="36"/>
+                <w:szCs w:val="36"/>
+              </w:rPr>
+              <w:t xml:space="preserve"> tovább fejlesztése</w:t>
+            </w:r>
+            <w:r>
+              <w:rPr>
+                <w:rFonts w:ascii="Bahnschrift" w:hAnsi="Bahnschrift"/>
+                <w:sz w:val="36"/>
+                <w:szCs w:val="36"/>
+              </w:rPr>
+              <w:t>, login felület elkészítése</w:t>
+            </w:r>
+          </w:p>
+        </w:tc>
+      </w:tr>
+      <w:tr>
+        <w:trPr>
+          <w:trHeight w:val="1444"/>
+        </w:trPr>
+        <w:tc>
+          <w:tcPr>
+            <w:tcW w:w="1822" w:type="dxa"/>
+            <w:vAlign w:val="center"/>
+          </w:tcPr>
+          <w:p>
+            <w:pPr>
+              <w:jc w:val="center"/>
+              <w:rPr>
+                <w:rFonts w:ascii="Bahnschrift" w:hAnsi="Bahnschrift"/>
+                <w:sz w:val="36"/>
+                <w:szCs w:val="36"/>
+              </w:rPr>
+            </w:pPr>
+            <w:r>
+              <w:rPr>
+                <w:rFonts w:ascii="Bahnschrift" w:hAnsi="Bahnschrift"/>
+                <w:sz w:val="36"/>
+                <w:szCs w:val="36"/>
+              </w:rPr>
+              <w:t>Nagy Álmos Botond</w:t>
+            </w:r>
+          </w:p>
+        </w:tc>
+        <w:tc>
+          <w:tcPr>
+            <w:tcW w:w="9015" w:type="dxa"/>
+            <w:gridSpan w:val="3"/>
+            <w:vAlign w:val="center"/>
+          </w:tcPr>
+          <w:p>
+            <w:pPr>
+              <w:jc w:val="center"/>
+              <w:rPr>
+                <w:rFonts w:ascii="Bahnschrift" w:hAnsi="Bahnschrift"/>
+                <w:sz w:val="36"/>
+                <w:szCs w:val="36"/>
+              </w:rPr>
+            </w:pPr>
+            <w:r>
+              <w:rPr>
+                <w:rFonts w:ascii="Bahnschrift" w:hAnsi="Bahnschrift"/>
+                <w:sz w:val="36"/>
+                <w:szCs w:val="36"/>
+              </w:rPr>
+              <w:t xml:space="preserve">Design </w:t>
+            </w:r>
+            <w:r>
+              <w:rPr>
+                <w:rFonts w:ascii="Bahnschrift" w:hAnsi="Bahnschrift"/>
+                <w:sz w:val="36"/>
+                <w:szCs w:val="36"/>
+              </w:rPr>
+              <w:t xml:space="preserve">készítés az </w:t>
+            </w:r>
+            <w:proofErr w:type="spellStart"/>
+            <w:r>
+              <w:rPr>
+                <w:rFonts w:ascii="Bahnschrift" w:hAnsi="Bahnschrift"/>
+                <w:sz w:val="36"/>
+                <w:szCs w:val="36"/>
+              </w:rPr>
+              <w:t>admin</w:t>
+            </w:r>
+            <w:proofErr w:type="spellEnd"/>
+            <w:r>
+              <w:rPr>
+                <w:rFonts w:ascii="Bahnschrift" w:hAnsi="Bahnschrift"/>
+                <w:sz w:val="36"/>
+                <w:szCs w:val="36"/>
+              </w:rPr>
+              <w:t xml:space="preserve"> felületre, dokumentáció írás</w:t>
+            </w:r>
+          </w:p>
+        </w:tc>
+      </w:tr>
+    </w:tbl>
+    <w:p>
+      <w:pPr>
+        <w:spacing w:before="240"/>
+        <w:rPr>
+          <w:rFonts w:ascii="Bahnschrift" w:hAnsi="Bahnschrift"/>
+          <w:b/>
+          <w:bCs/>
+          <w:sz w:val="40"/>
+          <w:szCs w:val="40"/>
+        </w:rPr>
+      </w:pPr>
+      <w:r>
+        <w:rPr>
+          <w:rFonts w:ascii="Bahnschrift" w:hAnsi="Bahnschrift"/>
+          <w:b/>
+          <w:bCs/>
+          <w:sz w:val="40"/>
+          <w:szCs w:val="40"/>
+        </w:rPr>
+        <w:t>Az órán senki se hiányzott.</w:t>
+      </w:r>
+    </w:p>
+    <w:p>
+      <w:pPr>
+        <w:rPr>
+          <w:rFonts w:ascii="Bahnschrift" w:hAnsi="Bahnschrift"/>
+          <w:sz w:val="40"/>
+          <w:szCs w:val="40"/>
+        </w:rPr>
+      </w:pPr>
+    </w:p>
+    <w:p>
+      <w:pPr>
         <w:rPr>
           <w:rFonts w:ascii="Bahnschrift" w:hAnsi="Bahnschrift"/>
           <w:sz w:val="40"/>
@@ -3372,7 +3892,7 @@
 </file>
 
 <file path=word/numbering.xml><?xml version="1.0" encoding="utf-8"?>
-<w:numbering xmlns:wpc="http://schemas.microsoft.com/office/word/2010/wordprocessingCanvas" xmlns:cx="http://schemas.microsoft.com/office/drawing/2014/chartex" xmlns:cx1="http://schemas.microsoft.com/office/drawing/2015/9/8/chartex" xmlns:cx2="http://schemas.microsoft.com/office/drawing/2015/10/21/chartex" xmlns:cx3="http://schemas.microsoft.com/office/drawing/2016/5/9/chartex" xmlns:cx4="http://schemas.microsoft.com/office/drawing/2016/5/10/chartex" xmlns:cx5="http://schemas.microsoft.com/office/drawing/2016/5/11/chartex" xmlns:cx6="http://schemas.microsoft.com/office/drawing/2016/5/12/chartex" xmlns:cx7="http://schemas.microsoft.com/office/drawing/2016/5/13/chartex" xmlns:cx8="http://schemas.microsoft.com/office/drawing/2016/5/14/chartex" xmlns:mc="http://schemas.openxmlformats.org/markup-compatibility/2006" xmlns:aink="http://schemas.microsoft.com/office/drawing/2016/ink" xmlns:am3d="http://schemas.microsoft.com/office/drawing/2017/model3d" xmlns:o="urn:schemas-microsoft-com:office:office" xmlns:r="http://schemas.openxmlformats.org/officeDocument/2006/relationships" xmlns:m="http://schemas.openxmlformats.org/officeDocument/2006/math" xmlns:v="urn:schemas-microsoft-com:vml" xmlns:wp14="http://schemas.microsoft.com/office/word/2010/wordprocessingDrawing" xmlns:wp="http://schemas.openxmlformats.org/drawingml/2006/wordprocessingDrawing" xmlns:w10="urn:schemas-microsoft-com:office:word" xmlns:w="http://schemas.openxmlformats.org/wordprocessingml/2006/main" xmlns:w14="http://schemas.microsoft.com/office/word/2010/wordml" xmlns:w15="http://schemas.microsoft.com/office/word/2012/wordml" xmlns:w16cex="http://schemas.microsoft.com/office/word/2018/wordml/cex" xmlns:w16cid="http://schemas.microsoft.com/office/word/2016/wordml/cid" xmlns:w16="http://schemas.microsoft.com/office/word/2018/wordml" xmlns:w16sdtdh="http://schemas.microsoft.com/office/word/2020/wordml/sdtdatahash" xmlns:w16se="http://schemas.microsoft.com/office/word/2015/wordml/symex" xmlns:wpg="http://schemas.microsoft.com/office/word/2010/wordprocessingGroup" xmlns:wpi="http://schemas.microsoft.com/office/word/2010/wordprocessingInk" xmlns:wne="http://schemas.microsoft.com/office/word/2006/wordml" xmlns:wps="http://schemas.microsoft.com/office/word/2010/wordprocessingShape" mc:Ignorable="w14 w15 w16se w16cid w16 w16cex w16sdtdh wp14">
+<w:numbering xmlns:wpc="http://schemas.microsoft.com/office/word/2010/wordprocessingCanvas" xmlns:cx="http://schemas.microsoft.com/office/drawing/2014/chartex" xmlns:cx1="http://schemas.microsoft.com/office/drawing/2015/9/8/chartex" xmlns:cx2="http://schemas.microsoft.com/office/drawing/2015/10/21/chartex" xmlns:cx3="http://schemas.microsoft.com/office/drawing/2016/5/9/chartex" xmlns:cx4="http://schemas.microsoft.com/office/drawing/2016/5/10/chartex" xmlns:cx5="http://schemas.microsoft.com/office/drawing/2016/5/11/chartex" xmlns:cx6="http://schemas.microsoft.com/office/drawing/2016/5/12/chartex" xmlns:cx7="http://schemas.microsoft.com/office/drawing/2016/5/13/chartex" xmlns:cx8="http://schemas.microsoft.com/office/drawing/2016/5/14/chartex" xmlns:mc="http://schemas.openxmlformats.org/markup-compatibility/2006" xmlns:aink="http://schemas.microsoft.com/office/drawing/2016/ink" xmlns:am3d="http://schemas.microsoft.com/office/drawing/2017/model3d" xmlns:o="urn:schemas-microsoft-com:office:office" xmlns:oel="http://schemas.microsoft.com/office/2019/extlst" xmlns:r="http://schemas.openxmlformats.org/officeDocument/2006/relationships" xmlns:m="http://schemas.openxmlformats.org/officeDocument/2006/math" xmlns:v="urn:schemas-microsoft-com:vml" xmlns:wp14="http://schemas.microsoft.com/office/word/2010/wordprocessingDrawing" xmlns:wp="http://schemas.openxmlformats.org/drawingml/2006/wordprocessingDrawing" xmlns:w10="urn:schemas-microsoft-com:office:word" xmlns:w="http://schemas.openxmlformats.org/wordprocessingml/2006/main" xmlns:w14="http://schemas.microsoft.com/office/word/2010/wordml" xmlns:w15="http://schemas.microsoft.com/office/word/2012/wordml" xmlns:w16cex="http://schemas.microsoft.com/office/word/2018/wordml/cex" xmlns:w16cid="http://schemas.microsoft.com/office/word/2016/wordml/cid" xmlns:w16="http://schemas.microsoft.com/office/word/2018/wordml" xmlns:w16du="http://schemas.microsoft.com/office/word/2023/wordml/word16du" xmlns:w16sdtdh="http://schemas.microsoft.com/office/word/2020/wordml/sdtdatahash" xmlns:w16sdtfl="http://schemas.microsoft.com/office/word/2024/wordml/sdtformatlock" xmlns:w16se="http://schemas.microsoft.com/office/word/2015/wordml/symex" xmlns:wpg="http://schemas.microsoft.com/office/word/2010/wordprocessingGroup" xmlns:wpi="http://schemas.microsoft.com/office/word/2010/wordprocessingInk" xmlns:wne="http://schemas.microsoft.com/office/word/2006/wordml" xmlns:wps="http://schemas.microsoft.com/office/word/2010/wordprocessingShape" mc:Ignorable="w14 w15 w16se w16cid w16 w16cex w16sdtdh w16sdtfl w16du wp14">
   <w:abstractNum w:abstractNumId="0" w15:restartNumberingAfterBreak="0">
     <w:nsid w:val="24A04AD3"/>
     <w:multiLevelType w:val="hybridMultilevel"/>
@@ -3818,26 +4338,26 @@
       </w:pPr>
     </w:lvl>
   </w:abstractNum>
-  <w:num w:numId="1">
+  <w:num w:numId="1" w16cid:durableId="1084910268">
     <w:abstractNumId w:val="2"/>
   </w:num>
-  <w:num w:numId="2">
+  <w:num w:numId="2" w16cid:durableId="1718627458">
     <w:abstractNumId w:val="4"/>
   </w:num>
-  <w:num w:numId="3">
+  <w:num w:numId="3" w16cid:durableId="1596939138">
     <w:abstractNumId w:val="0"/>
   </w:num>
-  <w:num w:numId="4">
+  <w:num w:numId="4" w16cid:durableId="822429717">
     <w:abstractNumId w:val="3"/>
   </w:num>
-  <w:num w:numId="5">
+  <w:num w:numId="5" w16cid:durableId="312222301">
     <w:abstractNumId w:val="1"/>
   </w:num>
 </w:numbering>
 </file>
 
 <file path=word/styles.xml><?xml version="1.0" encoding="utf-8"?>
-<w:styles xmlns:mc="http://schemas.openxmlformats.org/markup-compatibility/2006" xmlns:r="http://schemas.openxmlformats.org/officeDocument/2006/relationships" xmlns:w="http://schemas.openxmlformats.org/wordprocessingml/2006/main" xmlns:w14="http://schemas.microsoft.com/office/word/2010/wordml" xmlns:w15="http://schemas.microsoft.com/office/word/2012/wordml" xmlns:w16cex="http://schemas.microsoft.com/office/word/2018/wordml/cex" xmlns:w16cid="http://schemas.microsoft.com/office/word/2016/wordml/cid" xmlns:w16="http://schemas.microsoft.com/office/word/2018/wordml" xmlns:w16sdtdh="http://schemas.microsoft.com/office/word/2020/wordml/sdtdatahash" xmlns:w16se="http://schemas.microsoft.com/office/word/2015/wordml/symex" mc:Ignorable="w14 w15 w16se w16cid w16 w16cex w16sdtdh">
+<w:styles xmlns:mc="http://schemas.openxmlformats.org/markup-compatibility/2006" xmlns:r="http://schemas.openxmlformats.org/officeDocument/2006/relationships" xmlns:w="http://schemas.openxmlformats.org/wordprocessingml/2006/main" xmlns:w14="http://schemas.microsoft.com/office/word/2010/wordml" xmlns:w15="http://schemas.microsoft.com/office/word/2012/wordml" xmlns:w16cex="http://schemas.microsoft.com/office/word/2018/wordml/cex" xmlns:w16cid="http://schemas.microsoft.com/office/word/2016/wordml/cid" xmlns:w16="http://schemas.microsoft.com/office/word/2018/wordml" xmlns:w16du="http://schemas.microsoft.com/office/word/2023/wordml/word16du" xmlns:w16sdtdh="http://schemas.microsoft.com/office/word/2020/wordml/sdtdatahash" xmlns:w16sdtfl="http://schemas.microsoft.com/office/word/2024/wordml/sdtformatlock" xmlns:w16se="http://schemas.microsoft.com/office/word/2015/wordml/symex" mc:Ignorable="w14 w15 w16se w16cid w16 w16cex w16sdtdh w16sdtfl w16du">
   <w:docDefaults>
     <w:rPrDefault>
       <w:rPr>

--- a/TBDshop.docx
+++ b/TBDshop.docx
@@ -255,23 +255,13 @@
           <w:szCs w:val="48"/>
         </w:rPr>
       </w:pPr>
-      <w:proofErr w:type="spellStart"/>
-      <w:r>
-        <w:rPr>
-          <w:rFonts w:ascii="Bahnschrift" w:hAnsi="Bahnschrift"/>
-          <w:sz w:val="48"/>
-          <w:szCs w:val="48"/>
-        </w:rPr>
-        <w:t>Chlebik</w:t>
-      </w:r>
-      <w:proofErr w:type="spellEnd"/>
-      <w:r>
-        <w:rPr>
-          <w:rFonts w:ascii="Bahnschrift" w:hAnsi="Bahnschrift"/>
-          <w:sz w:val="48"/>
-          <w:szCs w:val="48"/>
-        </w:rPr>
-        <w:t xml:space="preserve"> Krisztofer Benjámin</w:t>
+      <w:r>
+        <w:rPr>
+          <w:rFonts w:ascii="Bahnschrift" w:hAnsi="Bahnschrift"/>
+          <w:sz w:val="48"/>
+          <w:szCs w:val="48"/>
+        </w:rPr>
+        <w:t>Chlebik Krisztofer Benjámin</w:t>
       </w:r>
     </w:p>
     <w:p>
@@ -283,23 +273,13 @@
           <w:szCs w:val="48"/>
         </w:rPr>
       </w:pPr>
-      <w:proofErr w:type="spellStart"/>
-      <w:r>
-        <w:rPr>
-          <w:rFonts w:ascii="Bahnschrift" w:hAnsi="Bahnschrift"/>
-          <w:sz w:val="48"/>
-          <w:szCs w:val="48"/>
-        </w:rPr>
-        <w:t>Garaba</w:t>
-      </w:r>
-      <w:proofErr w:type="spellEnd"/>
-      <w:r>
-        <w:rPr>
-          <w:rFonts w:ascii="Bahnschrift" w:hAnsi="Bahnschrift"/>
-          <w:sz w:val="48"/>
-          <w:szCs w:val="48"/>
-        </w:rPr>
-        <w:t xml:space="preserve"> Kornél</w:t>
+      <w:r>
+        <w:rPr>
+          <w:rFonts w:ascii="Bahnschrift" w:hAnsi="Bahnschrift"/>
+          <w:sz w:val="48"/>
+          <w:szCs w:val="48"/>
+        </w:rPr>
+        <w:t>Garaba Kornél</w:t>
       </w:r>
     </w:p>
     <w:p>
@@ -347,7 +327,6 @@
                 <w:szCs w:val="28"/>
               </w:rPr>
             </w:pPr>
-            <w:proofErr w:type="spellStart"/>
             <w:r>
               <w:rPr>
                 <w:rFonts w:ascii="Bahnschrift" w:hAnsi="Bahnschrift"/>
@@ -357,10 +336,18 @@
                 <w:szCs w:val="28"/>
               </w:rPr>
               <w:lastRenderedPageBreak/>
-              <w:t>Chlebik</w:t>
-            </w:r>
-            <w:proofErr w:type="spellEnd"/>
-            <w:r>
+              <w:t>Chlebik Krisztofer Benjámin</w:t>
+            </w:r>
+          </w:p>
+        </w:tc>
+        <w:tc>
+          <w:tcPr>
+            <w:tcW w:w="4531" w:type="dxa"/>
+            <w:vAlign w:val="center"/>
+          </w:tcPr>
+          <w:p>
+            <w:pPr>
+              <w:jc w:val="center"/>
               <w:rPr>
                 <w:rFonts w:ascii="Bahnschrift" w:hAnsi="Bahnschrift"/>
                 <w:b/>
@@ -368,18 +355,8 @@
                 <w:sz w:val="28"/>
                 <w:szCs w:val="28"/>
               </w:rPr>
-              <w:t xml:space="preserve"> Krisztofer Benjámin</w:t>
-            </w:r>
-          </w:p>
-        </w:tc>
-        <w:tc>
-          <w:tcPr>
-            <w:tcW w:w="4531" w:type="dxa"/>
-            <w:vAlign w:val="center"/>
-          </w:tcPr>
-          <w:p>
-            <w:pPr>
-              <w:jc w:val="center"/>
+            </w:pPr>
+            <w:r>
               <w:rPr>
                 <w:rFonts w:ascii="Bahnschrift" w:hAnsi="Bahnschrift"/>
                 <w:b/>
@@ -387,8 +364,20 @@
                 <w:sz w:val="28"/>
                 <w:szCs w:val="28"/>
               </w:rPr>
-            </w:pPr>
-            <w:r>
+              <w:t>a</w:t>
+            </w:r>
+          </w:p>
+        </w:tc>
+      </w:tr>
+      <w:tr>
+        <w:tc>
+          <w:tcPr>
+            <w:tcW w:w="4531" w:type="dxa"/>
+            <w:vAlign w:val="center"/>
+          </w:tcPr>
+          <w:p>
+            <w:pPr>
+              <w:jc w:val="center"/>
               <w:rPr>
                 <w:rFonts w:ascii="Bahnschrift" w:hAnsi="Bahnschrift"/>
                 <w:b/>
@@ -396,20 +385,8 @@
                 <w:sz w:val="28"/>
                 <w:szCs w:val="28"/>
               </w:rPr>
-              <w:t>a</w:t>
-            </w:r>
-          </w:p>
-        </w:tc>
-      </w:tr>
-      <w:tr>
-        <w:tc>
-          <w:tcPr>
-            <w:tcW w:w="4531" w:type="dxa"/>
-            <w:vAlign w:val="center"/>
-          </w:tcPr>
-          <w:p>
-            <w:pPr>
-              <w:jc w:val="center"/>
+            </w:pPr>
+            <w:r>
               <w:rPr>
                 <w:rFonts w:ascii="Bahnschrift" w:hAnsi="Bahnschrift"/>
                 <w:b/>
@@ -417,28 +394,7 @@
                 <w:sz w:val="28"/>
                 <w:szCs w:val="28"/>
               </w:rPr>
-            </w:pPr>
-            <w:proofErr w:type="spellStart"/>
-            <w:r>
-              <w:rPr>
-                <w:rFonts w:ascii="Bahnschrift" w:hAnsi="Bahnschrift"/>
-                <w:b/>
-                <w:bCs/>
-                <w:sz w:val="28"/>
-                <w:szCs w:val="28"/>
-              </w:rPr>
-              <w:t>Garaba</w:t>
-            </w:r>
-            <w:proofErr w:type="spellEnd"/>
-            <w:r>
-              <w:rPr>
-                <w:rFonts w:ascii="Bahnschrift" w:hAnsi="Bahnschrift"/>
-                <w:b/>
-                <w:bCs/>
-                <w:sz w:val="28"/>
-                <w:szCs w:val="28"/>
-              </w:rPr>
-              <w:t xml:space="preserve"> Kornél</w:t>
+              <w:t>Garaba Kornél</w:t>
             </w:r>
           </w:p>
         </w:tc>
@@ -699,43 +655,7 @@
           <w:sz w:val="40"/>
           <w:szCs w:val="40"/>
         </w:rPr>
-        <w:t xml:space="preserve">A projekt készítői random lettek generálva. Így a régebbi </w:t>
-      </w:r>
-      <w:proofErr w:type="spellStart"/>
-      <w:r>
-        <w:rPr>
-          <w:rFonts w:ascii="Bahnschrift" w:hAnsi="Bahnschrift"/>
-          <w:sz w:val="40"/>
-          <w:szCs w:val="40"/>
-        </w:rPr>
-        <w:t>NovelNest</w:t>
-      </w:r>
-      <w:proofErr w:type="spellEnd"/>
-      <w:r>
-        <w:rPr>
-          <w:rFonts w:ascii="Bahnschrift" w:hAnsi="Bahnschrift"/>
-          <w:sz w:val="40"/>
-          <w:szCs w:val="40"/>
-        </w:rPr>
-        <w:t xml:space="preserve"> című projektünk után </w:t>
-      </w:r>
-      <w:proofErr w:type="spellStart"/>
-      <w:r>
-        <w:rPr>
-          <w:rFonts w:ascii="Bahnschrift" w:hAnsi="Bahnschrift"/>
-          <w:sz w:val="40"/>
-          <w:szCs w:val="40"/>
-        </w:rPr>
-        <w:t>Rátkai</w:t>
-      </w:r>
-      <w:proofErr w:type="spellEnd"/>
-      <w:r>
-        <w:rPr>
-          <w:rFonts w:ascii="Bahnschrift" w:hAnsi="Bahnschrift"/>
-          <w:sz w:val="40"/>
-          <w:szCs w:val="40"/>
-        </w:rPr>
-        <w:t xml:space="preserve"> Krisztián korábbi projekttagunk másik csoportba került.</w:t>
+        <w:t>A projekt készítői random lettek generálva. Így a régebbi NovelNest című projektünk után Rátkai Krisztián korábbi projekttagunk másik csoportba került.</w:t>
       </w:r>
     </w:p>
     <w:p>
@@ -762,45 +682,23 @@
         </w:rPr>
         <w:t xml:space="preserve">iányzott </w:t>
       </w:r>
-      <w:proofErr w:type="spellStart"/>
-      <w:proofErr w:type="gramStart"/>
-      <w:r>
-        <w:rPr>
-          <w:rFonts w:ascii="Bahnschrift" w:hAnsi="Bahnschrift"/>
-          <w:b/>
-          <w:bCs/>
-          <w:sz w:val="40"/>
-          <w:szCs w:val="40"/>
-        </w:rPr>
-        <w:t>Garaba</w:t>
-      </w:r>
-      <w:proofErr w:type="spellEnd"/>
-      <w:r>
-        <w:rPr>
-          <w:rFonts w:ascii="Bahnschrift" w:hAnsi="Bahnschrift"/>
-          <w:b/>
-          <w:bCs/>
-          <w:sz w:val="40"/>
-          <w:szCs w:val="40"/>
-        </w:rPr>
-        <w:t xml:space="preserve"> Kornél</w:t>
-      </w:r>
-      <w:r>
-        <w:rPr>
-          <w:rFonts w:ascii="Bahnschrift" w:hAnsi="Bahnschrift"/>
-          <w:sz w:val="40"/>
-          <w:szCs w:val="40"/>
-        </w:rPr>
-        <w:t>,</w:t>
-      </w:r>
-      <w:proofErr w:type="gramEnd"/>
-      <w:r>
-        <w:rPr>
-          <w:rFonts w:ascii="Bahnschrift" w:hAnsi="Bahnschrift"/>
-          <w:sz w:val="40"/>
-          <w:szCs w:val="40"/>
-        </w:rPr>
-        <w:t xml:space="preserve"> és </w:t>
+      <w:r>
+        <w:rPr>
+          <w:rFonts w:ascii="Bahnschrift" w:hAnsi="Bahnschrift"/>
+          <w:b/>
+          <w:bCs/>
+          <w:sz w:val="40"/>
+          <w:szCs w:val="40"/>
+        </w:rPr>
+        <w:t>Garaba Kornél</w:t>
+      </w:r>
+      <w:r>
+        <w:rPr>
+          <w:rFonts w:ascii="Bahnschrift" w:hAnsi="Bahnschrift"/>
+          <w:sz w:val="40"/>
+          <w:szCs w:val="40"/>
+        </w:rPr>
+        <w:t xml:space="preserve">, és </w:t>
       </w:r>
       <w:r>
         <w:rPr>
@@ -873,25 +771,7 @@
           <w:sz w:val="40"/>
           <w:szCs w:val="40"/>
         </w:rPr>
-        <w:t xml:space="preserve">Nagy Álmos Botond elkezdte a webshop megtervezését, illetve a frontend fejlesztést, melyben segített </w:t>
-      </w:r>
-      <w:proofErr w:type="spellStart"/>
-      <w:r>
-        <w:rPr>
-          <w:rFonts w:ascii="Bahnschrift" w:hAnsi="Bahnschrift"/>
-          <w:sz w:val="40"/>
-          <w:szCs w:val="40"/>
-        </w:rPr>
-        <w:t>Garaba</w:t>
-      </w:r>
-      <w:proofErr w:type="spellEnd"/>
-      <w:r>
-        <w:rPr>
-          <w:rFonts w:ascii="Bahnschrift" w:hAnsi="Bahnschrift"/>
-          <w:sz w:val="40"/>
-          <w:szCs w:val="40"/>
-        </w:rPr>
-        <w:t xml:space="preserve"> Kornél.</w:t>
+        <w:t>Nagy Álmos Botond elkezdte a webshop megtervezését, illetve a frontend fejlesztést, melyben segített Garaba Kornél.</w:t>
       </w:r>
     </w:p>
     <w:p>
@@ -909,25 +789,7 @@
           <w:szCs w:val="40"/>
         </w:rPr>
         <w:lastRenderedPageBreak/>
-        <w:t xml:space="preserve">A harmadik órában Nagy Álmos Botond dokumentációt írt, </w:t>
-      </w:r>
-      <w:proofErr w:type="spellStart"/>
-      <w:r>
-        <w:rPr>
-          <w:rFonts w:ascii="Bahnschrift" w:hAnsi="Bahnschrift"/>
-          <w:sz w:val="40"/>
-          <w:szCs w:val="40"/>
-        </w:rPr>
-        <w:t>Garaba</w:t>
-      </w:r>
-      <w:proofErr w:type="spellEnd"/>
-      <w:r>
-        <w:rPr>
-          <w:rFonts w:ascii="Bahnschrift" w:hAnsi="Bahnschrift"/>
-          <w:sz w:val="40"/>
-          <w:szCs w:val="40"/>
-        </w:rPr>
-        <w:t xml:space="preserve"> Kornél pedig folytatta a frontend fejlesztését.</w:t>
+        <w:t>A harmadik órában Nagy Álmos Botond dokumentációt írt, Garaba Kornél pedig folytatta a frontend fejlesztését.</w:t>
       </w:r>
     </w:p>
     <w:p>
@@ -954,27 +816,15 @@
         </w:rPr>
         <w:t xml:space="preserve">iányzott </w:t>
       </w:r>
-      <w:proofErr w:type="spellStart"/>
-      <w:r>
-        <w:rPr>
-          <w:rFonts w:ascii="Bahnschrift" w:hAnsi="Bahnschrift"/>
-          <w:b/>
-          <w:bCs/>
-          <w:sz w:val="40"/>
-          <w:szCs w:val="40"/>
-        </w:rPr>
-        <w:t>Chlebik</w:t>
-      </w:r>
-      <w:proofErr w:type="spellEnd"/>
-      <w:r>
-        <w:rPr>
-          <w:rFonts w:ascii="Bahnschrift" w:hAnsi="Bahnschrift"/>
-          <w:b/>
-          <w:bCs/>
-          <w:sz w:val="40"/>
-          <w:szCs w:val="40"/>
-        </w:rPr>
-        <w:t xml:space="preserve"> Krisztofer</w:t>
+      <w:r>
+        <w:rPr>
+          <w:rFonts w:ascii="Bahnschrift" w:hAnsi="Bahnschrift"/>
+          <w:b/>
+          <w:bCs/>
+          <w:sz w:val="40"/>
+          <w:szCs w:val="40"/>
+        </w:rPr>
+        <w:t>Chlebik Krisztofer</w:t>
       </w:r>
       <w:r>
         <w:rPr>
@@ -1029,25 +879,7 @@
           <w:sz w:val="40"/>
           <w:szCs w:val="40"/>
         </w:rPr>
-        <w:t xml:space="preserve">Az első órában átbeszéltük a projektet és ennek a tovább haladását. </w:t>
-      </w:r>
-      <w:proofErr w:type="spellStart"/>
-      <w:r>
-        <w:rPr>
-          <w:rFonts w:ascii="Bahnschrift" w:hAnsi="Bahnschrift"/>
-          <w:sz w:val="40"/>
-          <w:szCs w:val="40"/>
-        </w:rPr>
-        <w:t>Chlebik</w:t>
-      </w:r>
-      <w:proofErr w:type="spellEnd"/>
-      <w:r>
-        <w:rPr>
-          <w:rFonts w:ascii="Bahnschrift" w:hAnsi="Bahnschrift"/>
-          <w:sz w:val="40"/>
-          <w:szCs w:val="40"/>
-        </w:rPr>
-        <w:t xml:space="preserve"> Krisztofer elkezdte </w:t>
+        <w:t xml:space="preserve">Az első órában átbeszéltük a projektet és ennek a tovább haladását. Chlebik Krisztofer elkezdte </w:t>
       </w:r>
       <w:r>
         <w:rPr>
@@ -1063,51 +895,15 @@
           <w:sz w:val="40"/>
           <w:szCs w:val="40"/>
         </w:rPr>
-        <w:t>írni a frontend-</w:t>
-      </w:r>
-      <w:proofErr w:type="spellStart"/>
-      <w:r>
-        <w:rPr>
-          <w:rFonts w:ascii="Bahnschrift" w:hAnsi="Bahnschrift"/>
-          <w:sz w:val="40"/>
-          <w:szCs w:val="40"/>
-        </w:rPr>
-        <w:t>et</w:t>
-      </w:r>
-      <w:proofErr w:type="spellEnd"/>
-      <w:r>
-        <w:rPr>
-          <w:rFonts w:ascii="Bahnschrift" w:hAnsi="Bahnschrift"/>
-          <w:sz w:val="40"/>
-          <w:szCs w:val="40"/>
-        </w:rPr>
-        <w:t xml:space="preserve"> PHP-ban, </w:t>
-      </w:r>
-      <w:r>
-        <w:rPr>
-          <w:rFonts w:ascii="Bahnschrift" w:hAnsi="Bahnschrift"/>
-          <w:sz w:val="40"/>
-          <w:szCs w:val="40"/>
-        </w:rPr>
-        <w:t xml:space="preserve">Nagy Álmos Botond folytatta a dokumentáció írását, míg </w:t>
-      </w:r>
-      <w:proofErr w:type="spellStart"/>
-      <w:r>
-        <w:rPr>
-          <w:rFonts w:ascii="Bahnschrift" w:hAnsi="Bahnschrift"/>
-          <w:sz w:val="40"/>
-          <w:szCs w:val="40"/>
-        </w:rPr>
-        <w:t>Garaba</w:t>
-      </w:r>
-      <w:proofErr w:type="spellEnd"/>
-      <w:r>
-        <w:rPr>
-          <w:rFonts w:ascii="Bahnschrift" w:hAnsi="Bahnschrift"/>
-          <w:sz w:val="40"/>
-          <w:szCs w:val="40"/>
-        </w:rPr>
-        <w:t xml:space="preserve"> Kornél további ötletekkel támogatta a projektet.</w:t>
+        <w:t xml:space="preserve">írni a frontend-et PHP-ban, </w:t>
+      </w:r>
+      <w:r>
+        <w:rPr>
+          <w:rFonts w:ascii="Bahnschrift" w:hAnsi="Bahnschrift"/>
+          <w:sz w:val="40"/>
+          <w:szCs w:val="40"/>
+        </w:rPr>
+        <w:t>Nagy Álmos Botond folytatta a dokumentáció írását, míg Garaba Kornél további ötletekkel támogatta a projektet.</w:t>
       </w:r>
     </w:p>
     <w:p>
@@ -1253,61 +1049,7 @@
           <w:sz w:val="40"/>
           <w:szCs w:val="40"/>
         </w:rPr>
-        <w:t xml:space="preserve">. </w:t>
-      </w:r>
-      <w:proofErr w:type="spellStart"/>
-      <w:r>
-        <w:rPr>
-          <w:rFonts w:ascii="Bahnschrift" w:hAnsi="Bahnschrift"/>
-          <w:sz w:val="40"/>
-          <w:szCs w:val="40"/>
-        </w:rPr>
-        <w:t>Chlebik</w:t>
-      </w:r>
-      <w:proofErr w:type="spellEnd"/>
-      <w:r>
-        <w:rPr>
-          <w:rFonts w:ascii="Bahnschrift" w:hAnsi="Bahnschrift"/>
-          <w:sz w:val="40"/>
-          <w:szCs w:val="40"/>
-        </w:rPr>
-        <w:t xml:space="preserve"> Krisztofer fejlesztette tovább a frontend-</w:t>
-      </w:r>
-      <w:proofErr w:type="spellStart"/>
-      <w:r>
-        <w:rPr>
-          <w:rFonts w:ascii="Bahnschrift" w:hAnsi="Bahnschrift"/>
-          <w:sz w:val="40"/>
-          <w:szCs w:val="40"/>
-        </w:rPr>
-        <w:t>et</w:t>
-      </w:r>
-      <w:proofErr w:type="spellEnd"/>
-      <w:r>
-        <w:rPr>
-          <w:rFonts w:ascii="Bahnschrift" w:hAnsi="Bahnschrift"/>
-          <w:sz w:val="40"/>
-          <w:szCs w:val="40"/>
-        </w:rPr>
-        <w:t xml:space="preserve"> és a backend-</w:t>
-      </w:r>
-      <w:proofErr w:type="spellStart"/>
-      <w:r>
-        <w:rPr>
-          <w:rFonts w:ascii="Bahnschrift" w:hAnsi="Bahnschrift"/>
-          <w:sz w:val="40"/>
-          <w:szCs w:val="40"/>
-        </w:rPr>
-        <w:t>et</w:t>
-      </w:r>
-      <w:proofErr w:type="spellEnd"/>
-      <w:r>
-        <w:rPr>
-          <w:rFonts w:ascii="Bahnschrift" w:hAnsi="Bahnschrift"/>
-          <w:sz w:val="40"/>
-          <w:szCs w:val="40"/>
-        </w:rPr>
-        <w:t>,</w:t>
+        <w:t>. Chlebik Krisztofer fejlesztette tovább a frontend-et és a backend-et,</w:t>
       </w:r>
       <w:r>
         <w:rPr>
@@ -1347,97 +1089,7 @@
           <w:sz w:val="40"/>
           <w:szCs w:val="40"/>
         </w:rPr>
-        <w:t xml:space="preserve">Az egyik új </w:t>
-      </w:r>
-      <w:proofErr w:type="spellStart"/>
-      <w:r>
-        <w:rPr>
-          <w:rFonts w:ascii="Bahnschrift" w:hAnsi="Bahnschrift"/>
-          <w:sz w:val="40"/>
-          <w:szCs w:val="40"/>
-        </w:rPr>
-        <w:t>feature</w:t>
-      </w:r>
-      <w:proofErr w:type="spellEnd"/>
-      <w:r>
-        <w:rPr>
-          <w:rFonts w:ascii="Bahnschrift" w:hAnsi="Bahnschrift"/>
-          <w:sz w:val="40"/>
-          <w:szCs w:val="40"/>
-        </w:rPr>
-        <w:t xml:space="preserve">, hogy a webshop üdvözlő oldalán 3 hirdetés </w:t>
-      </w:r>
-      <w:proofErr w:type="spellStart"/>
-      <w:r>
-        <w:rPr>
-          <w:rFonts w:ascii="Bahnschrift" w:hAnsi="Bahnschrift"/>
-          <w:sz w:val="40"/>
-          <w:szCs w:val="40"/>
-        </w:rPr>
-        <w:t>hero</w:t>
-      </w:r>
-      <w:proofErr w:type="spellEnd"/>
-      <w:r>
-        <w:rPr>
-          <w:rFonts w:ascii="Bahnschrift" w:hAnsi="Bahnschrift"/>
-          <w:sz w:val="40"/>
-          <w:szCs w:val="40"/>
-        </w:rPr>
-        <w:t xml:space="preserve">-képet </w:t>
-      </w:r>
-      <w:proofErr w:type="spellStart"/>
-      <w:r>
-        <w:rPr>
-          <w:rFonts w:ascii="Bahnschrift" w:hAnsi="Bahnschrift"/>
-          <w:sz w:val="40"/>
-          <w:szCs w:val="40"/>
-        </w:rPr>
-        <w:t>autoplay</w:t>
-      </w:r>
-      <w:proofErr w:type="spellEnd"/>
-      <w:r>
-        <w:rPr>
-          <w:rFonts w:ascii="Bahnschrift" w:hAnsi="Bahnschrift"/>
-          <w:sz w:val="40"/>
-          <w:szCs w:val="40"/>
-        </w:rPr>
-        <w:t xml:space="preserve">-ben jelenít meg, az </w:t>
-      </w:r>
-      <w:proofErr w:type="spellStart"/>
-      <w:r>
-        <w:rPr>
-          <w:rFonts w:ascii="Bahnschrift" w:hAnsi="Bahnschrift"/>
-          <w:sz w:val="40"/>
-          <w:szCs w:val="40"/>
-        </w:rPr>
-        <w:t>autoplay</w:t>
-      </w:r>
-      <w:proofErr w:type="spellEnd"/>
-      <w:r>
-        <w:rPr>
-          <w:rFonts w:ascii="Bahnschrift" w:hAnsi="Bahnschrift"/>
-          <w:sz w:val="40"/>
-          <w:szCs w:val="40"/>
-        </w:rPr>
-        <w:t xml:space="preserve"> megáll, ha a felhasználó az egeret az </w:t>
-      </w:r>
-      <w:proofErr w:type="spellStart"/>
-      <w:r>
-        <w:rPr>
-          <w:rFonts w:ascii="Bahnschrift" w:hAnsi="Bahnschrift"/>
-          <w:sz w:val="40"/>
-          <w:szCs w:val="40"/>
-        </w:rPr>
-        <w:t>autoplay</w:t>
-      </w:r>
-      <w:proofErr w:type="spellEnd"/>
-      <w:r>
-        <w:rPr>
-          <w:rFonts w:ascii="Bahnschrift" w:hAnsi="Bahnschrift"/>
-          <w:sz w:val="40"/>
-          <w:szCs w:val="40"/>
-        </w:rPr>
-        <w:t>-t jelző pontok egyike felé húzza.</w:t>
+        <w:t>Az egyik új feature, hogy a webshop üdvözlő oldalán 3 hirdetés hero-képet autoplay-ben jelenít meg, az autoplay megáll, ha a felhasználó az egeret az autoplay-t jelző pontok egyike felé húzza.</w:t>
       </w:r>
     </w:p>
     <w:p>
@@ -1455,25 +1107,7 @@
           <w:szCs w:val="40"/>
         </w:rPr>
         <w:lastRenderedPageBreak/>
-        <w:t xml:space="preserve">Emellett Nagy Álmos Botond dokumentációt írt. </w:t>
-      </w:r>
-      <w:proofErr w:type="spellStart"/>
-      <w:r>
-        <w:rPr>
-          <w:rFonts w:ascii="Bahnschrift" w:hAnsi="Bahnschrift"/>
-          <w:sz w:val="40"/>
-          <w:szCs w:val="40"/>
-        </w:rPr>
-        <w:t>Garaba</w:t>
-      </w:r>
-      <w:proofErr w:type="spellEnd"/>
-      <w:r>
-        <w:rPr>
-          <w:rFonts w:ascii="Bahnschrift" w:hAnsi="Bahnschrift"/>
-          <w:sz w:val="40"/>
-          <w:szCs w:val="40"/>
-        </w:rPr>
-        <w:t xml:space="preserve"> Kornél </w:t>
+        <w:t xml:space="preserve">Emellett Nagy Álmos Botond dokumentációt írt. Garaba Kornél </w:t>
       </w:r>
       <w:r>
         <w:rPr>
@@ -1631,23 +1265,126 @@
                 <w:szCs w:val="40"/>
               </w:rPr>
             </w:pPr>
-            <w:proofErr w:type="spellStart"/>
             <w:r>
               <w:rPr>
                 <w:rFonts w:ascii="Bahnschrift" w:hAnsi="Bahnschrift"/>
                 <w:sz w:val="40"/>
                 <w:szCs w:val="40"/>
               </w:rPr>
-              <w:t>Chlebik</w:t>
-            </w:r>
-            <w:proofErr w:type="spellEnd"/>
-            <w:r>
+              <w:t>Chlebik Krisztofer Benjámin</w:t>
+            </w:r>
+          </w:p>
+        </w:tc>
+        <w:tc>
+          <w:tcPr>
+            <w:tcW w:w="5664" w:type="dxa"/>
+            <w:gridSpan w:val="2"/>
+          </w:tcPr>
+          <w:p>
+            <w:pPr>
+              <w:jc w:val="center"/>
               <w:rPr>
                 <w:rFonts w:ascii="Bahnschrift" w:hAnsi="Bahnschrift"/>
                 <w:sz w:val="40"/>
                 <w:szCs w:val="40"/>
               </w:rPr>
-              <w:t xml:space="preserve"> Krisztofer Benjámin</w:t>
+            </w:pPr>
+            <w:r>
+              <w:rPr>
+                <w:rFonts w:ascii="Bahnschrift" w:hAnsi="Bahnschrift"/>
+                <w:sz w:val="40"/>
+                <w:szCs w:val="40"/>
+              </w:rPr>
+              <w:t>Autoplay funkció megvalósítása, hero képek, favicon készítés,</w:t>
+            </w:r>
+          </w:p>
+        </w:tc>
+        <w:tc>
+          <w:tcPr>
+            <w:tcW w:w="2892" w:type="dxa"/>
+          </w:tcPr>
+          <w:p>
+            <w:pPr>
+              <w:jc w:val="center"/>
+              <w:rPr>
+                <w:rFonts w:ascii="Bahnschrift" w:hAnsi="Bahnschrift"/>
+                <w:sz w:val="40"/>
+                <w:szCs w:val="40"/>
+              </w:rPr>
+            </w:pPr>
+            <w:r>
+              <w:rPr>
+                <w:rFonts w:ascii="Bahnschrift" w:hAnsi="Bahnschrift"/>
+                <w:sz w:val="40"/>
+                <w:szCs w:val="40"/>
+              </w:rPr>
+              <w:t>SQL adatbázis, keresés funkció megvalósítása,</w:t>
+            </w:r>
+          </w:p>
+        </w:tc>
+      </w:tr>
+      <w:tr>
+        <w:tc>
+          <w:tcPr>
+            <w:tcW w:w="2000" w:type="dxa"/>
+          </w:tcPr>
+          <w:p>
+            <w:pPr>
+              <w:jc w:val="center"/>
+              <w:rPr>
+                <w:rFonts w:ascii="Bahnschrift" w:hAnsi="Bahnschrift"/>
+                <w:sz w:val="40"/>
+                <w:szCs w:val="40"/>
+              </w:rPr>
+            </w:pPr>
+            <w:r>
+              <w:rPr>
+                <w:rFonts w:ascii="Bahnschrift" w:hAnsi="Bahnschrift"/>
+                <w:sz w:val="40"/>
+                <w:szCs w:val="40"/>
+              </w:rPr>
+              <w:t>Garaba Kornél</w:t>
+            </w:r>
+          </w:p>
+        </w:tc>
+        <w:tc>
+          <w:tcPr>
+            <w:tcW w:w="8556" w:type="dxa"/>
+            <w:gridSpan w:val="3"/>
+          </w:tcPr>
+          <w:p>
+            <w:pPr>
+              <w:jc w:val="center"/>
+              <w:rPr>
+                <w:rFonts w:ascii="Bahnschrift" w:hAnsi="Bahnschrift"/>
+                <w:sz w:val="40"/>
+                <w:szCs w:val="40"/>
+              </w:rPr>
+            </w:pPr>
+          </w:p>
+        </w:tc>
+      </w:tr>
+      <w:tr>
+        <w:tc>
+          <w:tcPr>
+            <w:tcW w:w="2000" w:type="dxa"/>
+          </w:tcPr>
+          <w:p>
+            <w:pPr>
+              <w:jc w:val="center"/>
+              <w:rPr>
+                <w:rFonts w:ascii="Bahnschrift" w:hAnsi="Bahnschrift"/>
+                <w:sz w:val="40"/>
+                <w:szCs w:val="40"/>
+              </w:rPr>
+            </w:pPr>
+            <w:r>
+              <w:rPr>
+                <w:rFonts w:ascii="Bahnschrift" w:hAnsi="Bahnschrift"/>
+                <w:sz w:val="40"/>
+                <w:szCs w:val="40"/>
+              </w:rPr>
+              <w:t>Nagy Álmos Botond</w:t>
             </w:r>
           </w:p>
         </w:tc>
@@ -1665,258 +1402,53 @@
                 <w:szCs w:val="40"/>
               </w:rPr>
             </w:pPr>
-            <w:proofErr w:type="spellStart"/>
             <w:r>
               <w:rPr>
                 <w:rFonts w:ascii="Bahnschrift" w:hAnsi="Bahnschrift"/>
                 <w:sz w:val="40"/>
                 <w:szCs w:val="40"/>
               </w:rPr>
-              <w:t>Autoplay</w:t>
-            </w:r>
-            <w:proofErr w:type="spellEnd"/>
-            <w:r>
+              <w:t>Dokumentáció írása, favicon készítés, layout tervezés, design készítés</w:t>
+            </w:r>
+          </w:p>
+          <w:p>
+            <w:pPr>
+              <w:jc w:val="center"/>
               <w:rPr>
                 <w:rFonts w:ascii="Bahnschrift" w:hAnsi="Bahnschrift"/>
                 <w:sz w:val="40"/>
                 <w:szCs w:val="40"/>
               </w:rPr>
-              <w:t xml:space="preserve"> funkció megvalósítása, </w:t>
-            </w:r>
-            <w:proofErr w:type="spellStart"/>
+            </w:pPr>
             <w:r>
               <w:rPr>
                 <w:rFonts w:ascii="Bahnschrift" w:hAnsi="Bahnschrift"/>
                 <w:sz w:val="40"/>
                 <w:szCs w:val="40"/>
               </w:rPr>
-              <w:t>hero</w:t>
-            </w:r>
-            <w:proofErr w:type="spellEnd"/>
-            <w:r>
+              <w:t>Dokumentáció írása</w:t>
+            </w:r>
+          </w:p>
+        </w:tc>
+        <w:tc>
+          <w:tcPr>
+            <w:tcW w:w="2892" w:type="dxa"/>
+          </w:tcPr>
+          <w:p>
+            <w:pPr>
+              <w:jc w:val="center"/>
               <w:rPr>
                 <w:rFonts w:ascii="Bahnschrift" w:hAnsi="Bahnschrift"/>
                 <w:sz w:val="40"/>
                 <w:szCs w:val="40"/>
               </w:rPr>
-              <w:t xml:space="preserve"> képek, </w:t>
-            </w:r>
-            <w:proofErr w:type="spellStart"/>
+            </w:pPr>
             <w:r>
               <w:rPr>
                 <w:rFonts w:ascii="Bahnschrift" w:hAnsi="Bahnschrift"/>
                 <w:sz w:val="40"/>
                 <w:szCs w:val="40"/>
               </w:rPr>
-              <w:t>favicon</w:t>
-            </w:r>
-            <w:proofErr w:type="spellEnd"/>
-            <w:r>
-              <w:rPr>
-                <w:rFonts w:ascii="Bahnschrift" w:hAnsi="Bahnschrift"/>
-                <w:sz w:val="40"/>
-                <w:szCs w:val="40"/>
-              </w:rPr>
-              <w:t xml:space="preserve"> készítés,</w:t>
-            </w:r>
-          </w:p>
-        </w:tc>
-        <w:tc>
-          <w:tcPr>
-            <w:tcW w:w="2892" w:type="dxa"/>
-          </w:tcPr>
-          <w:p>
-            <w:pPr>
-              <w:jc w:val="center"/>
-              <w:rPr>
-                <w:rFonts w:ascii="Bahnschrift" w:hAnsi="Bahnschrift"/>
-                <w:sz w:val="40"/>
-                <w:szCs w:val="40"/>
-              </w:rPr>
-            </w:pPr>
-            <w:r>
-              <w:rPr>
-                <w:rFonts w:ascii="Bahnschrift" w:hAnsi="Bahnschrift"/>
-                <w:sz w:val="40"/>
-                <w:szCs w:val="40"/>
-              </w:rPr>
-              <w:t>SQL adatbázis, keresés funkció megvalósítása,</w:t>
-            </w:r>
-          </w:p>
-        </w:tc>
-      </w:tr>
-      <w:tr>
-        <w:tc>
-          <w:tcPr>
-            <w:tcW w:w="2000" w:type="dxa"/>
-          </w:tcPr>
-          <w:p>
-            <w:pPr>
-              <w:jc w:val="center"/>
-              <w:rPr>
-                <w:rFonts w:ascii="Bahnschrift" w:hAnsi="Bahnschrift"/>
-                <w:sz w:val="40"/>
-                <w:szCs w:val="40"/>
-              </w:rPr>
-            </w:pPr>
-            <w:proofErr w:type="spellStart"/>
-            <w:r>
-              <w:rPr>
-                <w:rFonts w:ascii="Bahnschrift" w:hAnsi="Bahnschrift"/>
-                <w:sz w:val="40"/>
-                <w:szCs w:val="40"/>
-              </w:rPr>
-              <w:t>Garaba</w:t>
-            </w:r>
-            <w:proofErr w:type="spellEnd"/>
-            <w:r>
-              <w:rPr>
-                <w:rFonts w:ascii="Bahnschrift" w:hAnsi="Bahnschrift"/>
-                <w:sz w:val="40"/>
-                <w:szCs w:val="40"/>
-              </w:rPr>
-              <w:t xml:space="preserve"> Kornél</w:t>
-            </w:r>
-          </w:p>
-        </w:tc>
-        <w:tc>
-          <w:tcPr>
-            <w:tcW w:w="8556" w:type="dxa"/>
-            <w:gridSpan w:val="3"/>
-          </w:tcPr>
-          <w:p>
-            <w:pPr>
-              <w:jc w:val="center"/>
-              <w:rPr>
-                <w:rFonts w:ascii="Bahnschrift" w:hAnsi="Bahnschrift"/>
-                <w:sz w:val="40"/>
-                <w:szCs w:val="40"/>
-              </w:rPr>
-            </w:pPr>
-          </w:p>
-        </w:tc>
-      </w:tr>
-      <w:tr>
-        <w:tc>
-          <w:tcPr>
-            <w:tcW w:w="2000" w:type="dxa"/>
-          </w:tcPr>
-          <w:p>
-            <w:pPr>
-              <w:jc w:val="center"/>
-              <w:rPr>
-                <w:rFonts w:ascii="Bahnschrift" w:hAnsi="Bahnschrift"/>
-                <w:sz w:val="40"/>
-                <w:szCs w:val="40"/>
-              </w:rPr>
-            </w:pPr>
-            <w:r>
-              <w:rPr>
-                <w:rFonts w:ascii="Bahnschrift" w:hAnsi="Bahnschrift"/>
-                <w:sz w:val="40"/>
-                <w:szCs w:val="40"/>
-              </w:rPr>
-              <w:t>Nagy Álmos Botond</w:t>
-            </w:r>
-          </w:p>
-        </w:tc>
-        <w:tc>
-          <w:tcPr>
-            <w:tcW w:w="5664" w:type="dxa"/>
-            <w:gridSpan w:val="2"/>
-          </w:tcPr>
-          <w:p>
-            <w:pPr>
-              <w:jc w:val="center"/>
-              <w:rPr>
-                <w:rFonts w:ascii="Bahnschrift" w:hAnsi="Bahnschrift"/>
-                <w:sz w:val="40"/>
-                <w:szCs w:val="40"/>
-              </w:rPr>
-            </w:pPr>
-            <w:r>
-              <w:rPr>
-                <w:rFonts w:ascii="Bahnschrift" w:hAnsi="Bahnschrift"/>
-                <w:sz w:val="40"/>
-                <w:szCs w:val="40"/>
-              </w:rPr>
-              <w:t xml:space="preserve">Dokumentáció írása, </w:t>
-            </w:r>
-            <w:proofErr w:type="spellStart"/>
-            <w:r>
-              <w:rPr>
-                <w:rFonts w:ascii="Bahnschrift" w:hAnsi="Bahnschrift"/>
-                <w:sz w:val="40"/>
-                <w:szCs w:val="40"/>
-              </w:rPr>
-              <w:t>favicon</w:t>
-            </w:r>
-            <w:proofErr w:type="spellEnd"/>
-            <w:r>
-              <w:rPr>
-                <w:rFonts w:ascii="Bahnschrift" w:hAnsi="Bahnschrift"/>
-                <w:sz w:val="40"/>
-                <w:szCs w:val="40"/>
-              </w:rPr>
-              <w:t xml:space="preserve"> készítés, </w:t>
-            </w:r>
-            <w:proofErr w:type="spellStart"/>
-            <w:r>
-              <w:rPr>
-                <w:rFonts w:ascii="Bahnschrift" w:hAnsi="Bahnschrift"/>
-                <w:sz w:val="40"/>
-                <w:szCs w:val="40"/>
-              </w:rPr>
-              <w:t>layout</w:t>
-            </w:r>
-            <w:proofErr w:type="spellEnd"/>
-            <w:r>
-              <w:rPr>
-                <w:rFonts w:ascii="Bahnschrift" w:hAnsi="Bahnschrift"/>
-                <w:sz w:val="40"/>
-                <w:szCs w:val="40"/>
-              </w:rPr>
-              <w:t xml:space="preserve"> tervezés, design készítés</w:t>
-            </w:r>
-          </w:p>
-          <w:p>
-            <w:pPr>
-              <w:jc w:val="center"/>
-              <w:rPr>
-                <w:rFonts w:ascii="Bahnschrift" w:hAnsi="Bahnschrift"/>
-                <w:sz w:val="40"/>
-                <w:szCs w:val="40"/>
-              </w:rPr>
-            </w:pPr>
-            <w:r>
-              <w:rPr>
-                <w:rFonts w:ascii="Bahnschrift" w:hAnsi="Bahnschrift"/>
-                <w:sz w:val="40"/>
-                <w:szCs w:val="40"/>
-              </w:rPr>
-              <w:t>Dokumentáció írása</w:t>
-            </w:r>
-          </w:p>
-        </w:tc>
-        <w:tc>
-          <w:tcPr>
-            <w:tcW w:w="2892" w:type="dxa"/>
-          </w:tcPr>
-          <w:p>
-            <w:pPr>
-              <w:jc w:val="center"/>
-              <w:rPr>
-                <w:rFonts w:ascii="Bahnschrift" w:hAnsi="Bahnschrift"/>
-                <w:sz w:val="40"/>
-                <w:szCs w:val="40"/>
-              </w:rPr>
-            </w:pPr>
-            <w:r>
-              <w:rPr>
-                <w:rFonts w:ascii="Bahnschrift" w:hAnsi="Bahnschrift"/>
-                <w:sz w:val="40"/>
-                <w:szCs w:val="40"/>
-              </w:rPr>
               <w:t>Dokumentáció formázása, újraírása</w:t>
             </w:r>
           </w:p>
@@ -2043,25 +1575,7 @@
           <w:sz w:val="40"/>
           <w:szCs w:val="40"/>
         </w:rPr>
-        <w:t xml:space="preserve">Az pénteki tripla óráról </w:t>
-      </w:r>
-      <w:proofErr w:type="spellStart"/>
-      <w:r>
-        <w:rPr>
-          <w:rFonts w:ascii="Bahnschrift" w:hAnsi="Bahnschrift"/>
-          <w:sz w:val="40"/>
-          <w:szCs w:val="40"/>
-        </w:rPr>
-        <w:t>Chlebik</w:t>
-      </w:r>
-      <w:proofErr w:type="spellEnd"/>
-      <w:r>
-        <w:rPr>
-          <w:rFonts w:ascii="Bahnschrift" w:hAnsi="Bahnschrift"/>
-          <w:sz w:val="40"/>
-          <w:szCs w:val="40"/>
-        </w:rPr>
-        <w:t xml:space="preserve"> Krisztofer Benjámin hiányzott.</w:t>
+        <w:t>Az pénteki tripla óráról Chlebik Krisztofer Benjámin hiányzott.</w:t>
       </w:r>
     </w:p>
     <w:tbl>
@@ -2190,23 +1704,13 @@
                 <w:szCs w:val="36"/>
               </w:rPr>
             </w:pPr>
-            <w:proofErr w:type="spellStart"/>
-            <w:r>
-              <w:rPr>
-                <w:rFonts w:ascii="Bahnschrift" w:hAnsi="Bahnschrift"/>
-                <w:sz w:val="36"/>
-                <w:szCs w:val="36"/>
-              </w:rPr>
-              <w:t>Chlebik</w:t>
-            </w:r>
-            <w:proofErr w:type="spellEnd"/>
-            <w:r>
-              <w:rPr>
-                <w:rFonts w:ascii="Bahnschrift" w:hAnsi="Bahnschrift"/>
-                <w:sz w:val="36"/>
-                <w:szCs w:val="36"/>
-              </w:rPr>
-              <w:t xml:space="preserve"> Krisztofer Benjámin</w:t>
+            <w:r>
+              <w:rPr>
+                <w:rFonts w:ascii="Bahnschrift" w:hAnsi="Bahnschrift"/>
+                <w:sz w:val="36"/>
+                <w:szCs w:val="36"/>
+              </w:rPr>
+              <w:t>Chlebik Krisztofer Benjámin</w:t>
             </w:r>
           </w:p>
         </w:tc>
@@ -2254,23 +1758,13 @@
                 <w:szCs w:val="36"/>
               </w:rPr>
             </w:pPr>
-            <w:proofErr w:type="spellStart"/>
-            <w:r>
-              <w:rPr>
-                <w:rFonts w:ascii="Bahnschrift" w:hAnsi="Bahnschrift"/>
-                <w:sz w:val="36"/>
-                <w:szCs w:val="36"/>
-              </w:rPr>
-              <w:t>Garaba</w:t>
-            </w:r>
-            <w:proofErr w:type="spellEnd"/>
-            <w:r>
-              <w:rPr>
-                <w:rFonts w:ascii="Bahnschrift" w:hAnsi="Bahnschrift"/>
-                <w:sz w:val="36"/>
-                <w:szCs w:val="36"/>
-              </w:rPr>
-              <w:t xml:space="preserve"> Kornél</w:t>
+            <w:r>
+              <w:rPr>
+                <w:rFonts w:ascii="Bahnschrift" w:hAnsi="Bahnschrift"/>
+                <w:sz w:val="36"/>
+                <w:szCs w:val="36"/>
+              </w:rPr>
+              <w:t>Garaba Kornél</w:t>
             </w:r>
           </w:p>
         </w:tc>
@@ -2342,23 +1836,13 @@
                 <w:szCs w:val="36"/>
               </w:rPr>
             </w:pPr>
-            <w:proofErr w:type="spellStart"/>
-            <w:r>
-              <w:rPr>
-                <w:rFonts w:ascii="Bahnschrift" w:hAnsi="Bahnschrift"/>
-                <w:sz w:val="36"/>
-                <w:szCs w:val="36"/>
-              </w:rPr>
-              <w:t>Stripe</w:t>
-            </w:r>
-            <w:proofErr w:type="spellEnd"/>
-            <w:r>
-              <w:rPr>
-                <w:rFonts w:ascii="Bahnschrift" w:hAnsi="Bahnschrift"/>
-                <w:sz w:val="36"/>
-                <w:szCs w:val="36"/>
-              </w:rPr>
-              <w:t xml:space="preserve"> fizetési rendszer</w:t>
+            <w:r>
+              <w:rPr>
+                <w:rFonts w:ascii="Bahnschrift" w:hAnsi="Bahnschrift"/>
+                <w:sz w:val="36"/>
+                <w:szCs w:val="36"/>
+              </w:rPr>
+              <w:t>Stripe fizetési rendszer</w:t>
             </w:r>
           </w:p>
           <w:p>
@@ -2686,23 +2170,13 @@
                 <w:szCs w:val="36"/>
               </w:rPr>
             </w:pPr>
-            <w:proofErr w:type="spellStart"/>
-            <w:r>
-              <w:rPr>
-                <w:rFonts w:ascii="Bahnschrift" w:hAnsi="Bahnschrift"/>
-                <w:sz w:val="36"/>
-                <w:szCs w:val="36"/>
-              </w:rPr>
-              <w:t>Chlebik</w:t>
-            </w:r>
-            <w:proofErr w:type="spellEnd"/>
-            <w:r>
-              <w:rPr>
-                <w:rFonts w:ascii="Bahnschrift" w:hAnsi="Bahnschrift"/>
-                <w:sz w:val="36"/>
-                <w:szCs w:val="36"/>
-              </w:rPr>
-              <w:t xml:space="preserve"> Krisztofer Benjámin</w:t>
+            <w:r>
+              <w:rPr>
+                <w:rFonts w:ascii="Bahnschrift" w:hAnsi="Bahnschrift"/>
+                <w:sz w:val="36"/>
+                <w:szCs w:val="36"/>
+              </w:rPr>
+              <w:t>Chlebik Krisztofer Benjámin</w:t>
             </w:r>
           </w:p>
         </w:tc>
@@ -2727,43 +2201,7 @@
                 <w:sz w:val="36"/>
                 <w:szCs w:val="36"/>
               </w:rPr>
-              <w:t xml:space="preserve">Kosár rendszer elkészítése </w:t>
-            </w:r>
-            <w:proofErr w:type="spellStart"/>
-            <w:r>
-              <w:rPr>
-                <w:rFonts w:ascii="Bahnschrift" w:hAnsi="Bahnschrift"/>
-                <w:sz w:val="36"/>
-                <w:szCs w:val="36"/>
-              </w:rPr>
-              <w:t>mockup</w:t>
-            </w:r>
-            <w:proofErr w:type="spellEnd"/>
-            <w:r>
-              <w:rPr>
-                <w:rFonts w:ascii="Bahnschrift" w:hAnsi="Bahnschrift"/>
-                <w:sz w:val="36"/>
-                <w:szCs w:val="36"/>
-              </w:rPr>
-              <w:t xml:space="preserve"> design-</w:t>
-            </w:r>
-            <w:proofErr w:type="spellStart"/>
-            <w:r>
-              <w:rPr>
-                <w:rFonts w:ascii="Bahnschrift" w:hAnsi="Bahnschrift"/>
-                <w:sz w:val="36"/>
-                <w:szCs w:val="36"/>
-              </w:rPr>
-              <w:t>ról</w:t>
-            </w:r>
-            <w:proofErr w:type="spellEnd"/>
-            <w:r>
-              <w:rPr>
-                <w:rFonts w:ascii="Bahnschrift" w:hAnsi="Bahnschrift"/>
-                <w:sz w:val="36"/>
-                <w:szCs w:val="36"/>
-              </w:rPr>
-              <w:t>, kosár simítása</w:t>
+              <w:t>Kosár rendszer elkészítése mockup design-ról, kosár simítása</w:t>
             </w:r>
           </w:p>
         </w:tc>
@@ -2786,23 +2224,13 @@
                 <w:szCs w:val="36"/>
               </w:rPr>
             </w:pPr>
-            <w:proofErr w:type="spellStart"/>
-            <w:r>
-              <w:rPr>
-                <w:rFonts w:ascii="Bahnschrift" w:hAnsi="Bahnschrift"/>
-                <w:sz w:val="36"/>
-                <w:szCs w:val="36"/>
-              </w:rPr>
-              <w:t>Garaba</w:t>
-            </w:r>
-            <w:proofErr w:type="spellEnd"/>
-            <w:r>
-              <w:rPr>
-                <w:rFonts w:ascii="Bahnschrift" w:hAnsi="Bahnschrift"/>
-                <w:sz w:val="36"/>
-                <w:szCs w:val="36"/>
-              </w:rPr>
-              <w:t xml:space="preserve"> Kornél</w:t>
+            <w:r>
+              <w:rPr>
+                <w:rFonts w:ascii="Bahnschrift" w:hAnsi="Bahnschrift"/>
+                <w:sz w:val="36"/>
+                <w:szCs w:val="36"/>
+              </w:rPr>
+              <w:t>Garaba Kornél</w:t>
             </w:r>
           </w:p>
         </w:tc>
@@ -2875,33 +2303,13 @@
                 <w:szCs w:val="36"/>
               </w:rPr>
             </w:pPr>
-            <w:proofErr w:type="gramStart"/>
-            <w:r>
-              <w:rPr>
-                <w:rFonts w:ascii="Bahnschrift" w:hAnsi="Bahnschrift"/>
-                <w:sz w:val="36"/>
-                <w:szCs w:val="36"/>
-              </w:rPr>
-              <w:t>Kosár ”</w:t>
-            </w:r>
-            <w:proofErr w:type="spellStart"/>
-            <w:r>
-              <w:rPr>
-                <w:rFonts w:ascii="Bahnschrift" w:hAnsi="Bahnschrift"/>
-                <w:sz w:val="36"/>
-                <w:szCs w:val="36"/>
-              </w:rPr>
-              <w:t>mockup</w:t>
-            </w:r>
-            <w:proofErr w:type="spellEnd"/>
-            <w:proofErr w:type="gramEnd"/>
-            <w:r>
-              <w:rPr>
-                <w:rFonts w:ascii="Bahnschrift" w:hAnsi="Bahnschrift"/>
-                <w:sz w:val="36"/>
-                <w:szCs w:val="36"/>
-              </w:rPr>
-              <w:t>” design elkészítése, erre alapozódott a kosár rendszer végleges design-ja</w:t>
+            <w:r>
+              <w:rPr>
+                <w:rFonts w:ascii="Bahnschrift" w:hAnsi="Bahnschrift"/>
+                <w:sz w:val="36"/>
+                <w:szCs w:val="36"/>
+              </w:rPr>
+              <w:t>Kosár ”mockup” design elkészítése, erre alapozódott a kosár rendszer végleges design-ja</w:t>
             </w:r>
           </w:p>
         </w:tc>
@@ -3061,23 +2469,13 @@
                 <w:szCs w:val="36"/>
               </w:rPr>
             </w:pPr>
-            <w:proofErr w:type="spellStart"/>
-            <w:r>
-              <w:rPr>
-                <w:rFonts w:ascii="Bahnschrift" w:hAnsi="Bahnschrift"/>
-                <w:sz w:val="36"/>
-                <w:szCs w:val="36"/>
-              </w:rPr>
-              <w:t>Chlebik</w:t>
-            </w:r>
-            <w:proofErr w:type="spellEnd"/>
-            <w:r>
-              <w:rPr>
-                <w:rFonts w:ascii="Bahnschrift" w:hAnsi="Bahnschrift"/>
-                <w:sz w:val="36"/>
-                <w:szCs w:val="36"/>
-              </w:rPr>
-              <w:t xml:space="preserve"> Krisztofer Benjámin</w:t>
+            <w:r>
+              <w:rPr>
+                <w:rFonts w:ascii="Bahnschrift" w:hAnsi="Bahnschrift"/>
+                <w:sz w:val="36"/>
+                <w:szCs w:val="36"/>
+              </w:rPr>
+              <w:t>Chlebik Krisztofer Benjámin</w:t>
             </w:r>
           </w:p>
         </w:tc>
@@ -3096,23 +2494,13 @@
                 <w:szCs w:val="36"/>
               </w:rPr>
             </w:pPr>
-            <w:proofErr w:type="spellStart"/>
-            <w:r>
-              <w:rPr>
-                <w:rFonts w:ascii="Bahnschrift" w:hAnsi="Bahnschrift"/>
-                <w:sz w:val="36"/>
-                <w:szCs w:val="36"/>
-              </w:rPr>
-              <w:t>Authentication</w:t>
-            </w:r>
-            <w:proofErr w:type="spellEnd"/>
-            <w:r>
-              <w:rPr>
-                <w:rFonts w:ascii="Bahnschrift" w:hAnsi="Bahnschrift"/>
-                <w:sz w:val="36"/>
-                <w:szCs w:val="36"/>
-              </w:rPr>
-              <w:t xml:space="preserve"> tovább fejlesztésének jóváhagyása, és tovább fejlesztése</w:t>
+            <w:r>
+              <w:rPr>
+                <w:rFonts w:ascii="Bahnschrift" w:hAnsi="Bahnschrift"/>
+                <w:sz w:val="36"/>
+                <w:szCs w:val="36"/>
+              </w:rPr>
+              <w:t>Authentication tovább fejlesztésének jóváhagyása, és tovább fejlesztése</w:t>
             </w:r>
           </w:p>
         </w:tc>
@@ -3159,23 +2547,13 @@
                 <w:szCs w:val="36"/>
               </w:rPr>
             </w:pPr>
-            <w:proofErr w:type="spellStart"/>
-            <w:r>
-              <w:rPr>
-                <w:rFonts w:ascii="Bahnschrift" w:hAnsi="Bahnschrift"/>
-                <w:sz w:val="36"/>
-                <w:szCs w:val="36"/>
-              </w:rPr>
-              <w:t>Garaba</w:t>
-            </w:r>
-            <w:proofErr w:type="spellEnd"/>
-            <w:r>
-              <w:rPr>
-                <w:rFonts w:ascii="Bahnschrift" w:hAnsi="Bahnschrift"/>
-                <w:sz w:val="36"/>
-                <w:szCs w:val="36"/>
-              </w:rPr>
-              <w:t xml:space="preserve"> Kornél</w:t>
+            <w:r>
+              <w:rPr>
+                <w:rFonts w:ascii="Bahnschrift" w:hAnsi="Bahnschrift"/>
+                <w:sz w:val="36"/>
+                <w:szCs w:val="36"/>
+              </w:rPr>
+              <w:t>Garaba Kornél</w:t>
             </w:r>
           </w:p>
         </w:tc>
@@ -3193,23 +2571,13 @@
                 <w:szCs w:val="36"/>
               </w:rPr>
             </w:pPr>
-            <w:proofErr w:type="spellStart"/>
-            <w:r>
-              <w:rPr>
-                <w:rFonts w:ascii="Bahnschrift" w:hAnsi="Bahnschrift"/>
-                <w:sz w:val="36"/>
-                <w:szCs w:val="36"/>
-              </w:rPr>
-              <w:t>Authentication</w:t>
-            </w:r>
-            <w:proofErr w:type="spellEnd"/>
-            <w:r>
-              <w:rPr>
-                <w:rFonts w:ascii="Bahnschrift" w:hAnsi="Bahnschrift"/>
-                <w:sz w:val="36"/>
-                <w:szCs w:val="36"/>
-              </w:rPr>
-              <w:t xml:space="preserve"> tovább fejlesztése</w:t>
+            <w:r>
+              <w:rPr>
+                <w:rFonts w:ascii="Bahnschrift" w:hAnsi="Bahnschrift"/>
+                <w:sz w:val="36"/>
+                <w:szCs w:val="36"/>
+              </w:rPr>
+              <w:t>Authentication tovább fejlesztése</w:t>
             </w:r>
           </w:p>
         </w:tc>
@@ -3311,18 +2679,8 @@
                 <w:sz w:val="36"/>
                 <w:szCs w:val="36"/>
               </w:rPr>
-              <w:t xml:space="preserve">Elmaradt dokumentáció megírása, </w:t>
-            </w:r>
-            <w:proofErr w:type="spellStart"/>
-            <w:r>
-              <w:rPr>
-                <w:rFonts w:ascii="Bahnschrift" w:hAnsi="Bahnschrift"/>
-                <w:sz w:val="36"/>
-                <w:szCs w:val="36"/>
-              </w:rPr>
-              <w:t>pótolása</w:t>
-            </w:r>
-            <w:proofErr w:type="spellEnd"/>
+              <w:t>Elmaradt dokumentáció megírása, pótolása</w:t>
+            </w:r>
           </w:p>
         </w:tc>
         <w:tc>
@@ -3451,7 +2809,7 @@
           <w:sz w:val="48"/>
           <w:szCs w:val="48"/>
         </w:rPr>
-        <w:t>17</w:t>
+        <w:t>24</w:t>
       </w:r>
       <w:r>
         <w:rPr>
@@ -3464,383 +2822,6 @@
         <w:t>.</w:t>
       </w:r>
     </w:p>
-    <w:tbl>
-      <w:tblPr>
-        <w:tblStyle w:val="Rcsostblzat"/>
-        <w:tblpPr w:leftFromText="180" w:rightFromText="180" w:vertAnchor="text" w:horzAnchor="margin" w:tblpXSpec="center" w:tblpY="478"/>
-        <w:tblW w:w="10837" w:type="dxa"/>
-        <w:tblLook w:val="04A0" w:firstRow="1" w:lastRow="0" w:firstColumn="1" w:lastColumn="0" w:noHBand="0" w:noVBand="1"/>
-      </w:tblPr>
-      <w:tblGrid>
-        <w:gridCol w:w="1822"/>
-        <w:gridCol w:w="3219"/>
-        <w:gridCol w:w="3175"/>
-        <w:gridCol w:w="2621"/>
-      </w:tblGrid>
-      <w:tr>
-        <w:trPr>
-          <w:trHeight w:val="283"/>
-        </w:trPr>
-        <w:tc>
-          <w:tcPr>
-            <w:tcW w:w="1822" w:type="dxa"/>
-            <w:vAlign w:val="center"/>
-          </w:tcPr>
-          <w:p>
-            <w:pPr>
-              <w:jc w:val="center"/>
-              <w:rPr>
-                <w:rFonts w:ascii="Bahnschrift" w:hAnsi="Bahnschrift"/>
-                <w:sz w:val="36"/>
-                <w:szCs w:val="36"/>
-              </w:rPr>
-            </w:pPr>
-          </w:p>
-        </w:tc>
-        <w:tc>
-          <w:tcPr>
-            <w:tcW w:w="3219" w:type="dxa"/>
-            <w:vAlign w:val="center"/>
-          </w:tcPr>
-          <w:p>
-            <w:pPr>
-              <w:jc w:val="center"/>
-              <w:rPr>
-                <w:rFonts w:ascii="Bahnschrift" w:hAnsi="Bahnschrift"/>
-                <w:sz w:val="36"/>
-                <w:szCs w:val="36"/>
-              </w:rPr>
-            </w:pPr>
-            <w:r>
-              <w:rPr>
-                <w:rFonts w:ascii="Bahnschrift" w:hAnsi="Bahnschrift"/>
-                <w:sz w:val="36"/>
-                <w:szCs w:val="36"/>
-              </w:rPr>
-              <w:t>1. óra</w:t>
-            </w:r>
-          </w:p>
-        </w:tc>
-        <w:tc>
-          <w:tcPr>
-            <w:tcW w:w="3175" w:type="dxa"/>
-            <w:vAlign w:val="center"/>
-          </w:tcPr>
-          <w:p>
-            <w:pPr>
-              <w:jc w:val="center"/>
-              <w:rPr>
-                <w:rFonts w:ascii="Bahnschrift" w:hAnsi="Bahnschrift"/>
-                <w:sz w:val="36"/>
-                <w:szCs w:val="36"/>
-              </w:rPr>
-            </w:pPr>
-            <w:r>
-              <w:rPr>
-                <w:rFonts w:ascii="Bahnschrift" w:hAnsi="Bahnschrift"/>
-                <w:sz w:val="36"/>
-                <w:szCs w:val="36"/>
-              </w:rPr>
-              <w:t>2. óra</w:t>
-            </w:r>
-          </w:p>
-        </w:tc>
-        <w:tc>
-          <w:tcPr>
-            <w:tcW w:w="2621" w:type="dxa"/>
-            <w:vAlign w:val="center"/>
-          </w:tcPr>
-          <w:p>
-            <w:pPr>
-              <w:jc w:val="center"/>
-              <w:rPr>
-                <w:rFonts w:ascii="Bahnschrift" w:hAnsi="Bahnschrift"/>
-                <w:sz w:val="36"/>
-                <w:szCs w:val="36"/>
-              </w:rPr>
-            </w:pPr>
-            <w:r>
-              <w:rPr>
-                <w:rFonts w:ascii="Bahnschrift" w:hAnsi="Bahnschrift"/>
-                <w:sz w:val="36"/>
-                <w:szCs w:val="36"/>
-              </w:rPr>
-              <w:t>3. óra</w:t>
-            </w:r>
-          </w:p>
-        </w:tc>
-      </w:tr>
-      <w:tr>
-        <w:trPr>
-          <w:trHeight w:val="874"/>
-        </w:trPr>
-        <w:tc>
-          <w:tcPr>
-            <w:tcW w:w="1822" w:type="dxa"/>
-            <w:vAlign w:val="center"/>
-          </w:tcPr>
-          <w:p>
-            <w:pPr>
-              <w:jc w:val="center"/>
-              <w:rPr>
-                <w:rFonts w:ascii="Bahnschrift" w:hAnsi="Bahnschrift"/>
-                <w:sz w:val="36"/>
-                <w:szCs w:val="36"/>
-              </w:rPr>
-            </w:pPr>
-            <w:proofErr w:type="spellStart"/>
-            <w:r>
-              <w:rPr>
-                <w:rFonts w:ascii="Bahnschrift" w:hAnsi="Bahnschrift"/>
-                <w:sz w:val="36"/>
-                <w:szCs w:val="36"/>
-              </w:rPr>
-              <w:t>Chlebik</w:t>
-            </w:r>
-            <w:proofErr w:type="spellEnd"/>
-            <w:r>
-              <w:rPr>
-                <w:rFonts w:ascii="Bahnschrift" w:hAnsi="Bahnschrift"/>
-                <w:sz w:val="36"/>
-                <w:szCs w:val="36"/>
-              </w:rPr>
-              <w:t xml:space="preserve"> Krisztofer Benjámin</w:t>
-            </w:r>
-          </w:p>
-        </w:tc>
-        <w:tc>
-          <w:tcPr>
-            <w:tcW w:w="9015" w:type="dxa"/>
-            <w:gridSpan w:val="3"/>
-            <w:vAlign w:val="center"/>
-          </w:tcPr>
-          <w:p>
-            <w:pPr>
-              <w:jc w:val="center"/>
-              <w:rPr>
-                <w:rFonts w:ascii="Bahnschrift" w:hAnsi="Bahnschrift"/>
-                <w:sz w:val="36"/>
-                <w:szCs w:val="36"/>
-              </w:rPr>
-            </w:pPr>
-            <w:proofErr w:type="spellStart"/>
-            <w:r>
-              <w:rPr>
-                <w:rFonts w:ascii="Bahnschrift" w:hAnsi="Bahnschrift"/>
-                <w:sz w:val="36"/>
-                <w:szCs w:val="36"/>
-              </w:rPr>
-              <w:t>Stripe</w:t>
-            </w:r>
-            <w:proofErr w:type="spellEnd"/>
-            <w:r>
-              <w:rPr>
-                <w:rFonts w:ascii="Bahnschrift" w:hAnsi="Bahnschrift"/>
-                <w:sz w:val="36"/>
-                <w:szCs w:val="36"/>
-              </w:rPr>
-              <w:t xml:space="preserve"> rendszer implementációja, </w:t>
-            </w:r>
-            <w:proofErr w:type="spellStart"/>
-            <w:r>
-              <w:rPr>
-                <w:rFonts w:ascii="Bahnschrift" w:hAnsi="Bahnschrift"/>
-                <w:sz w:val="36"/>
-                <w:szCs w:val="36"/>
-              </w:rPr>
-              <w:t>a</w:t>
-            </w:r>
-            <w:r>
-              <w:rPr>
-                <w:rFonts w:ascii="Bahnschrift" w:hAnsi="Bahnschrift"/>
-                <w:sz w:val="36"/>
-                <w:szCs w:val="36"/>
-              </w:rPr>
-              <w:t>uthentication</w:t>
-            </w:r>
-            <w:proofErr w:type="spellEnd"/>
-            <w:r>
-              <w:rPr>
-                <w:rFonts w:ascii="Bahnschrift" w:hAnsi="Bahnschrift"/>
-                <w:sz w:val="36"/>
-                <w:szCs w:val="36"/>
-              </w:rPr>
-              <w:t xml:space="preserve"> tovább fejlesztés</w:t>
-            </w:r>
-            <w:r>
-              <w:rPr>
-                <w:rFonts w:ascii="Bahnschrift" w:hAnsi="Bahnschrift"/>
-                <w:sz w:val="36"/>
-                <w:szCs w:val="36"/>
-              </w:rPr>
-              <w:t>e</w:t>
-            </w:r>
-          </w:p>
-        </w:tc>
-      </w:tr>
-      <w:tr>
-        <w:trPr>
-          <w:trHeight w:val="579"/>
-        </w:trPr>
-        <w:tc>
-          <w:tcPr>
-            <w:tcW w:w="1822" w:type="dxa"/>
-            <w:vAlign w:val="center"/>
-          </w:tcPr>
-          <w:p>
-            <w:pPr>
-              <w:jc w:val="center"/>
-              <w:rPr>
-                <w:rFonts w:ascii="Bahnschrift" w:hAnsi="Bahnschrift"/>
-                <w:sz w:val="36"/>
-                <w:szCs w:val="36"/>
-              </w:rPr>
-            </w:pPr>
-            <w:proofErr w:type="spellStart"/>
-            <w:r>
-              <w:rPr>
-                <w:rFonts w:ascii="Bahnschrift" w:hAnsi="Bahnschrift"/>
-                <w:sz w:val="36"/>
-                <w:szCs w:val="36"/>
-              </w:rPr>
-              <w:t>Garaba</w:t>
-            </w:r>
-            <w:proofErr w:type="spellEnd"/>
-            <w:r>
-              <w:rPr>
-                <w:rFonts w:ascii="Bahnschrift" w:hAnsi="Bahnschrift"/>
-                <w:sz w:val="36"/>
-                <w:szCs w:val="36"/>
-              </w:rPr>
-              <w:t xml:space="preserve"> Kornél</w:t>
-            </w:r>
-          </w:p>
-        </w:tc>
-        <w:tc>
-          <w:tcPr>
-            <w:tcW w:w="9015" w:type="dxa"/>
-            <w:gridSpan w:val="3"/>
-            <w:vAlign w:val="center"/>
-          </w:tcPr>
-          <w:p>
-            <w:pPr>
-              <w:jc w:val="center"/>
-              <w:rPr>
-                <w:rFonts w:ascii="Bahnschrift" w:hAnsi="Bahnschrift"/>
-                <w:sz w:val="36"/>
-                <w:szCs w:val="36"/>
-              </w:rPr>
-            </w:pPr>
-            <w:proofErr w:type="spellStart"/>
-            <w:r>
-              <w:rPr>
-                <w:rFonts w:ascii="Bahnschrift" w:hAnsi="Bahnschrift"/>
-                <w:sz w:val="36"/>
-                <w:szCs w:val="36"/>
-              </w:rPr>
-              <w:t>Authentication</w:t>
-            </w:r>
-            <w:proofErr w:type="spellEnd"/>
-            <w:r>
-              <w:rPr>
-                <w:rFonts w:ascii="Bahnschrift" w:hAnsi="Bahnschrift"/>
-                <w:sz w:val="36"/>
-                <w:szCs w:val="36"/>
-              </w:rPr>
-              <w:t xml:space="preserve"> tovább fejlesztése</w:t>
-            </w:r>
-            <w:r>
-              <w:rPr>
-                <w:rFonts w:ascii="Bahnschrift" w:hAnsi="Bahnschrift"/>
-                <w:sz w:val="36"/>
-                <w:szCs w:val="36"/>
-              </w:rPr>
-              <w:t>, login felület elkészítése</w:t>
-            </w:r>
-          </w:p>
-        </w:tc>
-      </w:tr>
-      <w:tr>
-        <w:trPr>
-          <w:trHeight w:val="1444"/>
-        </w:trPr>
-        <w:tc>
-          <w:tcPr>
-            <w:tcW w:w="1822" w:type="dxa"/>
-            <w:vAlign w:val="center"/>
-          </w:tcPr>
-          <w:p>
-            <w:pPr>
-              <w:jc w:val="center"/>
-              <w:rPr>
-                <w:rFonts w:ascii="Bahnschrift" w:hAnsi="Bahnschrift"/>
-                <w:sz w:val="36"/>
-                <w:szCs w:val="36"/>
-              </w:rPr>
-            </w:pPr>
-            <w:r>
-              <w:rPr>
-                <w:rFonts w:ascii="Bahnschrift" w:hAnsi="Bahnschrift"/>
-                <w:sz w:val="36"/>
-                <w:szCs w:val="36"/>
-              </w:rPr>
-              <w:t>Nagy Álmos Botond</w:t>
-            </w:r>
-          </w:p>
-        </w:tc>
-        <w:tc>
-          <w:tcPr>
-            <w:tcW w:w="9015" w:type="dxa"/>
-            <w:gridSpan w:val="3"/>
-            <w:vAlign w:val="center"/>
-          </w:tcPr>
-          <w:p>
-            <w:pPr>
-              <w:jc w:val="center"/>
-              <w:rPr>
-                <w:rFonts w:ascii="Bahnschrift" w:hAnsi="Bahnschrift"/>
-                <w:sz w:val="36"/>
-                <w:szCs w:val="36"/>
-              </w:rPr>
-            </w:pPr>
-            <w:r>
-              <w:rPr>
-                <w:rFonts w:ascii="Bahnschrift" w:hAnsi="Bahnschrift"/>
-                <w:sz w:val="36"/>
-                <w:szCs w:val="36"/>
-              </w:rPr>
-              <w:t xml:space="preserve">Design </w:t>
-            </w:r>
-            <w:r>
-              <w:rPr>
-                <w:rFonts w:ascii="Bahnschrift" w:hAnsi="Bahnschrift"/>
-                <w:sz w:val="36"/>
-                <w:szCs w:val="36"/>
-              </w:rPr>
-              <w:t xml:space="preserve">készítés az </w:t>
-            </w:r>
-            <w:proofErr w:type="spellStart"/>
-            <w:r>
-              <w:rPr>
-                <w:rFonts w:ascii="Bahnschrift" w:hAnsi="Bahnschrift"/>
-                <w:sz w:val="36"/>
-                <w:szCs w:val="36"/>
-              </w:rPr>
-              <w:t>admin</w:t>
-            </w:r>
-            <w:proofErr w:type="spellEnd"/>
-            <w:r>
-              <w:rPr>
-                <w:rFonts w:ascii="Bahnschrift" w:hAnsi="Bahnschrift"/>
-                <w:sz w:val="36"/>
-                <w:szCs w:val="36"/>
-              </w:rPr>
-              <w:t xml:space="preserve"> felületre, dokumentáció írás</w:t>
-            </w:r>
-          </w:p>
-        </w:tc>
-      </w:tr>
-    </w:tbl>
     <w:p>
       <w:pPr>
         <w:spacing w:before="240"/>
@@ -3860,22 +2841,348 @@
           <w:sz w:val="40"/>
           <w:szCs w:val="40"/>
         </w:rPr>
-        <w:t>Az órán senki se hiányzott.</w:t>
-      </w:r>
-    </w:p>
-    <w:p>
-      <w:pPr>
-        <w:rPr>
-          <w:rFonts w:ascii="Bahnschrift" w:hAnsi="Bahnschrift"/>
-          <w:sz w:val="40"/>
-          <w:szCs w:val="40"/>
-        </w:rPr>
-      </w:pPr>
-    </w:p>
-    <w:p>
-      <w:pPr>
-        <w:rPr>
-          <w:rFonts w:ascii="Bahnschrift" w:hAnsi="Bahnschrift"/>
+        <w:t>Az órán a dokumentáció írás elmaradt, viszont a</w:t>
+      </w:r>
+      <w:r>
+        <w:rPr>
+          <w:rFonts w:ascii="Bahnschrift" w:hAnsi="Bahnschrift"/>
+          <w:b/>
+          <w:bCs/>
+          <w:sz w:val="40"/>
+          <w:szCs w:val="40"/>
+        </w:rPr>
+        <w:t>z órán senki se hiányzott.</w:t>
+      </w:r>
+    </w:p>
+    <w:p>
+      <w:pPr>
+        <w:spacing w:before="240"/>
+        <w:rPr>
+          <w:rFonts w:ascii="Bahnschrift" w:hAnsi="Bahnschrift"/>
+          <w:b/>
+          <w:bCs/>
+          <w:sz w:val="40"/>
+          <w:szCs w:val="40"/>
+        </w:rPr>
+      </w:pPr>
+    </w:p>
+    <w:p>
+      <w:pPr>
+        <w:rPr>
+          <w:rFonts w:ascii="Bahnschrift" w:hAnsi="Bahnschrift"/>
+          <w:b/>
+          <w:bCs/>
+          <w:sz w:val="48"/>
+          <w:szCs w:val="48"/>
+        </w:rPr>
+      </w:pPr>
+      <w:r>
+        <w:rPr>
+          <w:rFonts w:ascii="Bahnschrift" w:hAnsi="Bahnschrift"/>
+          <w:b/>
+          <w:bCs/>
+          <w:sz w:val="48"/>
+          <w:szCs w:val="48"/>
+        </w:rPr>
+        <w:t>2026. 0</w:t>
+      </w:r>
+      <w:r>
+        <w:rPr>
+          <w:rFonts w:ascii="Bahnschrift" w:hAnsi="Bahnschrift"/>
+          <w:b/>
+          <w:bCs/>
+          <w:sz w:val="48"/>
+          <w:szCs w:val="48"/>
+        </w:rPr>
+        <w:t>5</w:t>
+      </w:r>
+      <w:r>
+        <w:rPr>
+          <w:rFonts w:ascii="Bahnschrift" w:hAnsi="Bahnschrift"/>
+          <w:b/>
+          <w:bCs/>
+          <w:sz w:val="48"/>
+          <w:szCs w:val="48"/>
+        </w:rPr>
+        <w:t xml:space="preserve">. </w:t>
+      </w:r>
+      <w:r>
+        <w:rPr>
+          <w:rFonts w:ascii="Bahnschrift" w:hAnsi="Bahnschrift"/>
+          <w:b/>
+          <w:bCs/>
+          <w:sz w:val="48"/>
+          <w:szCs w:val="48"/>
+        </w:rPr>
+        <w:t>01</w:t>
+      </w:r>
+      <w:r>
+        <w:rPr>
+          <w:rFonts w:ascii="Bahnschrift" w:hAnsi="Bahnschrift"/>
+          <w:b/>
+          <w:bCs/>
+          <w:sz w:val="48"/>
+          <w:szCs w:val="48"/>
+        </w:rPr>
+        <w:t>.</w:t>
+      </w:r>
+    </w:p>
+    <w:p>
+      <w:pPr>
+        <w:spacing w:before="240"/>
+        <w:rPr>
+          <w:rFonts w:ascii="Bahnschrift" w:hAnsi="Bahnschrift"/>
+          <w:b/>
+          <w:bCs/>
+          <w:sz w:val="40"/>
+          <w:szCs w:val="40"/>
+        </w:rPr>
+      </w:pPr>
+      <w:r>
+        <w:rPr>
+          <w:rFonts w:ascii="Bahnschrift" w:hAnsi="Bahnschrift"/>
+          <w:b/>
+          <w:bCs/>
+          <w:sz w:val="40"/>
+          <w:szCs w:val="40"/>
+        </w:rPr>
+        <w:t>Az ór</w:t>
+      </w:r>
+      <w:r>
+        <w:rPr>
+          <w:rFonts w:ascii="Bahnschrift" w:hAnsi="Bahnschrift"/>
+          <w:b/>
+          <w:bCs/>
+          <w:sz w:val="40"/>
+          <w:szCs w:val="40"/>
+        </w:rPr>
+        <w:t>a elmaradt ünnepnap miatt, emiatt a tbd.shop csapata sem dolgozott</w:t>
+      </w:r>
+      <w:r>
+        <w:rPr>
+          <w:rFonts w:ascii="Bahnschrift" w:hAnsi="Bahnschrift"/>
+          <w:b/>
+          <w:bCs/>
+          <w:sz w:val="40"/>
+          <w:szCs w:val="40"/>
+        </w:rPr>
+        <w:t>.</w:t>
+      </w:r>
+    </w:p>
+    <w:p>
+      <w:pPr>
+        <w:rPr>
+          <w:rFonts w:ascii="Bahnschrift" w:hAnsi="Bahnschrift"/>
+          <w:b/>
+          <w:bCs/>
+          <w:sz w:val="40"/>
+          <w:szCs w:val="40"/>
+        </w:rPr>
+      </w:pPr>
+    </w:p>
+    <w:p>
+      <w:pPr>
+        <w:rPr>
+          <w:rFonts w:ascii="Bahnschrift" w:hAnsi="Bahnschrift"/>
+          <w:b/>
+          <w:bCs/>
+          <w:sz w:val="48"/>
+          <w:szCs w:val="48"/>
+        </w:rPr>
+      </w:pPr>
+      <w:r>
+        <w:rPr>
+          <w:rFonts w:ascii="Bahnschrift" w:hAnsi="Bahnschrift"/>
+          <w:b/>
+          <w:bCs/>
+          <w:sz w:val="48"/>
+          <w:szCs w:val="48"/>
+        </w:rPr>
+        <w:t>2026. 0</w:t>
+      </w:r>
+      <w:r>
+        <w:rPr>
+          <w:rFonts w:ascii="Bahnschrift" w:hAnsi="Bahnschrift"/>
+          <w:b/>
+          <w:bCs/>
+          <w:sz w:val="48"/>
+          <w:szCs w:val="48"/>
+        </w:rPr>
+        <w:t>5</w:t>
+      </w:r>
+      <w:r>
+        <w:rPr>
+          <w:rFonts w:ascii="Bahnschrift" w:hAnsi="Bahnschrift"/>
+          <w:b/>
+          <w:bCs/>
+          <w:sz w:val="48"/>
+          <w:szCs w:val="48"/>
+        </w:rPr>
+        <w:t xml:space="preserve">. </w:t>
+      </w:r>
+      <w:r>
+        <w:rPr>
+          <w:rFonts w:ascii="Bahnschrift" w:hAnsi="Bahnschrift"/>
+          <w:b/>
+          <w:bCs/>
+          <w:sz w:val="48"/>
+          <w:szCs w:val="48"/>
+        </w:rPr>
+        <w:t>08</w:t>
+      </w:r>
+      <w:r>
+        <w:rPr>
+          <w:rFonts w:ascii="Bahnschrift" w:hAnsi="Bahnschrift"/>
+          <w:b/>
+          <w:bCs/>
+          <w:sz w:val="48"/>
+          <w:szCs w:val="48"/>
+        </w:rPr>
+        <w:t>.</w:t>
+      </w:r>
+    </w:p>
+    <w:p>
+      <w:pPr>
+        <w:spacing w:before="240"/>
+        <w:rPr>
+          <w:rFonts w:ascii="Bahnschrift" w:hAnsi="Bahnschrift"/>
+          <w:b/>
+          <w:bCs/>
+          <w:sz w:val="40"/>
+          <w:szCs w:val="40"/>
+        </w:rPr>
+      </w:pPr>
+      <w:r>
+        <w:rPr>
+          <w:rFonts w:ascii="Bahnschrift" w:hAnsi="Bahnschrift"/>
+          <w:b/>
+          <w:bCs/>
+          <w:sz w:val="40"/>
+          <w:szCs w:val="40"/>
+        </w:rPr>
+        <w:t>Az óra elmaradt érettségi miatt, a tbd.shop csapata nem dolgozott.</w:t>
+      </w:r>
+    </w:p>
+    <w:p>
+      <w:pPr>
+        <w:rPr>
+          <w:rFonts w:ascii="Bahnschrift" w:hAnsi="Bahnschrift"/>
+          <w:b/>
+          <w:bCs/>
+          <w:sz w:val="40"/>
+          <w:szCs w:val="40"/>
+        </w:rPr>
+      </w:pPr>
+    </w:p>
+    <w:p>
+      <w:pPr>
+        <w:rPr>
+          <w:rFonts w:ascii="Bahnschrift" w:hAnsi="Bahnschrift"/>
+          <w:b/>
+          <w:bCs/>
+          <w:sz w:val="48"/>
+          <w:szCs w:val="48"/>
+        </w:rPr>
+      </w:pPr>
+      <w:r>
+        <w:rPr>
+          <w:rFonts w:ascii="Bahnschrift" w:hAnsi="Bahnschrift"/>
+          <w:b/>
+          <w:bCs/>
+          <w:sz w:val="48"/>
+          <w:szCs w:val="48"/>
+        </w:rPr>
+        <w:t xml:space="preserve">2026. 05. </w:t>
+      </w:r>
+      <w:r>
+        <w:rPr>
+          <w:rFonts w:ascii="Bahnschrift" w:hAnsi="Bahnschrift"/>
+          <w:b/>
+          <w:bCs/>
+          <w:sz w:val="48"/>
+          <w:szCs w:val="48"/>
+        </w:rPr>
+        <w:t>15</w:t>
+      </w:r>
+      <w:r>
+        <w:rPr>
+          <w:rFonts w:ascii="Bahnschrift" w:hAnsi="Bahnschrift"/>
+          <w:b/>
+          <w:bCs/>
+          <w:sz w:val="48"/>
+          <w:szCs w:val="48"/>
+        </w:rPr>
+        <w:t>.</w:t>
+      </w:r>
+    </w:p>
+    <w:p>
+      <w:pPr>
+        <w:spacing w:before="240"/>
+        <w:rPr>
+          <w:rFonts w:ascii="Bahnschrift" w:hAnsi="Bahnschrift"/>
+          <w:b/>
+          <w:bCs/>
+          <w:sz w:val="40"/>
+          <w:szCs w:val="40"/>
+        </w:rPr>
+      </w:pPr>
+      <w:r>
+        <w:rPr>
+          <w:rFonts w:ascii="Bahnschrift" w:hAnsi="Bahnschrift"/>
+          <w:b/>
+          <w:bCs/>
+          <w:sz w:val="40"/>
+          <w:szCs w:val="40"/>
+        </w:rPr>
+        <w:t>Az ór</w:t>
+      </w:r>
+      <w:r>
+        <w:rPr>
+          <w:rFonts w:ascii="Bahnschrift" w:hAnsi="Bahnschrift"/>
+          <w:b/>
+          <w:bCs/>
+          <w:sz w:val="40"/>
+          <w:szCs w:val="40"/>
+        </w:rPr>
+        <w:t>a elmaradt az óratartó tanár hiánya miatt, Nagy Álmos Botond elmaradt, és jelenlegi dokumentációt írt</w:t>
+      </w:r>
+      <w:r>
+        <w:rPr>
+          <w:rFonts w:ascii="Bahnschrift" w:hAnsi="Bahnschrift"/>
+          <w:b/>
+          <w:bCs/>
+          <w:sz w:val="40"/>
+          <w:szCs w:val="40"/>
+        </w:rPr>
+        <w:t xml:space="preserve"> munkaidőn kívül</w:t>
+      </w:r>
+      <w:r>
+        <w:rPr>
+          <w:rFonts w:ascii="Bahnschrift" w:hAnsi="Bahnschrift"/>
+          <w:b/>
+          <w:bCs/>
+          <w:sz w:val="40"/>
+          <w:szCs w:val="40"/>
+        </w:rPr>
+        <w:t>, míg a csapat hátralevő része pihent</w:t>
+      </w:r>
+      <w:r>
+        <w:rPr>
+          <w:rFonts w:ascii="Bahnschrift" w:hAnsi="Bahnschrift"/>
+          <w:b/>
+          <w:bCs/>
+          <w:sz w:val="40"/>
+          <w:szCs w:val="40"/>
+        </w:rPr>
+        <w:t>.</w:t>
+      </w:r>
+    </w:p>
+    <w:p>
+      <w:pPr>
+        <w:rPr>
+          <w:rFonts w:ascii="Bahnschrift" w:hAnsi="Bahnschrift"/>
+          <w:b/>
+          <w:bCs/>
           <w:sz w:val="40"/>
           <w:szCs w:val="40"/>
         </w:rPr>
